--- a/活动图.docx
+++ b/活动图.docx
@@ -1,36 +1,46 @@
 
 <file path=word/document.xml><?xml version="1.0" encoding="utf-8"?>
-<w:document xmlns:wpc="http://schemas.microsoft.com/office/word/2010/wordprocessingCanvas" xmlns:mc="http://schemas.openxmlformats.org/markup-compatibility/2006" xmlns:o="urn:schemas-microsoft-com:office:office" xmlns:r="http://schemas.openxmlformats.org/officeDocument/2006/relationships" xmlns:m="http://schemas.openxmlformats.org/officeDocument/2006/math" xmlns:v="urn:schemas-microsoft-com:vml" xmlns:wp14="http://schemas.microsoft.com/office/word/2010/wordprocessingDrawing" xmlns:wp="http://schemas.openxmlformats.org/drawingml/2006/wordprocessingDrawing" xmlns:a="http://schemas.openxmlformats.org/drawingml/2006/main" xmlns:pic="http://schemas.openxmlformats.org/drawingml/2006/picture" xmlns:w10="urn:schemas-microsoft-com:office:word" xmlns:w="http://schemas.openxmlformats.org/wordprocessingml/2006/main" xmlns:w14="http://schemas.microsoft.com/office/word/2010/wordml" xmlns:wpg="http://schemas.microsoft.com/office/word/2010/wordprocessingGroup" xmlns:wpi="http://schemas.microsoft.com/office/word/2010/wordprocessingInk" xmlns:wne="http://schemas.microsoft.com/office/word/2006/wordml" xmlns:wps="http://schemas.microsoft.com/office/word/2010/wordprocessingShape" mc:Ignorable="w14 wp14">
+<w:document xmlns:wpc="http://schemas.microsoft.com/office/word/2010/wordprocessingCanvas" xmlns:cx="http://schemas.microsoft.com/office/drawing/2014/chartex" xmlns:cx1="http://schemas.microsoft.com/office/drawing/2015/9/8/chartex" xmlns:cx2="http://schemas.microsoft.com/office/drawing/2015/10/21/chartex" xmlns:cx3="http://schemas.microsoft.com/office/drawing/2016/5/9/chartex" xmlns:cx4="http://schemas.microsoft.com/office/drawing/2016/5/10/chartex" xmlns:cx5="http://schemas.microsoft.com/office/drawing/2016/5/11/chartex" xmlns:cx6="http://schemas.microsoft.com/office/drawing/2016/5/12/chartex" xmlns:cx7="http://schemas.microsoft.com/office/drawing/2016/5/13/chartex" xmlns:cx8="http://schemas.microsoft.com/office/drawing/2016/5/14/chartex" xmlns:mc="http://schemas.openxmlformats.org/markup-compatibility/2006" xmlns:aink="http://schemas.microsoft.com/office/drawing/2016/ink" xmlns:am3d="http://schemas.microsoft.com/office/drawing/2017/model3d" xmlns:o="urn:schemas-microsoft-com:office:office" xmlns:oel="http://schemas.microsoft.com/office/2019/extlst" xmlns:r="http://schemas.openxmlformats.org/officeDocument/2006/relationships" xmlns:m="http://schemas.openxmlformats.org/officeDocument/2006/math" xmlns:v="urn:schemas-microsoft-com:vml" xmlns:wp14="http://schemas.microsoft.com/office/word/2010/wordprocessingDrawing" xmlns:wp="http://schemas.openxmlformats.org/drawingml/2006/wordprocessingDrawing" xmlns:w10="urn:schemas-microsoft-com:office:word" xmlns:w="http://schemas.openxmlformats.org/wordprocessingml/2006/main" xmlns:w14="http://schemas.microsoft.com/office/word/2010/wordml" xmlns:w15="http://schemas.microsoft.com/office/word/2012/wordml" xmlns:w16cex="http://schemas.microsoft.com/office/word/2018/wordml/cex" xmlns:w16cid="http://schemas.microsoft.com/office/word/2016/wordml/cid" xmlns:w16="http://schemas.microsoft.com/office/word/2018/wordml" xmlns:w16du="http://schemas.microsoft.com/office/word/2023/wordml/word16du" xmlns:w16sdtdh="http://schemas.microsoft.com/office/word/2020/wordml/sdtdatahash" xmlns:w16sdtfl="http://schemas.microsoft.com/office/word/2024/wordml/sdtformatlock" xmlns:w16se="http://schemas.microsoft.com/office/word/2015/wordml/symex" xmlns:wpg="http://schemas.microsoft.com/office/word/2010/wordprocessingGroup" xmlns:wpi="http://schemas.microsoft.com/office/word/2010/wordprocessingInk" xmlns:wne="http://schemas.microsoft.com/office/word/2006/wordml" xmlns:wps="http://schemas.microsoft.com/office/word/2010/wordprocessingShape" mc:Ignorable="w14 w15 w16se w16cid w16 w16cex w16sdtdh w16sdtfl w16du wp14">
   <w:body>
     <w:p>
       <w:pPr>
-        <w:pStyle w:val="Title"/>
-        <w:jc w:val="center"/>
-        <w:spacing w:after="120" w:line="320" w:lineRule="auto"/>
+        <w:pStyle w:val="a3"/>
+        <w:spacing w:after="120"/>
+        <w:rPr>
+          <w:rFonts w:hint="eastAsia"/>
+        </w:rPr>
       </w:pPr>
       <w:r>
-        <w:rPr/>
-        <w:t xml:space="preserve">实验五 活动图、项目跟踪工具与人力资源组织结构</w:t>
+        <w:t>实验五 活动图、项目跟踪工具与人力资源组织结构</w:t>
       </w:r>
     </w:p>
     <w:p>
       <w:pPr>
         <w:jc w:val="center"/>
-        <w:spacing w:after="120" w:line="320" w:lineRule="auto"/>
+        <w:rPr>
+          <w:rFonts w:hint="eastAsia"/>
+        </w:rPr>
       </w:pPr>
       <w:r>
-        <w:rPr/>
-        <w:t xml:space="preserve">项目对象：rabbit-1 电商系统</w:t>
+        <w:t>项目对象：</w:t>
+      </w:r>
+      <w:r>
+        <w:t>rabbit</w:t>
+      </w:r>
+      <w:r>
+        <w:t xml:space="preserve"> 电商系统</w:t>
       </w:r>
     </w:p>
     <w:p>
       <w:pPr>
-        <w:pStyle w:val="Heading1"/>
-        <w:spacing w:after="120" w:line="320" w:lineRule="auto"/>
+        <w:pStyle w:val="1"/>
+        <w:spacing w:after="120"/>
+        <w:rPr>
+          <w:rFonts w:hint="eastAsia"/>
+        </w:rPr>
       </w:pPr>
       <w:r>
-        <w:rPr/>
-        <w:t xml:space="preserve">一、实验目的</w:t>
+        <w:t>一、实验目的</w:t>
       </w:r>
     </w:p>
     <w:p>
@@ -39,7 +49,10 @@
           <w:ilvl w:val="0"/>
           <w:numId w:val="2"/>
         </w:numPr>
-        <w:spacing w:after="80" w:line="320" w:lineRule="auto"/>
+        <w:spacing w:after="80"/>
+        <w:rPr>
+          <w:rFonts w:hint="eastAsia"/>
+        </w:rPr>
       </w:pPr>
       <w:r>
         <w:t>深入理解项目活动图，掌握最早开始时间、最晚开始时间、时差和关键路径的计算方法。</w:t>
@@ -51,7 +64,10 @@
           <w:ilvl w:val="0"/>
           <w:numId w:val="2"/>
         </w:numPr>
-        <w:spacing w:after="80" w:line="320" w:lineRule="auto"/>
+        <w:spacing w:after="80"/>
+        <w:rPr>
+          <w:rFonts w:hint="eastAsia"/>
+        </w:rPr>
       </w:pPr>
       <w:r>
         <w:t>练习项目过程跟踪工具的使用，能够用甘特图或跟踪表记录项目进度、里程碑和工作量。</w:t>
@@ -63,7 +79,10 @@
           <w:ilvl w:val="0"/>
           <w:numId w:val="2"/>
         </w:numPr>
-        <w:spacing w:after="80" w:line="320" w:lineRule="auto"/>
+        <w:spacing w:after="80"/>
+        <w:rPr>
+          <w:rFonts w:hint="eastAsia"/>
+        </w:rPr>
       </w:pPr>
       <w:r>
         <w:t>讨论软件开发团队的人力资源管理与组织结构，比较国内外软件团队工作方式，并形成适合本项目的管理方案。</w:t>
@@ -71,56 +90,75 @@
     </w:p>
     <w:p>
       <w:pPr>
-        <w:pStyle w:val="Heading1"/>
-        <w:spacing w:after="120" w:line="320" w:lineRule="auto"/>
+        <w:pStyle w:val="1"/>
+        <w:spacing w:after="120"/>
+        <w:rPr>
+          <w:rFonts w:hint="eastAsia"/>
+        </w:rPr>
       </w:pPr>
       <w:r>
-        <w:rPr/>
-        <w:t xml:space="preserve">二、项目背景</w:t>
+        <w:t>二、项目背景</w:t>
       </w:r>
     </w:p>
     <w:p>
       <w:pPr>
         <w:ind w:firstLine="420"/>
-        <w:spacing w:after="120" w:line="320" w:lineRule="auto"/>
+        <w:rPr>
+          <w:rFonts w:hint="eastAsia"/>
+        </w:rPr>
       </w:pPr>
       <w:r>
-        <w:rPr/>
-        <w:t xml:space="preserve">本次实验继续以 rabbit-1 电商系统作为分析对象。该项目包含 Vue 3 + Vite 前端、Pinia 状态管理、Element Plus 界面组件、C++/httplib 后端服务和 MySQL 数据库。功能范围包括用户注册登录、商品浏览搜索、购物车、订单、卖家商品管理、管理员审核和留言等。</w:t>
+        <w:t xml:space="preserve">本次实验继续以 </w:t>
+      </w:r>
+      <w:r>
+        <w:t>rabbit</w:t>
+      </w:r>
+      <w:r>
+        <w:t xml:space="preserve"> 电商系统作为分析对象。该项目包含 Vue 3 + Vite 前端、Pinia 状态管理、Element Plus 界面组件、C++/httplib 后端服务和 MySQL 数据库。功能范围包括用户注册登录、商品浏览搜索、购物车、订单、卖家商品管理、管理员审核和留言等。</w:t>
       </w:r>
     </w:p>
     <w:p>
       <w:pPr>
         <w:ind w:firstLine="420"/>
-        <w:spacing w:after="120" w:line="320" w:lineRule="auto"/>
+        <w:rPr>
+          <w:rFonts w:hint="eastAsia"/>
+        </w:rPr>
       </w:pPr>
       <w:r>
-        <w:rPr/>
-        <w:t xml:space="preserve">实验四已经完成了项目活动分解与关键路径估算，本次实验在此基础上进一步细化时间参数、项目跟踪方式和团队组织结构，使项目管理从“能估算”推进到“能跟踪、能调整、能协作”。</w:t>
+        <w:t>实验四已经完成了项目活动分解与关键路径估算，本次实验在此基础上进一步细化时间参数、项目跟踪方式和团队组织结构，使项目管理从“能估算”推进到“能跟踪、能调整、能协作”。</w:t>
       </w:r>
     </w:p>
     <w:p>
       <w:pPr>
-        <w:pStyle w:val="Heading1"/>
-        <w:spacing w:after="120" w:line="320" w:lineRule="auto"/>
+        <w:pStyle w:val="1"/>
+        <w:spacing w:after="120"/>
+        <w:rPr>
+          <w:rFonts w:hint="eastAsia"/>
+        </w:rPr>
       </w:pPr>
       <w:r>
-        <w:rPr/>
-        <w:t xml:space="preserve">三、活动图时间参数分析</w:t>
+        <w:lastRenderedPageBreak/>
+        <w:t>三、活动图时间参数分析</w:t>
       </w:r>
     </w:p>
     <w:p>
       <w:pPr>
         <w:jc w:val="center"/>
+        <w:rPr>
+          <w:rFonts w:hint="eastAsia"/>
+        </w:rPr>
       </w:pPr>
       <w:r>
+        <w:rPr>
+          <w:noProof/>
+        </w:rPr>
         <w:drawing>
-          <wp:inline distT="0" distB="0" distL="0" distR="0">
+          <wp:inline distT="0" distB="0" distL="0" distR="0" wp14:anchorId="588D9748" wp14:editId="4AF18C1B">
             <wp:extent cx="5900000" cy="3330000"/>
             <wp:effectExtent l="0" t="0" r="0" b="0"/>
             <wp:docPr id="1" name="activity.png"/>
             <wp:cNvGraphicFramePr>
-              <a:graphicFrameLocks noChangeAspect="1"/>
+              <a:graphicFrameLocks xmlns:a="http://schemas.openxmlformats.org/drawingml/2006/main" noChangeAspect="1"/>
             </wp:cNvGraphicFramePr>
             <a:graphic xmlns:a="http://schemas.openxmlformats.org/drawingml/2006/main">
               <a:graphicData uri="http://schemas.openxmlformats.org/drawingml/2006/picture">
@@ -130,7 +168,7 @@
                     <pic:cNvPicPr/>
                   </pic:nvPicPr>
                   <pic:blipFill>
-                    <a:blip r:embed="rIdImage1"/>
+                    <a:blip r:embed="rId7"/>
                     <a:stretch>
                       <a:fillRect/>
                     </a:stretch>
@@ -154,33 +192,36 @@
     <w:p>
       <w:pPr>
         <w:jc w:val="center"/>
-        <w:spacing w:after="120" w:line="320" w:lineRule="auto"/>
+        <w:rPr>
+          <w:rFonts w:hint="eastAsia"/>
+        </w:rPr>
       </w:pPr>
       <w:r>
-        <w:rPr/>
-        <w:t xml:space="preserve">图1 实验五活动图</w:t>
+        <w:t>图1 实验五活动图</w:t>
       </w:r>
     </w:p>
     <w:p>
       <w:pPr>
         <w:ind w:firstLine="420"/>
-        <w:spacing w:after="120" w:line="320" w:lineRule="auto"/>
+        <w:rPr>
+          <w:rFonts w:hint="eastAsia"/>
+        </w:rPr>
       </w:pPr>
       <w:r>
-        <w:rPr/>
-        <w:t xml:space="preserve">计算方法为：先从开始结点A正向推算各结点最早发生时间TE，再从结束结点P逆向推算各结点最晚发生时间TL。对每条活动(i,j)，最早开始时间ES等于TE(i)，最晚开始时间LS等于TL(j)-持续时间，时差等于LS-ES。时差为0的活动构成关键路径。</w:t>
+        <w:t>计算方法为：先从开始结点A正向推算各结点最早发生时间TE，再从结束结点P逆向推算各结点最晚发生时间TL。对每条活动(i,j)，最早开始时间ES等于TE(i)，最晚开始时间LS等于TL(j)-持续时间，时差等于LS-ES。时差为0的活动构成关键路径。</w:t>
       </w:r>
     </w:p>
     <w:tbl>
       <w:tblPr>
         <w:tblW w:w="9360" w:type="dxa"/>
+        <w:tblInd w:w="110" w:type="dxa"/>
         <w:tblBorders>
-          <w:top w:val="single" w:sz="4" w:color="AEB7C2"/>
-          <w:left w:val="single" w:sz="4" w:color="AEB7C2"/>
-          <w:bottom w:val="single" w:sz="4" w:color="AEB7C2"/>
-          <w:right w:val="single" w:sz="4" w:color="AEB7C2"/>
-          <w:insideH w:val="single" w:sz="4" w:color="AEB7C2"/>
-          <w:insideV w:val="single" w:sz="4" w:color="AEB7C2"/>
+          <w:top w:val="single" w:sz="4" w:space="0" w:color="AEB7C2"/>
+          <w:left w:val="single" w:sz="4" w:space="0" w:color="AEB7C2"/>
+          <w:bottom w:val="single" w:sz="4" w:space="0" w:color="AEB7C2"/>
+          <w:right w:val="single" w:sz="4" w:space="0" w:color="AEB7C2"/>
+          <w:insideH w:val="single" w:sz="4" w:space="0" w:color="AEB7C2"/>
+          <w:insideV w:val="single" w:sz="4" w:space="0" w:color="AEB7C2"/>
         </w:tblBorders>
         <w:tblCellMar>
           <w:top w:w="90" w:type="dxa"/>
@@ -188,15 +229,16 @@
           <w:bottom w:w="90" w:type="dxa"/>
           <w:right w:w="110" w:type="dxa"/>
         </w:tblCellMar>
+        <w:tblLook w:val="04A0" w:firstRow="1" w:lastRow="0" w:firstColumn="1" w:lastColumn="0" w:noHBand="0" w:noVBand="1"/>
       </w:tblPr>
       <w:tblGrid>
-        <w:gridCol w:w="700"/>
-        <w:gridCol w:w="510"/>
-        <w:gridCol w:w="510"/>
-        <w:gridCol w:w="510"/>
-        <w:gridCol w:w="510"/>
-        <w:gridCol w:w="510"/>
-        <w:gridCol w:w="510"/>
+        <w:gridCol w:w="697"/>
+        <w:gridCol w:w="508"/>
+        <w:gridCol w:w="509"/>
+        <w:gridCol w:w="509"/>
+        <w:gridCol w:w="509"/>
+        <w:gridCol w:w="509"/>
+        <w:gridCol w:w="509"/>
         <w:gridCol w:w="510"/>
         <w:gridCol w:w="510"/>
         <w:gridCol w:w="510"/>
@@ -213,12 +255,15 @@
         <w:tc>
           <w:tcPr>
             <w:tcW w:w="700" w:type="dxa"/>
-            <w:shd w:fill="F2F4F7"/>
-          </w:tcPr>
-          <w:p>
-            <w:pPr>
-              <w:jc w:val="center"/>
-              <w:spacing w:after="30" w:line="280" w:lineRule="auto"/>
+            <w:shd w:val="clear" w:color="auto" w:fill="F2F4F7"/>
+          </w:tcPr>
+          <w:p>
+            <w:pPr>
+              <w:spacing w:after="30" w:line="280" w:lineRule="auto"/>
+              <w:jc w:val="center"/>
+              <w:rPr>
+                <w:rFonts w:hint="eastAsia"/>
+              </w:rPr>
             </w:pPr>
             <w:r>
               <w:rPr>
@@ -234,12 +279,15 @@
         <w:tc>
           <w:tcPr>
             <w:tcW w:w="510" w:type="dxa"/>
-            <w:shd w:fill="F2F4F7"/>
-          </w:tcPr>
-          <w:p>
-            <w:pPr>
-              <w:jc w:val="center"/>
-              <w:spacing w:after="30" w:line="280" w:lineRule="auto"/>
+            <w:shd w:val="clear" w:color="auto" w:fill="F2F4F7"/>
+          </w:tcPr>
+          <w:p>
+            <w:pPr>
+              <w:spacing w:after="30" w:line="280" w:lineRule="auto"/>
+              <w:jc w:val="center"/>
+              <w:rPr>
+                <w:rFonts w:hint="eastAsia"/>
+              </w:rPr>
             </w:pPr>
             <w:r>
               <w:rPr>
@@ -255,12 +303,15 @@
         <w:tc>
           <w:tcPr>
             <w:tcW w:w="510" w:type="dxa"/>
-            <w:shd w:fill="F2F4F7"/>
-          </w:tcPr>
-          <w:p>
-            <w:pPr>
-              <w:jc w:val="center"/>
-              <w:spacing w:after="30" w:line="280" w:lineRule="auto"/>
+            <w:shd w:val="clear" w:color="auto" w:fill="F2F4F7"/>
+          </w:tcPr>
+          <w:p>
+            <w:pPr>
+              <w:spacing w:after="30" w:line="280" w:lineRule="auto"/>
+              <w:jc w:val="center"/>
+              <w:rPr>
+                <w:rFonts w:hint="eastAsia"/>
+              </w:rPr>
             </w:pPr>
             <w:r>
               <w:rPr>
@@ -276,12 +327,15 @@
         <w:tc>
           <w:tcPr>
             <w:tcW w:w="510" w:type="dxa"/>
-            <w:shd w:fill="F2F4F7"/>
-          </w:tcPr>
-          <w:p>
-            <w:pPr>
-              <w:jc w:val="center"/>
-              <w:spacing w:after="30" w:line="280" w:lineRule="auto"/>
+            <w:shd w:val="clear" w:color="auto" w:fill="F2F4F7"/>
+          </w:tcPr>
+          <w:p>
+            <w:pPr>
+              <w:spacing w:after="30" w:line="280" w:lineRule="auto"/>
+              <w:jc w:val="center"/>
+              <w:rPr>
+                <w:rFonts w:hint="eastAsia"/>
+              </w:rPr>
             </w:pPr>
             <w:r>
               <w:rPr>
@@ -297,12 +351,15 @@
         <w:tc>
           <w:tcPr>
             <w:tcW w:w="510" w:type="dxa"/>
-            <w:shd w:fill="F2F4F7"/>
-          </w:tcPr>
-          <w:p>
-            <w:pPr>
-              <w:jc w:val="center"/>
-              <w:spacing w:after="30" w:line="280" w:lineRule="auto"/>
+            <w:shd w:val="clear" w:color="auto" w:fill="F2F4F7"/>
+          </w:tcPr>
+          <w:p>
+            <w:pPr>
+              <w:spacing w:after="30" w:line="280" w:lineRule="auto"/>
+              <w:jc w:val="center"/>
+              <w:rPr>
+                <w:rFonts w:hint="eastAsia"/>
+              </w:rPr>
             </w:pPr>
             <w:r>
               <w:rPr>
@@ -318,12 +375,15 @@
         <w:tc>
           <w:tcPr>
             <w:tcW w:w="510" w:type="dxa"/>
-            <w:shd w:fill="F2F4F7"/>
-          </w:tcPr>
-          <w:p>
-            <w:pPr>
-              <w:jc w:val="center"/>
-              <w:spacing w:after="30" w:line="280" w:lineRule="auto"/>
+            <w:shd w:val="clear" w:color="auto" w:fill="F2F4F7"/>
+          </w:tcPr>
+          <w:p>
+            <w:pPr>
+              <w:spacing w:after="30" w:line="280" w:lineRule="auto"/>
+              <w:jc w:val="center"/>
+              <w:rPr>
+                <w:rFonts w:hint="eastAsia"/>
+              </w:rPr>
             </w:pPr>
             <w:r>
               <w:rPr>
@@ -339,12 +399,15 @@
         <w:tc>
           <w:tcPr>
             <w:tcW w:w="510" w:type="dxa"/>
-            <w:shd w:fill="F2F4F7"/>
-          </w:tcPr>
-          <w:p>
-            <w:pPr>
-              <w:jc w:val="center"/>
-              <w:spacing w:after="30" w:line="280" w:lineRule="auto"/>
+            <w:shd w:val="clear" w:color="auto" w:fill="F2F4F7"/>
+          </w:tcPr>
+          <w:p>
+            <w:pPr>
+              <w:spacing w:after="30" w:line="280" w:lineRule="auto"/>
+              <w:jc w:val="center"/>
+              <w:rPr>
+                <w:rFonts w:hint="eastAsia"/>
+              </w:rPr>
             </w:pPr>
             <w:r>
               <w:rPr>
@@ -360,12 +423,15 @@
         <w:tc>
           <w:tcPr>
             <w:tcW w:w="510" w:type="dxa"/>
-            <w:shd w:fill="F2F4F7"/>
-          </w:tcPr>
-          <w:p>
-            <w:pPr>
-              <w:jc w:val="center"/>
-              <w:spacing w:after="30" w:line="280" w:lineRule="auto"/>
+            <w:shd w:val="clear" w:color="auto" w:fill="F2F4F7"/>
+          </w:tcPr>
+          <w:p>
+            <w:pPr>
+              <w:spacing w:after="30" w:line="280" w:lineRule="auto"/>
+              <w:jc w:val="center"/>
+              <w:rPr>
+                <w:rFonts w:hint="eastAsia"/>
+              </w:rPr>
             </w:pPr>
             <w:r>
               <w:rPr>
@@ -381,12 +447,15 @@
         <w:tc>
           <w:tcPr>
             <w:tcW w:w="510" w:type="dxa"/>
-            <w:shd w:fill="F2F4F7"/>
-          </w:tcPr>
-          <w:p>
-            <w:pPr>
-              <w:jc w:val="center"/>
-              <w:spacing w:after="30" w:line="280" w:lineRule="auto"/>
+            <w:shd w:val="clear" w:color="auto" w:fill="F2F4F7"/>
+          </w:tcPr>
+          <w:p>
+            <w:pPr>
+              <w:spacing w:after="30" w:line="280" w:lineRule="auto"/>
+              <w:jc w:val="center"/>
+              <w:rPr>
+                <w:rFonts w:hint="eastAsia"/>
+              </w:rPr>
             </w:pPr>
             <w:r>
               <w:rPr>
@@ -402,12 +471,15 @@
         <w:tc>
           <w:tcPr>
             <w:tcW w:w="510" w:type="dxa"/>
-            <w:shd w:fill="F2F4F7"/>
-          </w:tcPr>
-          <w:p>
-            <w:pPr>
-              <w:jc w:val="center"/>
-              <w:spacing w:after="30" w:line="280" w:lineRule="auto"/>
+            <w:shd w:val="clear" w:color="auto" w:fill="F2F4F7"/>
+          </w:tcPr>
+          <w:p>
+            <w:pPr>
+              <w:spacing w:after="30" w:line="280" w:lineRule="auto"/>
+              <w:jc w:val="center"/>
+              <w:rPr>
+                <w:rFonts w:hint="eastAsia"/>
+              </w:rPr>
             </w:pPr>
             <w:r>
               <w:rPr>
@@ -423,12 +495,15 @@
         <w:tc>
           <w:tcPr>
             <w:tcW w:w="510" w:type="dxa"/>
-            <w:shd w:fill="F2F4F7"/>
-          </w:tcPr>
-          <w:p>
-            <w:pPr>
-              <w:jc w:val="center"/>
-              <w:spacing w:after="30" w:line="280" w:lineRule="auto"/>
+            <w:shd w:val="clear" w:color="auto" w:fill="F2F4F7"/>
+          </w:tcPr>
+          <w:p>
+            <w:pPr>
+              <w:spacing w:after="30" w:line="280" w:lineRule="auto"/>
+              <w:jc w:val="center"/>
+              <w:rPr>
+                <w:rFonts w:hint="eastAsia"/>
+              </w:rPr>
             </w:pPr>
             <w:r>
               <w:rPr>
@@ -444,12 +519,15 @@
         <w:tc>
           <w:tcPr>
             <w:tcW w:w="510" w:type="dxa"/>
-            <w:shd w:fill="F2F4F7"/>
-          </w:tcPr>
-          <w:p>
-            <w:pPr>
-              <w:jc w:val="center"/>
-              <w:spacing w:after="30" w:line="280" w:lineRule="auto"/>
+            <w:shd w:val="clear" w:color="auto" w:fill="F2F4F7"/>
+          </w:tcPr>
+          <w:p>
+            <w:pPr>
+              <w:spacing w:after="30" w:line="280" w:lineRule="auto"/>
+              <w:jc w:val="center"/>
+              <w:rPr>
+                <w:rFonts w:hint="eastAsia"/>
+              </w:rPr>
             </w:pPr>
             <w:r>
               <w:rPr>
@@ -465,12 +543,15 @@
         <w:tc>
           <w:tcPr>
             <w:tcW w:w="510" w:type="dxa"/>
-            <w:shd w:fill="F2F4F7"/>
-          </w:tcPr>
-          <w:p>
-            <w:pPr>
-              <w:jc w:val="center"/>
-              <w:spacing w:after="30" w:line="280" w:lineRule="auto"/>
+            <w:shd w:val="clear" w:color="auto" w:fill="F2F4F7"/>
+          </w:tcPr>
+          <w:p>
+            <w:pPr>
+              <w:spacing w:after="30" w:line="280" w:lineRule="auto"/>
+              <w:jc w:val="center"/>
+              <w:rPr>
+                <w:rFonts w:hint="eastAsia"/>
+              </w:rPr>
             </w:pPr>
             <w:r>
               <w:rPr>
@@ -486,12 +567,15 @@
         <w:tc>
           <w:tcPr>
             <w:tcW w:w="510" w:type="dxa"/>
-            <w:shd w:fill="F2F4F7"/>
-          </w:tcPr>
-          <w:p>
-            <w:pPr>
-              <w:jc w:val="center"/>
-              <w:spacing w:after="30" w:line="280" w:lineRule="auto"/>
+            <w:shd w:val="clear" w:color="auto" w:fill="F2F4F7"/>
+          </w:tcPr>
+          <w:p>
+            <w:pPr>
+              <w:spacing w:after="30" w:line="280" w:lineRule="auto"/>
+              <w:jc w:val="center"/>
+              <w:rPr>
+                <w:rFonts w:hint="eastAsia"/>
+              </w:rPr>
             </w:pPr>
             <w:r>
               <w:rPr>
@@ -507,12 +591,15 @@
         <w:tc>
           <w:tcPr>
             <w:tcW w:w="510" w:type="dxa"/>
-            <w:shd w:fill="F2F4F7"/>
-          </w:tcPr>
-          <w:p>
-            <w:pPr>
-              <w:jc w:val="center"/>
-              <w:spacing w:after="30" w:line="280" w:lineRule="auto"/>
+            <w:shd w:val="clear" w:color="auto" w:fill="F2F4F7"/>
+          </w:tcPr>
+          <w:p>
+            <w:pPr>
+              <w:spacing w:after="30" w:line="280" w:lineRule="auto"/>
+              <w:jc w:val="center"/>
+              <w:rPr>
+                <w:rFonts w:hint="eastAsia"/>
+              </w:rPr>
             </w:pPr>
             <w:r>
               <w:rPr>
@@ -528,12 +615,15 @@
         <w:tc>
           <w:tcPr>
             <w:tcW w:w="510" w:type="dxa"/>
-            <w:shd w:fill="F2F4F7"/>
-          </w:tcPr>
-          <w:p>
-            <w:pPr>
-              <w:jc w:val="center"/>
-              <w:spacing w:after="30" w:line="280" w:lineRule="auto"/>
+            <w:shd w:val="clear" w:color="auto" w:fill="F2F4F7"/>
+          </w:tcPr>
+          <w:p>
+            <w:pPr>
+              <w:spacing w:after="30" w:line="280" w:lineRule="auto"/>
+              <w:jc w:val="center"/>
+              <w:rPr>
+                <w:rFonts w:hint="eastAsia"/>
+              </w:rPr>
             </w:pPr>
             <w:r>
               <w:rPr>
@@ -549,12 +639,15 @@
         <w:tc>
           <w:tcPr>
             <w:tcW w:w="510" w:type="dxa"/>
-            <w:shd w:fill="F2F4F7"/>
-          </w:tcPr>
-          <w:p>
-            <w:pPr>
-              <w:jc w:val="center"/>
-              <w:spacing w:after="30" w:line="280" w:lineRule="auto"/>
+            <w:shd w:val="clear" w:color="auto" w:fill="F2F4F7"/>
+          </w:tcPr>
+          <w:p>
+            <w:pPr>
+              <w:spacing w:after="30" w:line="280" w:lineRule="auto"/>
+              <w:jc w:val="center"/>
+              <w:rPr>
+                <w:rFonts w:hint="eastAsia"/>
+              </w:rPr>
             </w:pPr>
             <w:r>
               <w:rPr>
@@ -570,12 +663,15 @@
         <w:tc>
           <w:tcPr>
             <w:tcW w:w="510" w:type="dxa"/>
-            <w:shd w:fill="F2F4F7"/>
-          </w:tcPr>
-          <w:p>
-            <w:pPr>
-              <w:jc w:val="center"/>
-              <w:spacing w:after="30" w:line="280" w:lineRule="auto"/>
+            <w:shd w:val="clear" w:color="auto" w:fill="F2F4F7"/>
+          </w:tcPr>
+          <w:p>
+            <w:pPr>
+              <w:spacing w:after="30" w:line="280" w:lineRule="auto"/>
+              <w:jc w:val="center"/>
+              <w:rPr>
+                <w:rFonts w:hint="eastAsia"/>
+              </w:rPr>
             </w:pPr>
             <w:r>
               <w:rPr>
@@ -596,8 +692,11 @@
           </w:tcPr>
           <w:p>
             <w:pPr>
-              <w:jc w:val="center"/>
-              <w:spacing w:after="30" w:line="280" w:lineRule="auto"/>
+              <w:spacing w:after="30" w:line="280" w:lineRule="auto"/>
+              <w:jc w:val="center"/>
+              <w:rPr>
+                <w:rFonts w:hint="eastAsia"/>
+              </w:rPr>
             </w:pPr>
             <w:r>
               <w:rPr>
@@ -614,8 +713,11 @@
           </w:tcPr>
           <w:p>
             <w:pPr>
-              <w:jc w:val="center"/>
-              <w:spacing w:after="30" w:line="280" w:lineRule="auto"/>
+              <w:spacing w:after="30" w:line="280" w:lineRule="auto"/>
+              <w:jc w:val="center"/>
+              <w:rPr>
+                <w:rFonts w:hint="eastAsia"/>
+              </w:rPr>
             </w:pPr>
             <w:r>
               <w:rPr>
@@ -632,8 +734,11 @@
           </w:tcPr>
           <w:p>
             <w:pPr>
-              <w:jc w:val="center"/>
-              <w:spacing w:after="30" w:line="280" w:lineRule="auto"/>
+              <w:spacing w:after="30" w:line="280" w:lineRule="auto"/>
+              <w:jc w:val="center"/>
+              <w:rPr>
+                <w:rFonts w:hint="eastAsia"/>
+              </w:rPr>
             </w:pPr>
             <w:r>
               <w:rPr>
@@ -650,8 +755,11 @@
           </w:tcPr>
           <w:p>
             <w:pPr>
-              <w:jc w:val="center"/>
-              <w:spacing w:after="30" w:line="280" w:lineRule="auto"/>
+              <w:spacing w:after="30" w:line="280" w:lineRule="auto"/>
+              <w:jc w:val="center"/>
+              <w:rPr>
+                <w:rFonts w:hint="eastAsia"/>
+              </w:rPr>
             </w:pPr>
             <w:r>
               <w:rPr>
@@ -668,8 +776,11 @@
           </w:tcPr>
           <w:p>
             <w:pPr>
-              <w:jc w:val="center"/>
-              <w:spacing w:after="30" w:line="280" w:lineRule="auto"/>
+              <w:spacing w:after="30" w:line="280" w:lineRule="auto"/>
+              <w:jc w:val="center"/>
+              <w:rPr>
+                <w:rFonts w:hint="eastAsia"/>
+              </w:rPr>
             </w:pPr>
             <w:r>
               <w:rPr>
@@ -686,8 +797,11 @@
           </w:tcPr>
           <w:p>
             <w:pPr>
-              <w:jc w:val="center"/>
-              <w:spacing w:after="30" w:line="280" w:lineRule="auto"/>
+              <w:spacing w:after="30" w:line="280" w:lineRule="auto"/>
+              <w:jc w:val="center"/>
+              <w:rPr>
+                <w:rFonts w:hint="eastAsia"/>
+              </w:rPr>
             </w:pPr>
             <w:r>
               <w:rPr>
@@ -704,8 +818,11 @@
           </w:tcPr>
           <w:p>
             <w:pPr>
-              <w:jc w:val="center"/>
-              <w:spacing w:after="30" w:line="280" w:lineRule="auto"/>
+              <w:spacing w:after="30" w:line="280" w:lineRule="auto"/>
+              <w:jc w:val="center"/>
+              <w:rPr>
+                <w:rFonts w:hint="eastAsia"/>
+              </w:rPr>
             </w:pPr>
             <w:r>
               <w:rPr>
@@ -722,8 +839,11 @@
           </w:tcPr>
           <w:p>
             <w:pPr>
-              <w:jc w:val="center"/>
-              <w:spacing w:after="30" w:line="280" w:lineRule="auto"/>
+              <w:spacing w:after="30" w:line="280" w:lineRule="auto"/>
+              <w:jc w:val="center"/>
+              <w:rPr>
+                <w:rFonts w:hint="eastAsia"/>
+              </w:rPr>
             </w:pPr>
             <w:r>
               <w:rPr>
@@ -740,8 +860,11 @@
           </w:tcPr>
           <w:p>
             <w:pPr>
-              <w:jc w:val="center"/>
-              <w:spacing w:after="30" w:line="280" w:lineRule="auto"/>
+              <w:spacing w:after="30" w:line="280" w:lineRule="auto"/>
+              <w:jc w:val="center"/>
+              <w:rPr>
+                <w:rFonts w:hint="eastAsia"/>
+              </w:rPr>
             </w:pPr>
             <w:r>
               <w:rPr>
@@ -758,8 +881,11 @@
           </w:tcPr>
           <w:p>
             <w:pPr>
-              <w:jc w:val="center"/>
-              <w:spacing w:after="30" w:line="280" w:lineRule="auto"/>
+              <w:spacing w:after="30" w:line="280" w:lineRule="auto"/>
+              <w:jc w:val="center"/>
+              <w:rPr>
+                <w:rFonts w:hint="eastAsia"/>
+              </w:rPr>
             </w:pPr>
             <w:r>
               <w:rPr>
@@ -776,8 +902,11 @@
           </w:tcPr>
           <w:p>
             <w:pPr>
-              <w:jc w:val="center"/>
-              <w:spacing w:after="30" w:line="280" w:lineRule="auto"/>
+              <w:spacing w:after="30" w:line="280" w:lineRule="auto"/>
+              <w:jc w:val="center"/>
+              <w:rPr>
+                <w:rFonts w:hint="eastAsia"/>
+              </w:rPr>
             </w:pPr>
             <w:r>
               <w:rPr>
@@ -794,8 +923,11 @@
           </w:tcPr>
           <w:p>
             <w:pPr>
-              <w:jc w:val="center"/>
-              <w:spacing w:after="30" w:line="280" w:lineRule="auto"/>
+              <w:spacing w:after="30" w:line="280" w:lineRule="auto"/>
+              <w:jc w:val="center"/>
+              <w:rPr>
+                <w:rFonts w:hint="eastAsia"/>
+              </w:rPr>
             </w:pPr>
             <w:r>
               <w:rPr>
@@ -812,8 +944,11 @@
           </w:tcPr>
           <w:p>
             <w:pPr>
-              <w:jc w:val="center"/>
-              <w:spacing w:after="30" w:line="280" w:lineRule="auto"/>
+              <w:spacing w:after="30" w:line="280" w:lineRule="auto"/>
+              <w:jc w:val="center"/>
+              <w:rPr>
+                <w:rFonts w:hint="eastAsia"/>
+              </w:rPr>
             </w:pPr>
             <w:r>
               <w:rPr>
@@ -830,8 +965,11 @@
           </w:tcPr>
           <w:p>
             <w:pPr>
-              <w:jc w:val="center"/>
-              <w:spacing w:after="30" w:line="280" w:lineRule="auto"/>
+              <w:spacing w:after="30" w:line="280" w:lineRule="auto"/>
+              <w:jc w:val="center"/>
+              <w:rPr>
+                <w:rFonts w:hint="eastAsia"/>
+              </w:rPr>
             </w:pPr>
             <w:r>
               <w:rPr>
@@ -848,8 +986,11 @@
           </w:tcPr>
           <w:p>
             <w:pPr>
-              <w:jc w:val="center"/>
-              <w:spacing w:after="30" w:line="280" w:lineRule="auto"/>
+              <w:spacing w:after="30" w:line="280" w:lineRule="auto"/>
+              <w:jc w:val="center"/>
+              <w:rPr>
+                <w:rFonts w:hint="eastAsia"/>
+              </w:rPr>
             </w:pPr>
             <w:r>
               <w:rPr>
@@ -866,8 +1007,11 @@
           </w:tcPr>
           <w:p>
             <w:pPr>
-              <w:jc w:val="center"/>
-              <w:spacing w:after="30" w:line="280" w:lineRule="auto"/>
+              <w:spacing w:after="30" w:line="280" w:lineRule="auto"/>
+              <w:jc w:val="center"/>
+              <w:rPr>
+                <w:rFonts w:hint="eastAsia"/>
+              </w:rPr>
             </w:pPr>
             <w:r>
               <w:rPr>
@@ -884,8 +1028,11 @@
           </w:tcPr>
           <w:p>
             <w:pPr>
-              <w:jc w:val="center"/>
-              <w:spacing w:after="30" w:line="280" w:lineRule="auto"/>
+              <w:spacing w:after="30" w:line="280" w:lineRule="auto"/>
+              <w:jc w:val="center"/>
+              <w:rPr>
+                <w:rFonts w:hint="eastAsia"/>
+              </w:rPr>
             </w:pPr>
             <w:r>
               <w:rPr>
@@ -902,8 +1049,11 @@
           </w:tcPr>
           <w:p>
             <w:pPr>
-              <w:jc w:val="center"/>
-              <w:spacing w:after="30" w:line="280" w:lineRule="auto"/>
+              <w:spacing w:after="30" w:line="280" w:lineRule="auto"/>
+              <w:jc w:val="center"/>
+              <w:rPr>
+                <w:rFonts w:hint="eastAsia"/>
+              </w:rPr>
             </w:pPr>
             <w:r>
               <w:rPr>
@@ -922,8 +1072,11 @@
           </w:tcPr>
           <w:p>
             <w:pPr>
-              <w:jc w:val="center"/>
-              <w:spacing w:after="30" w:line="280" w:lineRule="auto"/>
+              <w:spacing w:after="30" w:line="280" w:lineRule="auto"/>
+              <w:jc w:val="center"/>
+              <w:rPr>
+                <w:rFonts w:hint="eastAsia"/>
+              </w:rPr>
             </w:pPr>
             <w:r>
               <w:rPr>
@@ -940,8 +1093,11 @@
           </w:tcPr>
           <w:p>
             <w:pPr>
-              <w:jc w:val="center"/>
-              <w:spacing w:after="30" w:line="280" w:lineRule="auto"/>
+              <w:spacing w:after="30" w:line="280" w:lineRule="auto"/>
+              <w:jc w:val="center"/>
+              <w:rPr>
+                <w:rFonts w:hint="eastAsia"/>
+              </w:rPr>
             </w:pPr>
             <w:r>
               <w:rPr>
@@ -958,8 +1114,11 @@
           </w:tcPr>
           <w:p>
             <w:pPr>
-              <w:jc w:val="center"/>
-              <w:spacing w:after="30" w:line="280" w:lineRule="auto"/>
+              <w:spacing w:after="30" w:line="280" w:lineRule="auto"/>
+              <w:jc w:val="center"/>
+              <w:rPr>
+                <w:rFonts w:hint="eastAsia"/>
+              </w:rPr>
             </w:pPr>
             <w:r>
               <w:rPr>
@@ -976,8 +1135,11 @@
           </w:tcPr>
           <w:p>
             <w:pPr>
-              <w:jc w:val="center"/>
-              <w:spacing w:after="30" w:line="280" w:lineRule="auto"/>
+              <w:spacing w:after="30" w:line="280" w:lineRule="auto"/>
+              <w:jc w:val="center"/>
+              <w:rPr>
+                <w:rFonts w:hint="eastAsia"/>
+              </w:rPr>
             </w:pPr>
             <w:r>
               <w:rPr>
@@ -994,8 +1156,11 @@
           </w:tcPr>
           <w:p>
             <w:pPr>
-              <w:jc w:val="center"/>
-              <w:spacing w:after="30" w:line="280" w:lineRule="auto"/>
+              <w:spacing w:after="30" w:line="280" w:lineRule="auto"/>
+              <w:jc w:val="center"/>
+              <w:rPr>
+                <w:rFonts w:hint="eastAsia"/>
+              </w:rPr>
             </w:pPr>
             <w:r>
               <w:rPr>
@@ -1012,8 +1177,11 @@
           </w:tcPr>
           <w:p>
             <w:pPr>
-              <w:jc w:val="center"/>
-              <w:spacing w:after="30" w:line="280" w:lineRule="auto"/>
+              <w:spacing w:after="30" w:line="280" w:lineRule="auto"/>
+              <w:jc w:val="center"/>
+              <w:rPr>
+                <w:rFonts w:hint="eastAsia"/>
+              </w:rPr>
             </w:pPr>
             <w:r>
               <w:rPr>
@@ -1030,8 +1198,11 @@
           </w:tcPr>
           <w:p>
             <w:pPr>
-              <w:jc w:val="center"/>
-              <w:spacing w:after="30" w:line="280" w:lineRule="auto"/>
+              <w:spacing w:after="30" w:line="280" w:lineRule="auto"/>
+              <w:jc w:val="center"/>
+              <w:rPr>
+                <w:rFonts w:hint="eastAsia"/>
+              </w:rPr>
             </w:pPr>
             <w:r>
               <w:rPr>
@@ -1048,8 +1219,11 @@
           </w:tcPr>
           <w:p>
             <w:pPr>
-              <w:jc w:val="center"/>
-              <w:spacing w:after="30" w:line="280" w:lineRule="auto"/>
+              <w:spacing w:after="30" w:line="280" w:lineRule="auto"/>
+              <w:jc w:val="center"/>
+              <w:rPr>
+                <w:rFonts w:hint="eastAsia"/>
+              </w:rPr>
             </w:pPr>
             <w:r>
               <w:rPr>
@@ -1066,8 +1240,11 @@
           </w:tcPr>
           <w:p>
             <w:pPr>
-              <w:jc w:val="center"/>
-              <w:spacing w:after="30" w:line="280" w:lineRule="auto"/>
+              <w:spacing w:after="30" w:line="280" w:lineRule="auto"/>
+              <w:jc w:val="center"/>
+              <w:rPr>
+                <w:rFonts w:hint="eastAsia"/>
+              </w:rPr>
             </w:pPr>
             <w:r>
               <w:rPr>
@@ -1084,8 +1261,11 @@
           </w:tcPr>
           <w:p>
             <w:pPr>
-              <w:jc w:val="center"/>
-              <w:spacing w:after="30" w:line="280" w:lineRule="auto"/>
+              <w:spacing w:after="30" w:line="280" w:lineRule="auto"/>
+              <w:jc w:val="center"/>
+              <w:rPr>
+                <w:rFonts w:hint="eastAsia"/>
+              </w:rPr>
             </w:pPr>
             <w:r>
               <w:rPr>
@@ -1102,8 +1282,11 @@
           </w:tcPr>
           <w:p>
             <w:pPr>
-              <w:jc w:val="center"/>
-              <w:spacing w:after="30" w:line="280" w:lineRule="auto"/>
+              <w:spacing w:after="30" w:line="280" w:lineRule="auto"/>
+              <w:jc w:val="center"/>
+              <w:rPr>
+                <w:rFonts w:hint="eastAsia"/>
+              </w:rPr>
             </w:pPr>
             <w:r>
               <w:rPr>
@@ -1120,8 +1303,11 @@
           </w:tcPr>
           <w:p>
             <w:pPr>
-              <w:jc w:val="center"/>
-              <w:spacing w:after="30" w:line="280" w:lineRule="auto"/>
+              <w:spacing w:after="30" w:line="280" w:lineRule="auto"/>
+              <w:jc w:val="center"/>
+              <w:rPr>
+                <w:rFonts w:hint="eastAsia"/>
+              </w:rPr>
             </w:pPr>
             <w:r>
               <w:rPr>
@@ -1138,8 +1324,11 @@
           </w:tcPr>
           <w:p>
             <w:pPr>
-              <w:jc w:val="center"/>
-              <w:spacing w:after="30" w:line="280" w:lineRule="auto"/>
+              <w:spacing w:after="30" w:line="280" w:lineRule="auto"/>
+              <w:jc w:val="center"/>
+              <w:rPr>
+                <w:rFonts w:hint="eastAsia"/>
+              </w:rPr>
             </w:pPr>
             <w:r>
               <w:rPr>
@@ -1156,8 +1345,11 @@
           </w:tcPr>
           <w:p>
             <w:pPr>
-              <w:jc w:val="center"/>
-              <w:spacing w:after="30" w:line="280" w:lineRule="auto"/>
+              <w:spacing w:after="30" w:line="280" w:lineRule="auto"/>
+              <w:jc w:val="center"/>
+              <w:rPr>
+                <w:rFonts w:hint="eastAsia"/>
+              </w:rPr>
             </w:pPr>
             <w:r>
               <w:rPr>
@@ -1174,8 +1366,11 @@
           </w:tcPr>
           <w:p>
             <w:pPr>
-              <w:jc w:val="center"/>
-              <w:spacing w:after="30" w:line="280" w:lineRule="auto"/>
+              <w:spacing w:after="30" w:line="280" w:lineRule="auto"/>
+              <w:jc w:val="center"/>
+              <w:rPr>
+                <w:rFonts w:hint="eastAsia"/>
+              </w:rPr>
             </w:pPr>
             <w:r>
               <w:rPr>
@@ -1192,8 +1387,11 @@
           </w:tcPr>
           <w:p>
             <w:pPr>
-              <w:jc w:val="center"/>
-              <w:spacing w:after="30" w:line="280" w:lineRule="auto"/>
+              <w:spacing w:after="30" w:line="280" w:lineRule="auto"/>
+              <w:jc w:val="center"/>
+              <w:rPr>
+                <w:rFonts w:hint="eastAsia"/>
+              </w:rPr>
             </w:pPr>
             <w:r>
               <w:rPr>
@@ -1210,8 +1408,11 @@
           </w:tcPr>
           <w:p>
             <w:pPr>
-              <w:jc w:val="center"/>
-              <w:spacing w:after="30" w:line="280" w:lineRule="auto"/>
+              <w:spacing w:after="30" w:line="280" w:lineRule="auto"/>
+              <w:jc w:val="center"/>
+              <w:rPr>
+                <w:rFonts w:hint="eastAsia"/>
+              </w:rPr>
             </w:pPr>
             <w:r>
               <w:rPr>
@@ -1228,8 +1429,11 @@
           </w:tcPr>
           <w:p>
             <w:pPr>
-              <w:jc w:val="center"/>
-              <w:spacing w:after="30" w:line="280" w:lineRule="auto"/>
+              <w:spacing w:after="30" w:line="280" w:lineRule="auto"/>
+              <w:jc w:val="center"/>
+              <w:rPr>
+                <w:rFonts w:hint="eastAsia"/>
+              </w:rPr>
             </w:pPr>
             <w:r>
               <w:rPr>
@@ -1244,23 +1448,22 @@
     </w:tbl>
     <w:p>
       <w:pPr>
-        <w:spacing w:after="120" w:line="320" w:lineRule="auto"/>
+        <w:rPr>
+          <w:rFonts w:hint="eastAsia"/>
+        </w:rPr>
       </w:pPr>
-      <w:r>
-        <w:rPr/>
-        <w:t xml:space="preserve"/>
-      </w:r>
     </w:p>
     <w:tbl>
       <w:tblPr>
         <w:tblW w:w="9360" w:type="dxa"/>
+        <w:tblInd w:w="110" w:type="dxa"/>
         <w:tblBorders>
-          <w:top w:val="single" w:sz="4" w:color="AEB7C2"/>
-          <w:left w:val="single" w:sz="4" w:color="AEB7C2"/>
-          <w:bottom w:val="single" w:sz="4" w:color="AEB7C2"/>
-          <w:right w:val="single" w:sz="4" w:color="AEB7C2"/>
-          <w:insideH w:val="single" w:sz="4" w:color="AEB7C2"/>
-          <w:insideV w:val="single" w:sz="4" w:color="AEB7C2"/>
+          <w:top w:val="single" w:sz="4" w:space="0" w:color="AEB7C2"/>
+          <w:left w:val="single" w:sz="4" w:space="0" w:color="AEB7C2"/>
+          <w:bottom w:val="single" w:sz="4" w:space="0" w:color="AEB7C2"/>
+          <w:right w:val="single" w:sz="4" w:space="0" w:color="AEB7C2"/>
+          <w:insideH w:val="single" w:sz="4" w:space="0" w:color="AEB7C2"/>
+          <w:insideV w:val="single" w:sz="4" w:space="0" w:color="AEB7C2"/>
         </w:tblBorders>
         <w:tblCellMar>
           <w:top w:w="90" w:type="dxa"/>
@@ -1268,25 +1471,29 @@
           <w:bottom w:w="90" w:type="dxa"/>
           <w:right w:w="110" w:type="dxa"/>
         </w:tblCellMar>
+        <w:tblLook w:val="04A0" w:firstRow="1" w:lastRow="0" w:firstColumn="1" w:lastColumn="0" w:noHBand="0" w:noVBand="1"/>
       </w:tblPr>
       <w:tblGrid>
-        <w:gridCol w:w="1350"/>
-        <w:gridCol w:w="1300"/>
-        <w:gridCol w:w="1500"/>
-        <w:gridCol w:w="1500"/>
-        <w:gridCol w:w="1100"/>
-        <w:gridCol w:w="1200"/>
+        <w:gridCol w:w="1589"/>
+        <w:gridCol w:w="1531"/>
+        <w:gridCol w:w="1766"/>
+        <w:gridCol w:w="1766"/>
+        <w:gridCol w:w="1295"/>
+        <w:gridCol w:w="1413"/>
       </w:tblGrid>
       <w:tr>
         <w:tc>
           <w:tcPr>
             <w:tcW w:w="1350" w:type="dxa"/>
-            <w:shd w:fill="F2F4F7"/>
-          </w:tcPr>
-          <w:p>
-            <w:pPr>
-              <w:jc w:val="center"/>
-              <w:spacing w:after="30" w:line="280" w:lineRule="auto"/>
+            <w:shd w:val="clear" w:color="auto" w:fill="F2F4F7"/>
+          </w:tcPr>
+          <w:p>
+            <w:pPr>
+              <w:spacing w:after="30" w:line="280" w:lineRule="auto"/>
+              <w:jc w:val="center"/>
+              <w:rPr>
+                <w:rFonts w:hint="eastAsia"/>
+              </w:rPr>
             </w:pPr>
             <w:r>
               <w:rPr>
@@ -1302,12 +1509,15 @@
         <w:tc>
           <w:tcPr>
             <w:tcW w:w="1300" w:type="dxa"/>
-            <w:shd w:fill="F2F4F7"/>
-          </w:tcPr>
-          <w:p>
-            <w:pPr>
-              <w:jc w:val="center"/>
-              <w:spacing w:after="30" w:line="280" w:lineRule="auto"/>
+            <w:shd w:val="clear" w:color="auto" w:fill="F2F4F7"/>
+          </w:tcPr>
+          <w:p>
+            <w:pPr>
+              <w:spacing w:after="30" w:line="280" w:lineRule="auto"/>
+              <w:jc w:val="center"/>
+              <w:rPr>
+                <w:rFonts w:hint="eastAsia"/>
+              </w:rPr>
             </w:pPr>
             <w:r>
               <w:rPr>
@@ -1323,12 +1533,15 @@
         <w:tc>
           <w:tcPr>
             <w:tcW w:w="1500" w:type="dxa"/>
-            <w:shd w:fill="F2F4F7"/>
-          </w:tcPr>
-          <w:p>
-            <w:pPr>
-              <w:jc w:val="center"/>
-              <w:spacing w:after="30" w:line="280" w:lineRule="auto"/>
+            <w:shd w:val="clear" w:color="auto" w:fill="F2F4F7"/>
+          </w:tcPr>
+          <w:p>
+            <w:pPr>
+              <w:spacing w:after="30" w:line="280" w:lineRule="auto"/>
+              <w:jc w:val="center"/>
+              <w:rPr>
+                <w:rFonts w:hint="eastAsia"/>
+              </w:rPr>
             </w:pPr>
             <w:r>
               <w:rPr>
@@ -1344,12 +1557,15 @@
         <w:tc>
           <w:tcPr>
             <w:tcW w:w="1500" w:type="dxa"/>
-            <w:shd w:fill="F2F4F7"/>
-          </w:tcPr>
-          <w:p>
-            <w:pPr>
-              <w:jc w:val="center"/>
-              <w:spacing w:after="30" w:line="280" w:lineRule="auto"/>
+            <w:shd w:val="clear" w:color="auto" w:fill="F2F4F7"/>
+          </w:tcPr>
+          <w:p>
+            <w:pPr>
+              <w:spacing w:after="30" w:line="280" w:lineRule="auto"/>
+              <w:jc w:val="center"/>
+              <w:rPr>
+                <w:rFonts w:hint="eastAsia"/>
+              </w:rPr>
             </w:pPr>
             <w:r>
               <w:rPr>
@@ -1365,12 +1581,15 @@
         <w:tc>
           <w:tcPr>
             <w:tcW w:w="1100" w:type="dxa"/>
-            <w:shd w:fill="F2F4F7"/>
-          </w:tcPr>
-          <w:p>
-            <w:pPr>
-              <w:jc w:val="center"/>
-              <w:spacing w:after="30" w:line="280" w:lineRule="auto"/>
+            <w:shd w:val="clear" w:color="auto" w:fill="F2F4F7"/>
+          </w:tcPr>
+          <w:p>
+            <w:pPr>
+              <w:spacing w:after="30" w:line="280" w:lineRule="auto"/>
+              <w:jc w:val="center"/>
+              <w:rPr>
+                <w:rFonts w:hint="eastAsia"/>
+              </w:rPr>
             </w:pPr>
             <w:r>
               <w:rPr>
@@ -1386,12 +1605,15 @@
         <w:tc>
           <w:tcPr>
             <w:tcW w:w="1200" w:type="dxa"/>
-            <w:shd w:fill="F2F4F7"/>
-          </w:tcPr>
-          <w:p>
-            <w:pPr>
-              <w:jc w:val="center"/>
-              <w:spacing w:after="30" w:line="280" w:lineRule="auto"/>
+            <w:shd w:val="clear" w:color="auto" w:fill="F2F4F7"/>
+          </w:tcPr>
+          <w:p>
+            <w:pPr>
+              <w:spacing w:after="30" w:line="280" w:lineRule="auto"/>
+              <w:jc w:val="center"/>
+              <w:rPr>
+                <w:rFonts w:hint="eastAsia"/>
+              </w:rPr>
             </w:pPr>
             <w:r>
               <w:rPr>
@@ -1412,8 +1634,11 @@
           </w:tcPr>
           <w:p>
             <w:pPr>
-              <w:jc w:val="center"/>
-              <w:spacing w:after="30" w:line="280" w:lineRule="auto"/>
+              <w:spacing w:after="30" w:line="280" w:lineRule="auto"/>
+              <w:jc w:val="center"/>
+              <w:rPr>
+                <w:rFonts w:hint="eastAsia"/>
+              </w:rPr>
             </w:pPr>
             <w:r>
               <w:rPr>
@@ -1430,8 +1655,11 @@
           </w:tcPr>
           <w:p>
             <w:pPr>
-              <w:jc w:val="center"/>
-              <w:spacing w:after="30" w:line="280" w:lineRule="auto"/>
+              <w:spacing w:after="30" w:line="280" w:lineRule="auto"/>
+              <w:jc w:val="center"/>
+              <w:rPr>
+                <w:rFonts w:hint="eastAsia"/>
+              </w:rPr>
             </w:pPr>
             <w:r>
               <w:rPr>
@@ -1448,8 +1676,11 @@
           </w:tcPr>
           <w:p>
             <w:pPr>
-              <w:jc w:val="center"/>
-              <w:spacing w:after="30" w:line="280" w:lineRule="auto"/>
+              <w:spacing w:after="30" w:line="280" w:lineRule="auto"/>
+              <w:jc w:val="center"/>
+              <w:rPr>
+                <w:rFonts w:hint="eastAsia"/>
+              </w:rPr>
             </w:pPr>
             <w:r>
               <w:rPr>
@@ -1466,8 +1697,11 @@
           </w:tcPr>
           <w:p>
             <w:pPr>
-              <w:jc w:val="center"/>
-              <w:spacing w:after="30" w:line="280" w:lineRule="auto"/>
+              <w:spacing w:after="30" w:line="280" w:lineRule="auto"/>
+              <w:jc w:val="center"/>
+              <w:rPr>
+                <w:rFonts w:hint="eastAsia"/>
+              </w:rPr>
             </w:pPr>
             <w:r>
               <w:rPr>
@@ -1484,8 +1718,11 @@
           </w:tcPr>
           <w:p>
             <w:pPr>
-              <w:jc w:val="center"/>
-              <w:spacing w:after="30" w:line="280" w:lineRule="auto"/>
+              <w:spacing w:after="30" w:line="280" w:lineRule="auto"/>
+              <w:jc w:val="center"/>
+              <w:rPr>
+                <w:rFonts w:hint="eastAsia"/>
+              </w:rPr>
             </w:pPr>
             <w:r>
               <w:rPr>
@@ -1502,8 +1739,11 @@
           </w:tcPr>
           <w:p>
             <w:pPr>
-              <w:jc w:val="center"/>
-              <w:spacing w:after="30" w:line="280" w:lineRule="auto"/>
+              <w:spacing w:after="30" w:line="280" w:lineRule="auto"/>
+              <w:jc w:val="center"/>
+              <w:rPr>
+                <w:rFonts w:hint="eastAsia"/>
+              </w:rPr>
             </w:pPr>
             <w:r>
               <w:rPr>
@@ -1522,8 +1762,11 @@
           </w:tcPr>
           <w:p>
             <w:pPr>
-              <w:jc w:val="center"/>
-              <w:spacing w:after="30" w:line="280" w:lineRule="auto"/>
+              <w:spacing w:after="30" w:line="280" w:lineRule="auto"/>
+              <w:jc w:val="center"/>
+              <w:rPr>
+                <w:rFonts w:hint="eastAsia"/>
+              </w:rPr>
             </w:pPr>
             <w:r>
               <w:rPr>
@@ -1540,8 +1783,11 @@
           </w:tcPr>
           <w:p>
             <w:pPr>
-              <w:jc w:val="center"/>
-              <w:spacing w:after="30" w:line="280" w:lineRule="auto"/>
+              <w:spacing w:after="30" w:line="280" w:lineRule="auto"/>
+              <w:jc w:val="center"/>
+              <w:rPr>
+                <w:rFonts w:hint="eastAsia"/>
+              </w:rPr>
             </w:pPr>
             <w:r>
               <w:rPr>
@@ -1558,8 +1804,11 @@
           </w:tcPr>
           <w:p>
             <w:pPr>
-              <w:jc w:val="center"/>
-              <w:spacing w:after="30" w:line="280" w:lineRule="auto"/>
+              <w:spacing w:after="30" w:line="280" w:lineRule="auto"/>
+              <w:jc w:val="center"/>
+              <w:rPr>
+                <w:rFonts w:hint="eastAsia"/>
+              </w:rPr>
             </w:pPr>
             <w:r>
               <w:rPr>
@@ -1576,8 +1825,11 @@
           </w:tcPr>
           <w:p>
             <w:pPr>
-              <w:jc w:val="center"/>
-              <w:spacing w:after="30" w:line="280" w:lineRule="auto"/>
+              <w:spacing w:after="30" w:line="280" w:lineRule="auto"/>
+              <w:jc w:val="center"/>
+              <w:rPr>
+                <w:rFonts w:hint="eastAsia"/>
+              </w:rPr>
             </w:pPr>
             <w:r>
               <w:rPr>
@@ -1594,8 +1846,11 @@
           </w:tcPr>
           <w:p>
             <w:pPr>
-              <w:jc w:val="center"/>
-              <w:spacing w:after="30" w:line="280" w:lineRule="auto"/>
+              <w:spacing w:after="30" w:line="280" w:lineRule="auto"/>
+              <w:jc w:val="center"/>
+              <w:rPr>
+                <w:rFonts w:hint="eastAsia"/>
+              </w:rPr>
             </w:pPr>
             <w:r>
               <w:rPr>
@@ -1612,8 +1867,11 @@
           </w:tcPr>
           <w:p>
             <w:pPr>
-              <w:jc w:val="center"/>
-              <w:spacing w:after="30" w:line="280" w:lineRule="auto"/>
+              <w:spacing w:after="30" w:line="280" w:lineRule="auto"/>
+              <w:jc w:val="center"/>
+              <w:rPr>
+                <w:rFonts w:hint="eastAsia"/>
+              </w:rPr>
             </w:pPr>
             <w:r>
               <w:rPr>
@@ -1632,14 +1890,18 @@
           </w:tcPr>
           <w:p>
             <w:pPr>
-              <w:jc w:val="center"/>
-              <w:spacing w:after="30" w:line="280" w:lineRule="auto"/>
-            </w:pPr>
-            <w:r>
-              <w:rPr>
-                <w:sz w:val="19"/>
-                <w:szCs w:val="19"/>
-              </w:rPr>
+              <w:spacing w:after="30" w:line="280" w:lineRule="auto"/>
+              <w:jc w:val="center"/>
+              <w:rPr>
+                <w:rFonts w:hint="eastAsia"/>
+              </w:rPr>
+            </w:pPr>
+            <w:r>
+              <w:rPr>
+                <w:sz w:val="19"/>
+                <w:szCs w:val="19"/>
+              </w:rPr>
+              <w:lastRenderedPageBreak/>
               <w:t>A-D</w:t>
             </w:r>
           </w:p>
@@ -1650,8 +1912,11 @@
           </w:tcPr>
           <w:p>
             <w:pPr>
-              <w:jc w:val="center"/>
-              <w:spacing w:after="30" w:line="280" w:lineRule="auto"/>
+              <w:spacing w:after="30" w:line="280" w:lineRule="auto"/>
+              <w:jc w:val="center"/>
+              <w:rPr>
+                <w:rFonts w:hint="eastAsia"/>
+              </w:rPr>
             </w:pPr>
             <w:r>
               <w:rPr>
@@ -1668,8 +1933,11 @@
           </w:tcPr>
           <w:p>
             <w:pPr>
-              <w:jc w:val="center"/>
-              <w:spacing w:after="30" w:line="280" w:lineRule="auto"/>
+              <w:spacing w:after="30" w:line="280" w:lineRule="auto"/>
+              <w:jc w:val="center"/>
+              <w:rPr>
+                <w:rFonts w:hint="eastAsia"/>
+              </w:rPr>
             </w:pPr>
             <w:r>
               <w:rPr>
@@ -1686,8 +1954,11 @@
           </w:tcPr>
           <w:p>
             <w:pPr>
-              <w:jc w:val="center"/>
-              <w:spacing w:after="30" w:line="280" w:lineRule="auto"/>
+              <w:spacing w:after="30" w:line="280" w:lineRule="auto"/>
+              <w:jc w:val="center"/>
+              <w:rPr>
+                <w:rFonts w:hint="eastAsia"/>
+              </w:rPr>
             </w:pPr>
             <w:r>
               <w:rPr>
@@ -1704,8 +1975,11 @@
           </w:tcPr>
           <w:p>
             <w:pPr>
-              <w:jc w:val="center"/>
-              <w:spacing w:after="30" w:line="280" w:lineRule="auto"/>
+              <w:spacing w:after="30" w:line="280" w:lineRule="auto"/>
+              <w:jc w:val="center"/>
+              <w:rPr>
+                <w:rFonts w:hint="eastAsia"/>
+              </w:rPr>
             </w:pPr>
             <w:r>
               <w:rPr>
@@ -1722,8 +1996,11 @@
           </w:tcPr>
           <w:p>
             <w:pPr>
-              <w:jc w:val="center"/>
-              <w:spacing w:after="30" w:line="280" w:lineRule="auto"/>
+              <w:spacing w:after="30" w:line="280" w:lineRule="auto"/>
+              <w:jc w:val="center"/>
+              <w:rPr>
+                <w:rFonts w:hint="eastAsia"/>
+              </w:rPr>
             </w:pPr>
             <w:r>
               <w:rPr>
@@ -1742,8 +2019,11 @@
           </w:tcPr>
           <w:p>
             <w:pPr>
-              <w:jc w:val="center"/>
-              <w:spacing w:after="30" w:line="280" w:lineRule="auto"/>
+              <w:spacing w:after="30" w:line="280" w:lineRule="auto"/>
+              <w:jc w:val="center"/>
+              <w:rPr>
+                <w:rFonts w:hint="eastAsia"/>
+              </w:rPr>
             </w:pPr>
             <w:r>
               <w:rPr>
@@ -1760,8 +2040,11 @@
           </w:tcPr>
           <w:p>
             <w:pPr>
-              <w:jc w:val="center"/>
-              <w:spacing w:after="30" w:line="280" w:lineRule="auto"/>
+              <w:spacing w:after="30" w:line="280" w:lineRule="auto"/>
+              <w:jc w:val="center"/>
+              <w:rPr>
+                <w:rFonts w:hint="eastAsia"/>
+              </w:rPr>
             </w:pPr>
             <w:r>
               <w:rPr>
@@ -1778,8 +2061,11 @@
           </w:tcPr>
           <w:p>
             <w:pPr>
-              <w:jc w:val="center"/>
-              <w:spacing w:after="30" w:line="280" w:lineRule="auto"/>
+              <w:spacing w:after="30" w:line="280" w:lineRule="auto"/>
+              <w:jc w:val="center"/>
+              <w:rPr>
+                <w:rFonts w:hint="eastAsia"/>
+              </w:rPr>
             </w:pPr>
             <w:r>
               <w:rPr>
@@ -1796,8 +2082,11 @@
           </w:tcPr>
           <w:p>
             <w:pPr>
-              <w:jc w:val="center"/>
-              <w:spacing w:after="30" w:line="280" w:lineRule="auto"/>
+              <w:spacing w:after="30" w:line="280" w:lineRule="auto"/>
+              <w:jc w:val="center"/>
+              <w:rPr>
+                <w:rFonts w:hint="eastAsia"/>
+              </w:rPr>
             </w:pPr>
             <w:r>
               <w:rPr>
@@ -1814,8 +2103,11 @@
           </w:tcPr>
           <w:p>
             <w:pPr>
-              <w:jc w:val="center"/>
-              <w:spacing w:after="30" w:line="280" w:lineRule="auto"/>
+              <w:spacing w:after="30" w:line="280" w:lineRule="auto"/>
+              <w:jc w:val="center"/>
+              <w:rPr>
+                <w:rFonts w:hint="eastAsia"/>
+              </w:rPr>
             </w:pPr>
             <w:r>
               <w:rPr>
@@ -1832,8 +2124,11 @@
           </w:tcPr>
           <w:p>
             <w:pPr>
-              <w:jc w:val="center"/>
-              <w:spacing w:after="30" w:line="280" w:lineRule="auto"/>
+              <w:spacing w:after="30" w:line="280" w:lineRule="auto"/>
+              <w:jc w:val="center"/>
+              <w:rPr>
+                <w:rFonts w:hint="eastAsia"/>
+              </w:rPr>
             </w:pPr>
             <w:r>
               <w:rPr>
@@ -1852,8 +2147,11 @@
           </w:tcPr>
           <w:p>
             <w:pPr>
-              <w:jc w:val="center"/>
-              <w:spacing w:after="30" w:line="280" w:lineRule="auto"/>
+              <w:spacing w:after="30" w:line="280" w:lineRule="auto"/>
+              <w:jc w:val="center"/>
+              <w:rPr>
+                <w:rFonts w:hint="eastAsia"/>
+              </w:rPr>
             </w:pPr>
             <w:r>
               <w:rPr>
@@ -1870,8 +2168,11 @@
           </w:tcPr>
           <w:p>
             <w:pPr>
-              <w:jc w:val="center"/>
-              <w:spacing w:after="30" w:line="280" w:lineRule="auto"/>
+              <w:spacing w:after="30" w:line="280" w:lineRule="auto"/>
+              <w:jc w:val="center"/>
+              <w:rPr>
+                <w:rFonts w:hint="eastAsia"/>
+              </w:rPr>
             </w:pPr>
             <w:r>
               <w:rPr>
@@ -1888,8 +2189,11 @@
           </w:tcPr>
           <w:p>
             <w:pPr>
-              <w:jc w:val="center"/>
-              <w:spacing w:after="30" w:line="280" w:lineRule="auto"/>
+              <w:spacing w:after="30" w:line="280" w:lineRule="auto"/>
+              <w:jc w:val="center"/>
+              <w:rPr>
+                <w:rFonts w:hint="eastAsia"/>
+              </w:rPr>
             </w:pPr>
             <w:r>
               <w:rPr>
@@ -1906,8 +2210,11 @@
           </w:tcPr>
           <w:p>
             <w:pPr>
-              <w:jc w:val="center"/>
-              <w:spacing w:after="30" w:line="280" w:lineRule="auto"/>
+              <w:spacing w:after="30" w:line="280" w:lineRule="auto"/>
+              <w:jc w:val="center"/>
+              <w:rPr>
+                <w:rFonts w:hint="eastAsia"/>
+              </w:rPr>
             </w:pPr>
             <w:r>
               <w:rPr>
@@ -1924,8 +2231,11 @@
           </w:tcPr>
           <w:p>
             <w:pPr>
-              <w:jc w:val="center"/>
-              <w:spacing w:after="30" w:line="280" w:lineRule="auto"/>
+              <w:spacing w:after="30" w:line="280" w:lineRule="auto"/>
+              <w:jc w:val="center"/>
+              <w:rPr>
+                <w:rFonts w:hint="eastAsia"/>
+              </w:rPr>
             </w:pPr>
             <w:r>
               <w:rPr>
@@ -1942,8 +2252,11 @@
           </w:tcPr>
           <w:p>
             <w:pPr>
-              <w:jc w:val="center"/>
-              <w:spacing w:after="30" w:line="280" w:lineRule="auto"/>
+              <w:spacing w:after="30" w:line="280" w:lineRule="auto"/>
+              <w:jc w:val="center"/>
+              <w:rPr>
+                <w:rFonts w:hint="eastAsia"/>
+              </w:rPr>
             </w:pPr>
             <w:r>
               <w:rPr>
@@ -1962,8 +2275,11 @@
           </w:tcPr>
           <w:p>
             <w:pPr>
-              <w:jc w:val="center"/>
-              <w:spacing w:after="30" w:line="280" w:lineRule="auto"/>
+              <w:spacing w:after="30" w:line="280" w:lineRule="auto"/>
+              <w:jc w:val="center"/>
+              <w:rPr>
+                <w:rFonts w:hint="eastAsia"/>
+              </w:rPr>
             </w:pPr>
             <w:r>
               <w:rPr>
@@ -1980,8 +2296,11 @@
           </w:tcPr>
           <w:p>
             <w:pPr>
-              <w:jc w:val="center"/>
-              <w:spacing w:after="30" w:line="280" w:lineRule="auto"/>
+              <w:spacing w:after="30" w:line="280" w:lineRule="auto"/>
+              <w:jc w:val="center"/>
+              <w:rPr>
+                <w:rFonts w:hint="eastAsia"/>
+              </w:rPr>
             </w:pPr>
             <w:r>
               <w:rPr>
@@ -1998,8 +2317,11 @@
           </w:tcPr>
           <w:p>
             <w:pPr>
-              <w:jc w:val="center"/>
-              <w:spacing w:after="30" w:line="280" w:lineRule="auto"/>
+              <w:spacing w:after="30" w:line="280" w:lineRule="auto"/>
+              <w:jc w:val="center"/>
+              <w:rPr>
+                <w:rFonts w:hint="eastAsia"/>
+              </w:rPr>
             </w:pPr>
             <w:r>
               <w:rPr>
@@ -2016,8 +2338,11 @@
           </w:tcPr>
           <w:p>
             <w:pPr>
-              <w:jc w:val="center"/>
-              <w:spacing w:after="30" w:line="280" w:lineRule="auto"/>
+              <w:spacing w:after="30" w:line="280" w:lineRule="auto"/>
+              <w:jc w:val="center"/>
+              <w:rPr>
+                <w:rFonts w:hint="eastAsia"/>
+              </w:rPr>
             </w:pPr>
             <w:r>
               <w:rPr>
@@ -2034,8 +2359,11 @@
           </w:tcPr>
           <w:p>
             <w:pPr>
-              <w:jc w:val="center"/>
-              <w:spacing w:after="30" w:line="280" w:lineRule="auto"/>
+              <w:spacing w:after="30" w:line="280" w:lineRule="auto"/>
+              <w:jc w:val="center"/>
+              <w:rPr>
+                <w:rFonts w:hint="eastAsia"/>
+              </w:rPr>
             </w:pPr>
             <w:r>
               <w:rPr>
@@ -2052,8 +2380,11 @@
           </w:tcPr>
           <w:p>
             <w:pPr>
-              <w:jc w:val="center"/>
-              <w:spacing w:after="30" w:line="280" w:lineRule="auto"/>
+              <w:spacing w:after="30" w:line="280" w:lineRule="auto"/>
+              <w:jc w:val="center"/>
+              <w:rPr>
+                <w:rFonts w:hint="eastAsia"/>
+              </w:rPr>
             </w:pPr>
             <w:r>
               <w:rPr>
@@ -2072,8 +2403,11 @@
           </w:tcPr>
           <w:p>
             <w:pPr>
-              <w:jc w:val="center"/>
-              <w:spacing w:after="30" w:line="280" w:lineRule="auto"/>
+              <w:spacing w:after="30" w:line="280" w:lineRule="auto"/>
+              <w:jc w:val="center"/>
+              <w:rPr>
+                <w:rFonts w:hint="eastAsia"/>
+              </w:rPr>
             </w:pPr>
             <w:r>
               <w:rPr>
@@ -2090,8 +2424,11 @@
           </w:tcPr>
           <w:p>
             <w:pPr>
-              <w:jc w:val="center"/>
-              <w:spacing w:after="30" w:line="280" w:lineRule="auto"/>
+              <w:spacing w:after="30" w:line="280" w:lineRule="auto"/>
+              <w:jc w:val="center"/>
+              <w:rPr>
+                <w:rFonts w:hint="eastAsia"/>
+              </w:rPr>
             </w:pPr>
             <w:r>
               <w:rPr>
@@ -2108,8 +2445,11 @@
           </w:tcPr>
           <w:p>
             <w:pPr>
-              <w:jc w:val="center"/>
-              <w:spacing w:after="30" w:line="280" w:lineRule="auto"/>
+              <w:spacing w:after="30" w:line="280" w:lineRule="auto"/>
+              <w:jc w:val="center"/>
+              <w:rPr>
+                <w:rFonts w:hint="eastAsia"/>
+              </w:rPr>
             </w:pPr>
             <w:r>
               <w:rPr>
@@ -2126,8 +2466,11 @@
           </w:tcPr>
           <w:p>
             <w:pPr>
-              <w:jc w:val="center"/>
-              <w:spacing w:after="30" w:line="280" w:lineRule="auto"/>
+              <w:spacing w:after="30" w:line="280" w:lineRule="auto"/>
+              <w:jc w:val="center"/>
+              <w:rPr>
+                <w:rFonts w:hint="eastAsia"/>
+              </w:rPr>
             </w:pPr>
             <w:r>
               <w:rPr>
@@ -2144,8 +2487,11 @@
           </w:tcPr>
           <w:p>
             <w:pPr>
-              <w:jc w:val="center"/>
-              <w:spacing w:after="30" w:line="280" w:lineRule="auto"/>
+              <w:spacing w:after="30" w:line="280" w:lineRule="auto"/>
+              <w:jc w:val="center"/>
+              <w:rPr>
+                <w:rFonts w:hint="eastAsia"/>
+              </w:rPr>
             </w:pPr>
             <w:r>
               <w:rPr>
@@ -2162,8 +2508,11 @@
           </w:tcPr>
           <w:p>
             <w:pPr>
-              <w:jc w:val="center"/>
-              <w:spacing w:after="30" w:line="280" w:lineRule="auto"/>
+              <w:spacing w:after="30" w:line="280" w:lineRule="auto"/>
+              <w:jc w:val="center"/>
+              <w:rPr>
+                <w:rFonts w:hint="eastAsia"/>
+              </w:rPr>
             </w:pPr>
             <w:r>
               <w:rPr>
@@ -2182,8 +2531,11 @@
           </w:tcPr>
           <w:p>
             <w:pPr>
-              <w:jc w:val="center"/>
-              <w:spacing w:after="30" w:line="280" w:lineRule="auto"/>
+              <w:spacing w:after="30" w:line="280" w:lineRule="auto"/>
+              <w:jc w:val="center"/>
+              <w:rPr>
+                <w:rFonts w:hint="eastAsia"/>
+              </w:rPr>
             </w:pPr>
             <w:r>
               <w:rPr>
@@ -2200,8 +2552,11 @@
           </w:tcPr>
           <w:p>
             <w:pPr>
-              <w:jc w:val="center"/>
-              <w:spacing w:after="30" w:line="280" w:lineRule="auto"/>
+              <w:spacing w:after="30" w:line="280" w:lineRule="auto"/>
+              <w:jc w:val="center"/>
+              <w:rPr>
+                <w:rFonts w:hint="eastAsia"/>
+              </w:rPr>
             </w:pPr>
             <w:r>
               <w:rPr>
@@ -2218,8 +2573,11 @@
           </w:tcPr>
           <w:p>
             <w:pPr>
-              <w:jc w:val="center"/>
-              <w:spacing w:after="30" w:line="280" w:lineRule="auto"/>
+              <w:spacing w:after="30" w:line="280" w:lineRule="auto"/>
+              <w:jc w:val="center"/>
+              <w:rPr>
+                <w:rFonts w:hint="eastAsia"/>
+              </w:rPr>
             </w:pPr>
             <w:r>
               <w:rPr>
@@ -2236,8 +2594,11 @@
           </w:tcPr>
           <w:p>
             <w:pPr>
-              <w:jc w:val="center"/>
-              <w:spacing w:after="30" w:line="280" w:lineRule="auto"/>
+              <w:spacing w:after="30" w:line="280" w:lineRule="auto"/>
+              <w:jc w:val="center"/>
+              <w:rPr>
+                <w:rFonts w:hint="eastAsia"/>
+              </w:rPr>
             </w:pPr>
             <w:r>
               <w:rPr>
@@ -2254,8 +2615,11 @@
           </w:tcPr>
           <w:p>
             <w:pPr>
-              <w:jc w:val="center"/>
-              <w:spacing w:after="30" w:line="280" w:lineRule="auto"/>
+              <w:spacing w:after="30" w:line="280" w:lineRule="auto"/>
+              <w:jc w:val="center"/>
+              <w:rPr>
+                <w:rFonts w:hint="eastAsia"/>
+              </w:rPr>
             </w:pPr>
             <w:r>
               <w:rPr>
@@ -2272,8 +2636,11 @@
           </w:tcPr>
           <w:p>
             <w:pPr>
-              <w:jc w:val="center"/>
-              <w:spacing w:after="30" w:line="280" w:lineRule="auto"/>
+              <w:spacing w:after="30" w:line="280" w:lineRule="auto"/>
+              <w:jc w:val="center"/>
+              <w:rPr>
+                <w:rFonts w:hint="eastAsia"/>
+              </w:rPr>
             </w:pPr>
             <w:r>
               <w:rPr>
@@ -2292,8 +2659,11 @@
           </w:tcPr>
           <w:p>
             <w:pPr>
-              <w:jc w:val="center"/>
-              <w:spacing w:after="30" w:line="280" w:lineRule="auto"/>
+              <w:spacing w:after="30" w:line="280" w:lineRule="auto"/>
+              <w:jc w:val="center"/>
+              <w:rPr>
+                <w:rFonts w:hint="eastAsia"/>
+              </w:rPr>
             </w:pPr>
             <w:r>
               <w:rPr>
@@ -2310,8 +2680,11 @@
           </w:tcPr>
           <w:p>
             <w:pPr>
-              <w:jc w:val="center"/>
-              <w:spacing w:after="30" w:line="280" w:lineRule="auto"/>
+              <w:spacing w:after="30" w:line="280" w:lineRule="auto"/>
+              <w:jc w:val="center"/>
+              <w:rPr>
+                <w:rFonts w:hint="eastAsia"/>
+              </w:rPr>
             </w:pPr>
             <w:r>
               <w:rPr>
@@ -2328,8 +2701,11 @@
           </w:tcPr>
           <w:p>
             <w:pPr>
-              <w:jc w:val="center"/>
-              <w:spacing w:after="30" w:line="280" w:lineRule="auto"/>
+              <w:spacing w:after="30" w:line="280" w:lineRule="auto"/>
+              <w:jc w:val="center"/>
+              <w:rPr>
+                <w:rFonts w:hint="eastAsia"/>
+              </w:rPr>
             </w:pPr>
             <w:r>
               <w:rPr>
@@ -2346,8 +2722,11 @@
           </w:tcPr>
           <w:p>
             <w:pPr>
-              <w:jc w:val="center"/>
-              <w:spacing w:after="30" w:line="280" w:lineRule="auto"/>
+              <w:spacing w:after="30" w:line="280" w:lineRule="auto"/>
+              <w:jc w:val="center"/>
+              <w:rPr>
+                <w:rFonts w:hint="eastAsia"/>
+              </w:rPr>
             </w:pPr>
             <w:r>
               <w:rPr>
@@ -2364,8 +2743,11 @@
           </w:tcPr>
           <w:p>
             <w:pPr>
-              <w:jc w:val="center"/>
-              <w:spacing w:after="30" w:line="280" w:lineRule="auto"/>
+              <w:spacing w:after="30" w:line="280" w:lineRule="auto"/>
+              <w:jc w:val="center"/>
+              <w:rPr>
+                <w:rFonts w:hint="eastAsia"/>
+              </w:rPr>
             </w:pPr>
             <w:r>
               <w:rPr>
@@ -2382,8 +2764,11 @@
           </w:tcPr>
           <w:p>
             <w:pPr>
-              <w:jc w:val="center"/>
-              <w:spacing w:after="30" w:line="280" w:lineRule="auto"/>
+              <w:spacing w:after="30" w:line="280" w:lineRule="auto"/>
+              <w:jc w:val="center"/>
+              <w:rPr>
+                <w:rFonts w:hint="eastAsia"/>
+              </w:rPr>
             </w:pPr>
             <w:r>
               <w:rPr>
@@ -2402,8 +2787,11 @@
           </w:tcPr>
           <w:p>
             <w:pPr>
-              <w:jc w:val="center"/>
-              <w:spacing w:after="30" w:line="280" w:lineRule="auto"/>
+              <w:spacing w:after="30" w:line="280" w:lineRule="auto"/>
+              <w:jc w:val="center"/>
+              <w:rPr>
+                <w:rFonts w:hint="eastAsia"/>
+              </w:rPr>
             </w:pPr>
             <w:r>
               <w:rPr>
@@ -2420,8 +2808,11 @@
           </w:tcPr>
           <w:p>
             <w:pPr>
-              <w:jc w:val="center"/>
-              <w:spacing w:after="30" w:line="280" w:lineRule="auto"/>
+              <w:spacing w:after="30" w:line="280" w:lineRule="auto"/>
+              <w:jc w:val="center"/>
+              <w:rPr>
+                <w:rFonts w:hint="eastAsia"/>
+              </w:rPr>
             </w:pPr>
             <w:r>
               <w:rPr>
@@ -2438,8 +2829,11 @@
           </w:tcPr>
           <w:p>
             <w:pPr>
-              <w:jc w:val="center"/>
-              <w:spacing w:after="30" w:line="280" w:lineRule="auto"/>
+              <w:spacing w:after="30" w:line="280" w:lineRule="auto"/>
+              <w:jc w:val="center"/>
+              <w:rPr>
+                <w:rFonts w:hint="eastAsia"/>
+              </w:rPr>
             </w:pPr>
             <w:r>
               <w:rPr>
@@ -2456,8 +2850,11 @@
           </w:tcPr>
           <w:p>
             <w:pPr>
-              <w:jc w:val="center"/>
-              <w:spacing w:after="30" w:line="280" w:lineRule="auto"/>
+              <w:spacing w:after="30" w:line="280" w:lineRule="auto"/>
+              <w:jc w:val="center"/>
+              <w:rPr>
+                <w:rFonts w:hint="eastAsia"/>
+              </w:rPr>
             </w:pPr>
             <w:r>
               <w:rPr>
@@ -2474,8 +2871,11 @@
           </w:tcPr>
           <w:p>
             <w:pPr>
-              <w:jc w:val="center"/>
-              <w:spacing w:after="30" w:line="280" w:lineRule="auto"/>
+              <w:spacing w:after="30" w:line="280" w:lineRule="auto"/>
+              <w:jc w:val="center"/>
+              <w:rPr>
+                <w:rFonts w:hint="eastAsia"/>
+              </w:rPr>
             </w:pPr>
             <w:r>
               <w:rPr>
@@ -2492,8 +2892,11 @@
           </w:tcPr>
           <w:p>
             <w:pPr>
-              <w:jc w:val="center"/>
-              <w:spacing w:after="30" w:line="280" w:lineRule="auto"/>
+              <w:spacing w:after="30" w:line="280" w:lineRule="auto"/>
+              <w:jc w:val="center"/>
+              <w:rPr>
+                <w:rFonts w:hint="eastAsia"/>
+              </w:rPr>
             </w:pPr>
             <w:r>
               <w:rPr>
@@ -2512,8 +2915,11 @@
           </w:tcPr>
           <w:p>
             <w:pPr>
-              <w:jc w:val="center"/>
-              <w:spacing w:after="30" w:line="280" w:lineRule="auto"/>
+              <w:spacing w:after="30" w:line="280" w:lineRule="auto"/>
+              <w:jc w:val="center"/>
+              <w:rPr>
+                <w:rFonts w:hint="eastAsia"/>
+              </w:rPr>
             </w:pPr>
             <w:r>
               <w:rPr>
@@ -2530,8 +2936,11 @@
           </w:tcPr>
           <w:p>
             <w:pPr>
-              <w:jc w:val="center"/>
-              <w:spacing w:after="30" w:line="280" w:lineRule="auto"/>
+              <w:spacing w:after="30" w:line="280" w:lineRule="auto"/>
+              <w:jc w:val="center"/>
+              <w:rPr>
+                <w:rFonts w:hint="eastAsia"/>
+              </w:rPr>
             </w:pPr>
             <w:r>
               <w:rPr>
@@ -2548,8 +2957,11 @@
           </w:tcPr>
           <w:p>
             <w:pPr>
-              <w:jc w:val="center"/>
-              <w:spacing w:after="30" w:line="280" w:lineRule="auto"/>
+              <w:spacing w:after="30" w:line="280" w:lineRule="auto"/>
+              <w:jc w:val="center"/>
+              <w:rPr>
+                <w:rFonts w:hint="eastAsia"/>
+              </w:rPr>
             </w:pPr>
             <w:r>
               <w:rPr>
@@ -2566,8 +2978,11 @@
           </w:tcPr>
           <w:p>
             <w:pPr>
-              <w:jc w:val="center"/>
-              <w:spacing w:after="30" w:line="280" w:lineRule="auto"/>
+              <w:spacing w:after="30" w:line="280" w:lineRule="auto"/>
+              <w:jc w:val="center"/>
+              <w:rPr>
+                <w:rFonts w:hint="eastAsia"/>
+              </w:rPr>
             </w:pPr>
             <w:r>
               <w:rPr>
@@ -2584,8 +2999,11 @@
           </w:tcPr>
           <w:p>
             <w:pPr>
-              <w:jc w:val="center"/>
-              <w:spacing w:after="30" w:line="280" w:lineRule="auto"/>
+              <w:spacing w:after="30" w:line="280" w:lineRule="auto"/>
+              <w:jc w:val="center"/>
+              <w:rPr>
+                <w:rFonts w:hint="eastAsia"/>
+              </w:rPr>
             </w:pPr>
             <w:r>
               <w:rPr>
@@ -2602,8 +3020,11 @@
           </w:tcPr>
           <w:p>
             <w:pPr>
-              <w:jc w:val="center"/>
-              <w:spacing w:after="30" w:line="280" w:lineRule="auto"/>
+              <w:spacing w:after="30" w:line="280" w:lineRule="auto"/>
+              <w:jc w:val="center"/>
+              <w:rPr>
+                <w:rFonts w:hint="eastAsia"/>
+              </w:rPr>
             </w:pPr>
             <w:r>
               <w:rPr>
@@ -2622,8 +3043,11 @@
           </w:tcPr>
           <w:p>
             <w:pPr>
-              <w:jc w:val="center"/>
-              <w:spacing w:after="30" w:line="280" w:lineRule="auto"/>
+              <w:spacing w:after="30" w:line="280" w:lineRule="auto"/>
+              <w:jc w:val="center"/>
+              <w:rPr>
+                <w:rFonts w:hint="eastAsia"/>
+              </w:rPr>
             </w:pPr>
             <w:r>
               <w:rPr>
@@ -2640,8 +3064,11 @@
           </w:tcPr>
           <w:p>
             <w:pPr>
-              <w:jc w:val="center"/>
-              <w:spacing w:after="30" w:line="280" w:lineRule="auto"/>
+              <w:spacing w:after="30" w:line="280" w:lineRule="auto"/>
+              <w:jc w:val="center"/>
+              <w:rPr>
+                <w:rFonts w:hint="eastAsia"/>
+              </w:rPr>
             </w:pPr>
             <w:r>
               <w:rPr>
@@ -2658,8 +3085,11 @@
           </w:tcPr>
           <w:p>
             <w:pPr>
-              <w:jc w:val="center"/>
-              <w:spacing w:after="30" w:line="280" w:lineRule="auto"/>
+              <w:spacing w:after="30" w:line="280" w:lineRule="auto"/>
+              <w:jc w:val="center"/>
+              <w:rPr>
+                <w:rFonts w:hint="eastAsia"/>
+              </w:rPr>
             </w:pPr>
             <w:r>
               <w:rPr>
@@ -2676,8 +3106,11 @@
           </w:tcPr>
           <w:p>
             <w:pPr>
-              <w:jc w:val="center"/>
-              <w:spacing w:after="30" w:line="280" w:lineRule="auto"/>
+              <w:spacing w:after="30" w:line="280" w:lineRule="auto"/>
+              <w:jc w:val="center"/>
+              <w:rPr>
+                <w:rFonts w:hint="eastAsia"/>
+              </w:rPr>
             </w:pPr>
             <w:r>
               <w:rPr>
@@ -2694,8 +3127,11 @@
           </w:tcPr>
           <w:p>
             <w:pPr>
-              <w:jc w:val="center"/>
-              <w:spacing w:after="30" w:line="280" w:lineRule="auto"/>
+              <w:spacing w:after="30" w:line="280" w:lineRule="auto"/>
+              <w:jc w:val="center"/>
+              <w:rPr>
+                <w:rFonts w:hint="eastAsia"/>
+              </w:rPr>
             </w:pPr>
             <w:r>
               <w:rPr>
@@ -2712,8 +3148,11 @@
           </w:tcPr>
           <w:p>
             <w:pPr>
-              <w:jc w:val="center"/>
-              <w:spacing w:after="30" w:line="280" w:lineRule="auto"/>
+              <w:spacing w:after="30" w:line="280" w:lineRule="auto"/>
+              <w:jc w:val="center"/>
+              <w:rPr>
+                <w:rFonts w:hint="eastAsia"/>
+              </w:rPr>
             </w:pPr>
             <w:r>
               <w:rPr>
@@ -2732,8 +3171,11 @@
           </w:tcPr>
           <w:p>
             <w:pPr>
-              <w:jc w:val="center"/>
-              <w:spacing w:after="30" w:line="280" w:lineRule="auto"/>
+              <w:spacing w:after="30" w:line="280" w:lineRule="auto"/>
+              <w:jc w:val="center"/>
+              <w:rPr>
+                <w:rFonts w:hint="eastAsia"/>
+              </w:rPr>
             </w:pPr>
             <w:r>
               <w:rPr>
@@ -2750,8 +3192,11 @@
           </w:tcPr>
           <w:p>
             <w:pPr>
-              <w:jc w:val="center"/>
-              <w:spacing w:after="30" w:line="280" w:lineRule="auto"/>
+              <w:spacing w:after="30" w:line="280" w:lineRule="auto"/>
+              <w:jc w:val="center"/>
+              <w:rPr>
+                <w:rFonts w:hint="eastAsia"/>
+              </w:rPr>
             </w:pPr>
             <w:r>
               <w:rPr>
@@ -2768,8 +3213,11 @@
           </w:tcPr>
           <w:p>
             <w:pPr>
-              <w:jc w:val="center"/>
-              <w:spacing w:after="30" w:line="280" w:lineRule="auto"/>
+              <w:spacing w:after="30" w:line="280" w:lineRule="auto"/>
+              <w:jc w:val="center"/>
+              <w:rPr>
+                <w:rFonts w:hint="eastAsia"/>
+              </w:rPr>
             </w:pPr>
             <w:r>
               <w:rPr>
@@ -2786,8 +3234,11 @@
           </w:tcPr>
           <w:p>
             <w:pPr>
-              <w:jc w:val="center"/>
-              <w:spacing w:after="30" w:line="280" w:lineRule="auto"/>
+              <w:spacing w:after="30" w:line="280" w:lineRule="auto"/>
+              <w:jc w:val="center"/>
+              <w:rPr>
+                <w:rFonts w:hint="eastAsia"/>
+              </w:rPr>
             </w:pPr>
             <w:r>
               <w:rPr>
@@ -2804,8 +3255,11 @@
           </w:tcPr>
           <w:p>
             <w:pPr>
-              <w:jc w:val="center"/>
-              <w:spacing w:after="30" w:line="280" w:lineRule="auto"/>
+              <w:spacing w:after="30" w:line="280" w:lineRule="auto"/>
+              <w:jc w:val="center"/>
+              <w:rPr>
+                <w:rFonts w:hint="eastAsia"/>
+              </w:rPr>
             </w:pPr>
             <w:r>
               <w:rPr>
@@ -2822,8 +3276,11 @@
           </w:tcPr>
           <w:p>
             <w:pPr>
-              <w:jc w:val="center"/>
-              <w:spacing w:after="30" w:line="280" w:lineRule="auto"/>
+              <w:spacing w:after="30" w:line="280" w:lineRule="auto"/>
+              <w:jc w:val="center"/>
+              <w:rPr>
+                <w:rFonts w:hint="eastAsia"/>
+              </w:rPr>
             </w:pPr>
             <w:r>
               <w:rPr>
@@ -2842,8 +3299,11 @@
           </w:tcPr>
           <w:p>
             <w:pPr>
-              <w:jc w:val="center"/>
-              <w:spacing w:after="30" w:line="280" w:lineRule="auto"/>
+              <w:spacing w:after="30" w:line="280" w:lineRule="auto"/>
+              <w:jc w:val="center"/>
+              <w:rPr>
+                <w:rFonts w:hint="eastAsia"/>
+              </w:rPr>
             </w:pPr>
             <w:r>
               <w:rPr>
@@ -2860,8 +3320,11 @@
           </w:tcPr>
           <w:p>
             <w:pPr>
-              <w:jc w:val="center"/>
-              <w:spacing w:after="30" w:line="280" w:lineRule="auto"/>
+              <w:spacing w:after="30" w:line="280" w:lineRule="auto"/>
+              <w:jc w:val="center"/>
+              <w:rPr>
+                <w:rFonts w:hint="eastAsia"/>
+              </w:rPr>
             </w:pPr>
             <w:r>
               <w:rPr>
@@ -2878,8 +3341,11 @@
           </w:tcPr>
           <w:p>
             <w:pPr>
-              <w:jc w:val="center"/>
-              <w:spacing w:after="30" w:line="280" w:lineRule="auto"/>
+              <w:spacing w:after="30" w:line="280" w:lineRule="auto"/>
+              <w:jc w:val="center"/>
+              <w:rPr>
+                <w:rFonts w:hint="eastAsia"/>
+              </w:rPr>
             </w:pPr>
             <w:r>
               <w:rPr>
@@ -2896,8 +3362,11 @@
           </w:tcPr>
           <w:p>
             <w:pPr>
-              <w:jc w:val="center"/>
-              <w:spacing w:after="30" w:line="280" w:lineRule="auto"/>
+              <w:spacing w:after="30" w:line="280" w:lineRule="auto"/>
+              <w:jc w:val="center"/>
+              <w:rPr>
+                <w:rFonts w:hint="eastAsia"/>
+              </w:rPr>
             </w:pPr>
             <w:r>
               <w:rPr>
@@ -2914,8 +3383,11 @@
           </w:tcPr>
           <w:p>
             <w:pPr>
-              <w:jc w:val="center"/>
-              <w:spacing w:after="30" w:line="280" w:lineRule="auto"/>
+              <w:spacing w:after="30" w:line="280" w:lineRule="auto"/>
+              <w:jc w:val="center"/>
+              <w:rPr>
+                <w:rFonts w:hint="eastAsia"/>
+              </w:rPr>
             </w:pPr>
             <w:r>
               <w:rPr>
@@ -2932,8 +3404,11 @@
           </w:tcPr>
           <w:p>
             <w:pPr>
-              <w:jc w:val="center"/>
-              <w:spacing w:after="30" w:line="280" w:lineRule="auto"/>
+              <w:spacing w:after="30" w:line="280" w:lineRule="auto"/>
+              <w:jc w:val="center"/>
+              <w:rPr>
+                <w:rFonts w:hint="eastAsia"/>
+              </w:rPr>
             </w:pPr>
             <w:r>
               <w:rPr>
@@ -2952,8 +3427,11 @@
           </w:tcPr>
           <w:p>
             <w:pPr>
-              <w:jc w:val="center"/>
-              <w:spacing w:after="30" w:line="280" w:lineRule="auto"/>
+              <w:spacing w:after="30" w:line="280" w:lineRule="auto"/>
+              <w:jc w:val="center"/>
+              <w:rPr>
+                <w:rFonts w:hint="eastAsia"/>
+              </w:rPr>
             </w:pPr>
             <w:r>
               <w:rPr>
@@ -2970,8 +3448,11 @@
           </w:tcPr>
           <w:p>
             <w:pPr>
-              <w:jc w:val="center"/>
-              <w:spacing w:after="30" w:line="280" w:lineRule="auto"/>
+              <w:spacing w:after="30" w:line="280" w:lineRule="auto"/>
+              <w:jc w:val="center"/>
+              <w:rPr>
+                <w:rFonts w:hint="eastAsia"/>
+              </w:rPr>
             </w:pPr>
             <w:r>
               <w:rPr>
@@ -2988,8 +3469,11 @@
           </w:tcPr>
           <w:p>
             <w:pPr>
-              <w:jc w:val="center"/>
-              <w:spacing w:after="30" w:line="280" w:lineRule="auto"/>
+              <w:spacing w:after="30" w:line="280" w:lineRule="auto"/>
+              <w:jc w:val="center"/>
+              <w:rPr>
+                <w:rFonts w:hint="eastAsia"/>
+              </w:rPr>
             </w:pPr>
             <w:r>
               <w:rPr>
@@ -3006,8 +3490,11 @@
           </w:tcPr>
           <w:p>
             <w:pPr>
-              <w:jc w:val="center"/>
-              <w:spacing w:after="30" w:line="280" w:lineRule="auto"/>
+              <w:spacing w:after="30" w:line="280" w:lineRule="auto"/>
+              <w:jc w:val="center"/>
+              <w:rPr>
+                <w:rFonts w:hint="eastAsia"/>
+              </w:rPr>
             </w:pPr>
             <w:r>
               <w:rPr>
@@ -3024,8 +3511,11 @@
           </w:tcPr>
           <w:p>
             <w:pPr>
-              <w:jc w:val="center"/>
-              <w:spacing w:after="30" w:line="280" w:lineRule="auto"/>
+              <w:spacing w:after="30" w:line="280" w:lineRule="auto"/>
+              <w:jc w:val="center"/>
+              <w:rPr>
+                <w:rFonts w:hint="eastAsia"/>
+              </w:rPr>
             </w:pPr>
             <w:r>
               <w:rPr>
@@ -3042,8 +3532,11 @@
           </w:tcPr>
           <w:p>
             <w:pPr>
-              <w:jc w:val="center"/>
-              <w:spacing w:after="30" w:line="280" w:lineRule="auto"/>
+              <w:spacing w:after="30" w:line="280" w:lineRule="auto"/>
+              <w:jc w:val="center"/>
+              <w:rPr>
+                <w:rFonts w:hint="eastAsia"/>
+              </w:rPr>
             </w:pPr>
             <w:r>
               <w:rPr>
@@ -3062,8 +3555,11 @@
           </w:tcPr>
           <w:p>
             <w:pPr>
-              <w:jc w:val="center"/>
-              <w:spacing w:after="30" w:line="280" w:lineRule="auto"/>
+              <w:spacing w:after="30" w:line="280" w:lineRule="auto"/>
+              <w:jc w:val="center"/>
+              <w:rPr>
+                <w:rFonts w:hint="eastAsia"/>
+              </w:rPr>
             </w:pPr>
             <w:r>
               <w:rPr>
@@ -3080,8 +3576,11 @@
           </w:tcPr>
           <w:p>
             <w:pPr>
-              <w:jc w:val="center"/>
-              <w:spacing w:after="30" w:line="280" w:lineRule="auto"/>
+              <w:spacing w:after="30" w:line="280" w:lineRule="auto"/>
+              <w:jc w:val="center"/>
+              <w:rPr>
+                <w:rFonts w:hint="eastAsia"/>
+              </w:rPr>
             </w:pPr>
             <w:r>
               <w:rPr>
@@ -3098,8 +3597,11 @@
           </w:tcPr>
           <w:p>
             <w:pPr>
-              <w:jc w:val="center"/>
-              <w:spacing w:after="30" w:line="280" w:lineRule="auto"/>
+              <w:spacing w:after="30" w:line="280" w:lineRule="auto"/>
+              <w:jc w:val="center"/>
+              <w:rPr>
+                <w:rFonts w:hint="eastAsia"/>
+              </w:rPr>
             </w:pPr>
             <w:r>
               <w:rPr>
@@ -3116,8 +3618,11 @@
           </w:tcPr>
           <w:p>
             <w:pPr>
-              <w:jc w:val="center"/>
-              <w:spacing w:after="30" w:line="280" w:lineRule="auto"/>
+              <w:spacing w:after="30" w:line="280" w:lineRule="auto"/>
+              <w:jc w:val="center"/>
+              <w:rPr>
+                <w:rFonts w:hint="eastAsia"/>
+              </w:rPr>
             </w:pPr>
             <w:r>
               <w:rPr>
@@ -3134,8 +3639,11 @@
           </w:tcPr>
           <w:p>
             <w:pPr>
-              <w:jc w:val="center"/>
-              <w:spacing w:after="30" w:line="280" w:lineRule="auto"/>
+              <w:spacing w:after="30" w:line="280" w:lineRule="auto"/>
+              <w:jc w:val="center"/>
+              <w:rPr>
+                <w:rFonts w:hint="eastAsia"/>
+              </w:rPr>
             </w:pPr>
             <w:r>
               <w:rPr>
@@ -3152,8 +3660,11 @@
           </w:tcPr>
           <w:p>
             <w:pPr>
-              <w:jc w:val="center"/>
-              <w:spacing w:after="30" w:line="280" w:lineRule="auto"/>
+              <w:spacing w:after="30" w:line="280" w:lineRule="auto"/>
+              <w:jc w:val="center"/>
+              <w:rPr>
+                <w:rFonts w:hint="eastAsia"/>
+              </w:rPr>
             </w:pPr>
             <w:r>
               <w:rPr>
@@ -3172,8 +3683,11 @@
           </w:tcPr>
           <w:p>
             <w:pPr>
-              <w:jc w:val="center"/>
-              <w:spacing w:after="30" w:line="280" w:lineRule="auto"/>
+              <w:spacing w:after="30" w:line="280" w:lineRule="auto"/>
+              <w:jc w:val="center"/>
+              <w:rPr>
+                <w:rFonts w:hint="eastAsia"/>
+              </w:rPr>
             </w:pPr>
             <w:r>
               <w:rPr>
@@ -3190,8 +3704,11 @@
           </w:tcPr>
           <w:p>
             <w:pPr>
-              <w:jc w:val="center"/>
-              <w:spacing w:after="30" w:line="280" w:lineRule="auto"/>
+              <w:spacing w:after="30" w:line="280" w:lineRule="auto"/>
+              <w:jc w:val="center"/>
+              <w:rPr>
+                <w:rFonts w:hint="eastAsia"/>
+              </w:rPr>
             </w:pPr>
             <w:r>
               <w:rPr>
@@ -3208,8 +3725,11 @@
           </w:tcPr>
           <w:p>
             <w:pPr>
-              <w:jc w:val="center"/>
-              <w:spacing w:after="30" w:line="280" w:lineRule="auto"/>
+              <w:spacing w:after="30" w:line="280" w:lineRule="auto"/>
+              <w:jc w:val="center"/>
+              <w:rPr>
+                <w:rFonts w:hint="eastAsia"/>
+              </w:rPr>
             </w:pPr>
             <w:r>
               <w:rPr>
@@ -3226,8 +3746,11 @@
           </w:tcPr>
           <w:p>
             <w:pPr>
-              <w:jc w:val="center"/>
-              <w:spacing w:after="30" w:line="280" w:lineRule="auto"/>
+              <w:spacing w:after="30" w:line="280" w:lineRule="auto"/>
+              <w:jc w:val="center"/>
+              <w:rPr>
+                <w:rFonts w:hint="eastAsia"/>
+              </w:rPr>
             </w:pPr>
             <w:r>
               <w:rPr>
@@ -3244,8 +3767,11 @@
           </w:tcPr>
           <w:p>
             <w:pPr>
-              <w:jc w:val="center"/>
-              <w:spacing w:after="30" w:line="280" w:lineRule="auto"/>
+              <w:spacing w:after="30" w:line="280" w:lineRule="auto"/>
+              <w:jc w:val="center"/>
+              <w:rPr>
+                <w:rFonts w:hint="eastAsia"/>
+              </w:rPr>
             </w:pPr>
             <w:r>
               <w:rPr>
@@ -3262,8 +3788,11 @@
           </w:tcPr>
           <w:p>
             <w:pPr>
-              <w:jc w:val="center"/>
-              <w:spacing w:after="30" w:line="280" w:lineRule="auto"/>
+              <w:spacing w:after="30" w:line="280" w:lineRule="auto"/>
+              <w:jc w:val="center"/>
+              <w:rPr>
+                <w:rFonts w:hint="eastAsia"/>
+              </w:rPr>
             </w:pPr>
             <w:r>
               <w:rPr>
@@ -3282,8 +3811,11 @@
           </w:tcPr>
           <w:p>
             <w:pPr>
-              <w:jc w:val="center"/>
-              <w:spacing w:after="30" w:line="280" w:lineRule="auto"/>
+              <w:spacing w:after="30" w:line="280" w:lineRule="auto"/>
+              <w:jc w:val="center"/>
+              <w:rPr>
+                <w:rFonts w:hint="eastAsia"/>
+              </w:rPr>
             </w:pPr>
             <w:r>
               <w:rPr>
@@ -3300,8 +3832,11 @@
           </w:tcPr>
           <w:p>
             <w:pPr>
-              <w:jc w:val="center"/>
-              <w:spacing w:after="30" w:line="280" w:lineRule="auto"/>
+              <w:spacing w:after="30" w:line="280" w:lineRule="auto"/>
+              <w:jc w:val="center"/>
+              <w:rPr>
+                <w:rFonts w:hint="eastAsia"/>
+              </w:rPr>
             </w:pPr>
             <w:r>
               <w:rPr>
@@ -3318,8 +3853,11 @@
           </w:tcPr>
           <w:p>
             <w:pPr>
-              <w:jc w:val="center"/>
-              <w:spacing w:after="30" w:line="280" w:lineRule="auto"/>
+              <w:spacing w:after="30" w:line="280" w:lineRule="auto"/>
+              <w:jc w:val="center"/>
+              <w:rPr>
+                <w:rFonts w:hint="eastAsia"/>
+              </w:rPr>
             </w:pPr>
             <w:r>
               <w:rPr>
@@ -3336,8 +3874,11 @@
           </w:tcPr>
           <w:p>
             <w:pPr>
-              <w:jc w:val="center"/>
-              <w:spacing w:after="30" w:line="280" w:lineRule="auto"/>
+              <w:spacing w:after="30" w:line="280" w:lineRule="auto"/>
+              <w:jc w:val="center"/>
+              <w:rPr>
+                <w:rFonts w:hint="eastAsia"/>
+              </w:rPr>
             </w:pPr>
             <w:r>
               <w:rPr>
@@ -3354,8 +3895,11 @@
           </w:tcPr>
           <w:p>
             <w:pPr>
-              <w:jc w:val="center"/>
-              <w:spacing w:after="30" w:line="280" w:lineRule="auto"/>
+              <w:spacing w:after="30" w:line="280" w:lineRule="auto"/>
+              <w:jc w:val="center"/>
+              <w:rPr>
+                <w:rFonts w:hint="eastAsia"/>
+              </w:rPr>
             </w:pPr>
             <w:r>
               <w:rPr>
@@ -3372,8 +3916,11 @@
           </w:tcPr>
           <w:p>
             <w:pPr>
-              <w:jc w:val="center"/>
-              <w:spacing w:after="30" w:line="280" w:lineRule="auto"/>
+              <w:spacing w:after="30" w:line="280" w:lineRule="auto"/>
+              <w:jc w:val="center"/>
+              <w:rPr>
+                <w:rFonts w:hint="eastAsia"/>
+              </w:rPr>
             </w:pPr>
             <w:r>
               <w:rPr>
@@ -3392,8 +3939,11 @@
           </w:tcPr>
           <w:p>
             <w:pPr>
-              <w:jc w:val="center"/>
-              <w:spacing w:after="30" w:line="280" w:lineRule="auto"/>
+              <w:spacing w:after="30" w:line="280" w:lineRule="auto"/>
+              <w:jc w:val="center"/>
+              <w:rPr>
+                <w:rFonts w:hint="eastAsia"/>
+              </w:rPr>
             </w:pPr>
             <w:r>
               <w:rPr>
@@ -3410,8 +3960,11 @@
           </w:tcPr>
           <w:p>
             <w:pPr>
-              <w:jc w:val="center"/>
-              <w:spacing w:after="30" w:line="280" w:lineRule="auto"/>
+              <w:spacing w:after="30" w:line="280" w:lineRule="auto"/>
+              <w:jc w:val="center"/>
+              <w:rPr>
+                <w:rFonts w:hint="eastAsia"/>
+              </w:rPr>
             </w:pPr>
             <w:r>
               <w:rPr>
@@ -3428,8 +3981,11 @@
           </w:tcPr>
           <w:p>
             <w:pPr>
-              <w:jc w:val="center"/>
-              <w:spacing w:after="30" w:line="280" w:lineRule="auto"/>
+              <w:spacing w:after="30" w:line="280" w:lineRule="auto"/>
+              <w:jc w:val="center"/>
+              <w:rPr>
+                <w:rFonts w:hint="eastAsia"/>
+              </w:rPr>
             </w:pPr>
             <w:r>
               <w:rPr>
@@ -3446,8 +4002,11 @@
           </w:tcPr>
           <w:p>
             <w:pPr>
-              <w:jc w:val="center"/>
-              <w:spacing w:after="30" w:line="280" w:lineRule="auto"/>
+              <w:spacing w:after="30" w:line="280" w:lineRule="auto"/>
+              <w:jc w:val="center"/>
+              <w:rPr>
+                <w:rFonts w:hint="eastAsia"/>
+              </w:rPr>
             </w:pPr>
             <w:r>
               <w:rPr>
@@ -3464,8 +4023,11 @@
           </w:tcPr>
           <w:p>
             <w:pPr>
-              <w:jc w:val="center"/>
-              <w:spacing w:after="30" w:line="280" w:lineRule="auto"/>
+              <w:spacing w:after="30" w:line="280" w:lineRule="auto"/>
+              <w:jc w:val="center"/>
+              <w:rPr>
+                <w:rFonts w:hint="eastAsia"/>
+              </w:rPr>
             </w:pPr>
             <w:r>
               <w:rPr>
@@ -3482,8 +4044,11 @@
           </w:tcPr>
           <w:p>
             <w:pPr>
-              <w:jc w:val="center"/>
-              <w:spacing w:after="30" w:line="280" w:lineRule="auto"/>
+              <w:spacing w:after="30" w:line="280" w:lineRule="auto"/>
+              <w:jc w:val="center"/>
+              <w:rPr>
+                <w:rFonts w:hint="eastAsia"/>
+              </w:rPr>
             </w:pPr>
             <w:r>
               <w:rPr>
@@ -3502,8 +4067,11 @@
           </w:tcPr>
           <w:p>
             <w:pPr>
-              <w:jc w:val="center"/>
-              <w:spacing w:after="30" w:line="280" w:lineRule="auto"/>
+              <w:spacing w:after="30" w:line="280" w:lineRule="auto"/>
+              <w:jc w:val="center"/>
+              <w:rPr>
+                <w:rFonts w:hint="eastAsia"/>
+              </w:rPr>
             </w:pPr>
             <w:r>
               <w:rPr>
@@ -3520,8 +4088,11 @@
           </w:tcPr>
           <w:p>
             <w:pPr>
-              <w:jc w:val="center"/>
-              <w:spacing w:after="30" w:line="280" w:lineRule="auto"/>
+              <w:spacing w:after="30" w:line="280" w:lineRule="auto"/>
+              <w:jc w:val="center"/>
+              <w:rPr>
+                <w:rFonts w:hint="eastAsia"/>
+              </w:rPr>
             </w:pPr>
             <w:r>
               <w:rPr>
@@ -3538,8 +4109,11 @@
           </w:tcPr>
           <w:p>
             <w:pPr>
-              <w:jc w:val="center"/>
-              <w:spacing w:after="30" w:line="280" w:lineRule="auto"/>
+              <w:spacing w:after="30" w:line="280" w:lineRule="auto"/>
+              <w:jc w:val="center"/>
+              <w:rPr>
+                <w:rFonts w:hint="eastAsia"/>
+              </w:rPr>
             </w:pPr>
             <w:r>
               <w:rPr>
@@ -3556,8 +4130,11 @@
           </w:tcPr>
           <w:p>
             <w:pPr>
-              <w:jc w:val="center"/>
-              <w:spacing w:after="30" w:line="280" w:lineRule="auto"/>
+              <w:spacing w:after="30" w:line="280" w:lineRule="auto"/>
+              <w:jc w:val="center"/>
+              <w:rPr>
+                <w:rFonts w:hint="eastAsia"/>
+              </w:rPr>
             </w:pPr>
             <w:r>
               <w:rPr>
@@ -3574,8 +4151,11 @@
           </w:tcPr>
           <w:p>
             <w:pPr>
-              <w:jc w:val="center"/>
-              <w:spacing w:after="30" w:line="280" w:lineRule="auto"/>
+              <w:spacing w:after="30" w:line="280" w:lineRule="auto"/>
+              <w:jc w:val="center"/>
+              <w:rPr>
+                <w:rFonts w:hint="eastAsia"/>
+              </w:rPr>
             </w:pPr>
             <w:r>
               <w:rPr>
@@ -3592,8 +4172,11 @@
           </w:tcPr>
           <w:p>
             <w:pPr>
-              <w:jc w:val="center"/>
-              <w:spacing w:after="30" w:line="280" w:lineRule="auto"/>
+              <w:spacing w:after="30" w:line="280" w:lineRule="auto"/>
+              <w:jc w:val="center"/>
+              <w:rPr>
+                <w:rFonts w:hint="eastAsia"/>
+              </w:rPr>
             </w:pPr>
             <w:r>
               <w:rPr>
@@ -3612,8 +4195,11 @@
           </w:tcPr>
           <w:p>
             <w:pPr>
-              <w:jc w:val="center"/>
-              <w:spacing w:after="30" w:line="280" w:lineRule="auto"/>
+              <w:spacing w:after="30" w:line="280" w:lineRule="auto"/>
+              <w:jc w:val="center"/>
+              <w:rPr>
+                <w:rFonts w:hint="eastAsia"/>
+              </w:rPr>
             </w:pPr>
             <w:r>
               <w:rPr>
@@ -3630,8 +4216,11 @@
           </w:tcPr>
           <w:p>
             <w:pPr>
-              <w:jc w:val="center"/>
-              <w:spacing w:after="30" w:line="280" w:lineRule="auto"/>
+              <w:spacing w:after="30" w:line="280" w:lineRule="auto"/>
+              <w:jc w:val="center"/>
+              <w:rPr>
+                <w:rFonts w:hint="eastAsia"/>
+              </w:rPr>
             </w:pPr>
             <w:r>
               <w:rPr>
@@ -3648,8 +4237,11 @@
           </w:tcPr>
           <w:p>
             <w:pPr>
-              <w:jc w:val="center"/>
-              <w:spacing w:after="30" w:line="280" w:lineRule="auto"/>
+              <w:spacing w:after="30" w:line="280" w:lineRule="auto"/>
+              <w:jc w:val="center"/>
+              <w:rPr>
+                <w:rFonts w:hint="eastAsia"/>
+              </w:rPr>
             </w:pPr>
             <w:r>
               <w:rPr>
@@ -3666,8 +4258,11 @@
           </w:tcPr>
           <w:p>
             <w:pPr>
-              <w:jc w:val="center"/>
-              <w:spacing w:after="30" w:line="280" w:lineRule="auto"/>
+              <w:spacing w:after="30" w:line="280" w:lineRule="auto"/>
+              <w:jc w:val="center"/>
+              <w:rPr>
+                <w:rFonts w:hint="eastAsia"/>
+              </w:rPr>
             </w:pPr>
             <w:r>
               <w:rPr>
@@ -3684,8 +4279,11 @@
           </w:tcPr>
           <w:p>
             <w:pPr>
-              <w:jc w:val="center"/>
-              <w:spacing w:after="30" w:line="280" w:lineRule="auto"/>
+              <w:spacing w:after="30" w:line="280" w:lineRule="auto"/>
+              <w:jc w:val="center"/>
+              <w:rPr>
+                <w:rFonts w:hint="eastAsia"/>
+              </w:rPr>
             </w:pPr>
             <w:r>
               <w:rPr>
@@ -3702,8 +4300,11 @@
           </w:tcPr>
           <w:p>
             <w:pPr>
-              <w:jc w:val="center"/>
-              <w:spacing w:after="30" w:line="280" w:lineRule="auto"/>
+              <w:spacing w:after="30" w:line="280" w:lineRule="auto"/>
+              <w:jc w:val="center"/>
+              <w:rPr>
+                <w:rFonts w:hint="eastAsia"/>
+              </w:rPr>
             </w:pPr>
             <w:r>
               <w:rPr>
@@ -3722,8 +4323,11 @@
           </w:tcPr>
           <w:p>
             <w:pPr>
-              <w:jc w:val="center"/>
-              <w:spacing w:after="30" w:line="280" w:lineRule="auto"/>
+              <w:spacing w:after="30" w:line="280" w:lineRule="auto"/>
+              <w:jc w:val="center"/>
+              <w:rPr>
+                <w:rFonts w:hint="eastAsia"/>
+              </w:rPr>
             </w:pPr>
             <w:r>
               <w:rPr>
@@ -3740,8 +4344,11 @@
           </w:tcPr>
           <w:p>
             <w:pPr>
-              <w:jc w:val="center"/>
-              <w:spacing w:after="30" w:line="280" w:lineRule="auto"/>
+              <w:spacing w:after="30" w:line="280" w:lineRule="auto"/>
+              <w:jc w:val="center"/>
+              <w:rPr>
+                <w:rFonts w:hint="eastAsia"/>
+              </w:rPr>
             </w:pPr>
             <w:r>
               <w:rPr>
@@ -3758,8 +4365,11 @@
           </w:tcPr>
           <w:p>
             <w:pPr>
-              <w:jc w:val="center"/>
-              <w:spacing w:after="30" w:line="280" w:lineRule="auto"/>
+              <w:spacing w:after="30" w:line="280" w:lineRule="auto"/>
+              <w:jc w:val="center"/>
+              <w:rPr>
+                <w:rFonts w:hint="eastAsia"/>
+              </w:rPr>
             </w:pPr>
             <w:r>
               <w:rPr>
@@ -3776,8 +4386,11 @@
           </w:tcPr>
           <w:p>
             <w:pPr>
-              <w:jc w:val="center"/>
-              <w:spacing w:after="30" w:line="280" w:lineRule="auto"/>
+              <w:spacing w:after="30" w:line="280" w:lineRule="auto"/>
+              <w:jc w:val="center"/>
+              <w:rPr>
+                <w:rFonts w:hint="eastAsia"/>
+              </w:rPr>
             </w:pPr>
             <w:r>
               <w:rPr>
@@ -3794,8 +4407,11 @@
           </w:tcPr>
           <w:p>
             <w:pPr>
-              <w:jc w:val="center"/>
-              <w:spacing w:after="30" w:line="280" w:lineRule="auto"/>
+              <w:spacing w:after="30" w:line="280" w:lineRule="auto"/>
+              <w:jc w:val="center"/>
+              <w:rPr>
+                <w:rFonts w:hint="eastAsia"/>
+              </w:rPr>
             </w:pPr>
             <w:r>
               <w:rPr>
@@ -3812,8 +4428,11 @@
           </w:tcPr>
           <w:p>
             <w:pPr>
-              <w:jc w:val="center"/>
-              <w:spacing w:after="30" w:line="280" w:lineRule="auto"/>
+              <w:spacing w:after="30" w:line="280" w:lineRule="auto"/>
+              <w:jc w:val="center"/>
+              <w:rPr>
+                <w:rFonts w:hint="eastAsia"/>
+              </w:rPr>
             </w:pPr>
             <w:r>
               <w:rPr>
@@ -3832,8 +4451,11 @@
           </w:tcPr>
           <w:p>
             <w:pPr>
-              <w:jc w:val="center"/>
-              <w:spacing w:after="30" w:line="280" w:lineRule="auto"/>
+              <w:spacing w:after="30" w:line="280" w:lineRule="auto"/>
+              <w:jc w:val="center"/>
+              <w:rPr>
+                <w:rFonts w:hint="eastAsia"/>
+              </w:rPr>
             </w:pPr>
             <w:r>
               <w:rPr>
@@ -3850,8 +4472,11 @@
           </w:tcPr>
           <w:p>
             <w:pPr>
-              <w:jc w:val="center"/>
-              <w:spacing w:after="30" w:line="280" w:lineRule="auto"/>
+              <w:spacing w:after="30" w:line="280" w:lineRule="auto"/>
+              <w:jc w:val="center"/>
+              <w:rPr>
+                <w:rFonts w:hint="eastAsia"/>
+              </w:rPr>
             </w:pPr>
             <w:r>
               <w:rPr>
@@ -3868,8 +4493,11 @@
           </w:tcPr>
           <w:p>
             <w:pPr>
-              <w:jc w:val="center"/>
-              <w:spacing w:after="30" w:line="280" w:lineRule="auto"/>
+              <w:spacing w:after="30" w:line="280" w:lineRule="auto"/>
+              <w:jc w:val="center"/>
+              <w:rPr>
+                <w:rFonts w:hint="eastAsia"/>
+              </w:rPr>
             </w:pPr>
             <w:r>
               <w:rPr>
@@ -3886,8 +4514,11 @@
           </w:tcPr>
           <w:p>
             <w:pPr>
-              <w:jc w:val="center"/>
-              <w:spacing w:after="30" w:line="280" w:lineRule="auto"/>
+              <w:spacing w:after="30" w:line="280" w:lineRule="auto"/>
+              <w:jc w:val="center"/>
+              <w:rPr>
+                <w:rFonts w:hint="eastAsia"/>
+              </w:rPr>
             </w:pPr>
             <w:r>
               <w:rPr>
@@ -3904,8 +4535,11 @@
           </w:tcPr>
           <w:p>
             <w:pPr>
-              <w:jc w:val="center"/>
-              <w:spacing w:after="30" w:line="280" w:lineRule="auto"/>
+              <w:spacing w:after="30" w:line="280" w:lineRule="auto"/>
+              <w:jc w:val="center"/>
+              <w:rPr>
+                <w:rFonts w:hint="eastAsia"/>
+              </w:rPr>
             </w:pPr>
             <w:r>
               <w:rPr>
@@ -3922,8 +4556,11 @@
           </w:tcPr>
           <w:p>
             <w:pPr>
-              <w:jc w:val="center"/>
-              <w:spacing w:after="30" w:line="280" w:lineRule="auto"/>
+              <w:spacing w:after="30" w:line="280" w:lineRule="auto"/>
+              <w:jc w:val="center"/>
+              <w:rPr>
+                <w:rFonts w:hint="eastAsia"/>
+              </w:rPr>
             </w:pPr>
             <w:r>
               <w:rPr>
@@ -3942,8 +4579,11 @@
           </w:tcPr>
           <w:p>
             <w:pPr>
-              <w:jc w:val="center"/>
-              <w:spacing w:after="30" w:line="280" w:lineRule="auto"/>
+              <w:spacing w:after="30" w:line="280" w:lineRule="auto"/>
+              <w:jc w:val="center"/>
+              <w:rPr>
+                <w:rFonts w:hint="eastAsia"/>
+              </w:rPr>
             </w:pPr>
             <w:r>
               <w:rPr>
@@ -3960,8 +4600,11 @@
           </w:tcPr>
           <w:p>
             <w:pPr>
-              <w:jc w:val="center"/>
-              <w:spacing w:after="30" w:line="280" w:lineRule="auto"/>
+              <w:spacing w:after="30" w:line="280" w:lineRule="auto"/>
+              <w:jc w:val="center"/>
+              <w:rPr>
+                <w:rFonts w:hint="eastAsia"/>
+              </w:rPr>
             </w:pPr>
             <w:r>
               <w:rPr>
@@ -3978,8 +4621,11 @@
           </w:tcPr>
           <w:p>
             <w:pPr>
-              <w:jc w:val="center"/>
-              <w:spacing w:after="30" w:line="280" w:lineRule="auto"/>
+              <w:spacing w:after="30" w:line="280" w:lineRule="auto"/>
+              <w:jc w:val="center"/>
+              <w:rPr>
+                <w:rFonts w:hint="eastAsia"/>
+              </w:rPr>
             </w:pPr>
             <w:r>
               <w:rPr>
@@ -3996,8 +4642,11 @@
           </w:tcPr>
           <w:p>
             <w:pPr>
-              <w:jc w:val="center"/>
-              <w:spacing w:after="30" w:line="280" w:lineRule="auto"/>
+              <w:spacing w:after="30" w:line="280" w:lineRule="auto"/>
+              <w:jc w:val="center"/>
+              <w:rPr>
+                <w:rFonts w:hint="eastAsia"/>
+              </w:rPr>
             </w:pPr>
             <w:r>
               <w:rPr>
@@ -4014,8 +4663,11 @@
           </w:tcPr>
           <w:p>
             <w:pPr>
-              <w:jc w:val="center"/>
-              <w:spacing w:after="30" w:line="280" w:lineRule="auto"/>
+              <w:spacing w:after="30" w:line="280" w:lineRule="auto"/>
+              <w:jc w:val="center"/>
+              <w:rPr>
+                <w:rFonts w:hint="eastAsia"/>
+              </w:rPr>
             </w:pPr>
             <w:r>
               <w:rPr>
@@ -4032,8 +4684,11 @@
           </w:tcPr>
           <w:p>
             <w:pPr>
-              <w:jc w:val="center"/>
-              <w:spacing w:after="30" w:line="280" w:lineRule="auto"/>
+              <w:spacing w:after="30" w:line="280" w:lineRule="auto"/>
+              <w:jc w:val="center"/>
+              <w:rPr>
+                <w:rFonts w:hint="eastAsia"/>
+              </w:rPr>
             </w:pPr>
             <w:r>
               <w:rPr>
@@ -4052,8 +4707,11 @@
           </w:tcPr>
           <w:p>
             <w:pPr>
-              <w:jc w:val="center"/>
-              <w:spacing w:after="30" w:line="280" w:lineRule="auto"/>
+              <w:spacing w:after="30" w:line="280" w:lineRule="auto"/>
+              <w:jc w:val="center"/>
+              <w:rPr>
+                <w:rFonts w:hint="eastAsia"/>
+              </w:rPr>
             </w:pPr>
             <w:r>
               <w:rPr>
@@ -4070,8 +4728,11 @@
           </w:tcPr>
           <w:p>
             <w:pPr>
-              <w:jc w:val="center"/>
-              <w:spacing w:after="30" w:line="280" w:lineRule="auto"/>
+              <w:spacing w:after="30" w:line="280" w:lineRule="auto"/>
+              <w:jc w:val="center"/>
+              <w:rPr>
+                <w:rFonts w:hint="eastAsia"/>
+              </w:rPr>
             </w:pPr>
             <w:r>
               <w:rPr>
@@ -4088,8 +4749,11 @@
           </w:tcPr>
           <w:p>
             <w:pPr>
-              <w:jc w:val="center"/>
-              <w:spacing w:after="30" w:line="280" w:lineRule="auto"/>
+              <w:spacing w:after="30" w:line="280" w:lineRule="auto"/>
+              <w:jc w:val="center"/>
+              <w:rPr>
+                <w:rFonts w:hint="eastAsia"/>
+              </w:rPr>
             </w:pPr>
             <w:r>
               <w:rPr>
@@ -4106,8 +4770,11 @@
           </w:tcPr>
           <w:p>
             <w:pPr>
-              <w:jc w:val="center"/>
-              <w:spacing w:after="30" w:line="280" w:lineRule="auto"/>
+              <w:spacing w:after="30" w:line="280" w:lineRule="auto"/>
+              <w:jc w:val="center"/>
+              <w:rPr>
+                <w:rFonts w:hint="eastAsia"/>
+              </w:rPr>
             </w:pPr>
             <w:r>
               <w:rPr>
@@ -4124,8 +4791,11 @@
           </w:tcPr>
           <w:p>
             <w:pPr>
-              <w:jc w:val="center"/>
-              <w:spacing w:after="30" w:line="280" w:lineRule="auto"/>
+              <w:spacing w:after="30" w:line="280" w:lineRule="auto"/>
+              <w:jc w:val="center"/>
+              <w:rPr>
+                <w:rFonts w:hint="eastAsia"/>
+              </w:rPr>
             </w:pPr>
             <w:r>
               <w:rPr>
@@ -4142,8 +4812,11 @@
           </w:tcPr>
           <w:p>
             <w:pPr>
-              <w:jc w:val="center"/>
-              <w:spacing w:after="30" w:line="280" w:lineRule="auto"/>
+              <w:spacing w:after="30" w:line="280" w:lineRule="auto"/>
+              <w:jc w:val="center"/>
+              <w:rPr>
+                <w:rFonts w:hint="eastAsia"/>
+              </w:rPr>
             </w:pPr>
             <w:r>
               <w:rPr>
@@ -4158,53 +4831,63 @@
     </w:tbl>
     <w:p>
       <w:pPr>
-        <w:spacing w:after="120" w:line="320" w:lineRule="auto"/>
+        <w:rPr>
+          <w:rFonts w:hint="eastAsia"/>
+        </w:rPr>
+      </w:pPr>
+    </w:p>
+    <w:p>
+      <w:pPr>
+        <w:ind w:firstLine="420"/>
+        <w:rPr>
+          <w:rFonts w:hint="eastAsia"/>
+        </w:rPr>
       </w:pPr>
       <w:r>
-        <w:rPr/>
-        <w:t xml:space="preserve"/>
+        <w:lastRenderedPageBreak/>
+        <w:t>由表可知，时差为0的活动为 A-D、D-H、H-L、L-N、N-O、O-P，因此关键路径为 A-D-H-L-N-O-P，总长度为 10+5+9+4+10+9=47 天。关键路径上的活动没有可自由延迟的余地，应作为项目进度跟踪的重点。</w:t>
+      </w:r>
+    </w:p>
+    <w:p>
+      <w:pPr>
+        <w:pStyle w:val="1"/>
+        <w:spacing w:after="120"/>
+        <w:rPr>
+          <w:rFonts w:hint="eastAsia"/>
+        </w:rPr>
+      </w:pPr>
+      <w:r>
+        <w:t>四、</w:t>
+      </w:r>
+      <w:r>
+        <w:t>rabbit</w:t>
+      </w:r>
+      <w:r>
+        <w:t>项目过程跟踪方案</w:t>
       </w:r>
     </w:p>
     <w:p>
       <w:pPr>
         <w:ind w:firstLine="420"/>
-        <w:spacing w:after="120" w:line="320" w:lineRule="auto"/>
+        <w:rPr>
+          <w:rFonts w:hint="eastAsia"/>
+        </w:rPr>
       </w:pPr>
       <w:r>
-        <w:rPr/>
-        <w:t xml:space="preserve">由表可知，时差为0的活动为 A-D、D-H、H-L、L-N、N-O、O-P，因此关键路径为 A-D-H-L-N-O-P，总长度为 10+5+9+4+10+9=47 天。关键路径上的活动没有可自由延迟的余地，应作为项目进度跟踪的重点。</w:t>
-      </w:r>
-    </w:p>
-    <w:p>
-      <w:pPr>
-        <w:pStyle w:val="Heading1"/>
-        <w:spacing w:after="120" w:line="320" w:lineRule="auto"/>
-      </w:pPr>
-      <w:r>
-        <w:rPr/>
-        <w:t xml:space="preserve">四、rabbit-1项目过程跟踪方案</w:t>
-      </w:r>
-    </w:p>
-    <w:p>
-      <w:pPr>
-        <w:ind w:firstLine="420"/>
-        <w:spacing w:after="120" w:line="320" w:lineRule="auto"/>
-      </w:pPr>
-      <w:r>
-        <w:rPr/>
-        <w:t xml:space="preserve">项目跟踪工具可以采用甘特图、任务看板和每周进度表结合的方式。甘特图用于观察任务的开始结束时间和依赖关系，看板用于跟踪任务状态，每周进度表用于记录实际工作量、里程碑完成情况和风险。</w:t>
+        <w:t>项目跟踪工具可以采用甘特图、任务看板和每周进度表结合的方式。甘特图用于观察任务的开始结束时间和依赖关系，看板用于跟踪任务状态，每周进度表用于记录实际工作量、里程碑完成情况和风险。</w:t>
       </w:r>
     </w:p>
     <w:tbl>
       <w:tblPr>
         <w:tblW w:w="9360" w:type="dxa"/>
+        <w:tblInd w:w="110" w:type="dxa"/>
         <w:tblBorders>
-          <w:top w:val="single" w:sz="4" w:color="AEB7C2"/>
-          <w:left w:val="single" w:sz="4" w:color="AEB7C2"/>
-          <w:bottom w:val="single" w:sz="4" w:color="AEB7C2"/>
-          <w:right w:val="single" w:sz="4" w:color="AEB7C2"/>
-          <w:insideH w:val="single" w:sz="4" w:color="AEB7C2"/>
-          <w:insideV w:val="single" w:sz="4" w:color="AEB7C2"/>
+          <w:top w:val="single" w:sz="4" w:space="0" w:color="AEB7C2"/>
+          <w:left w:val="single" w:sz="4" w:space="0" w:color="AEB7C2"/>
+          <w:bottom w:val="single" w:sz="4" w:space="0" w:color="AEB7C2"/>
+          <w:right w:val="single" w:sz="4" w:space="0" w:color="AEB7C2"/>
+          <w:insideH w:val="single" w:sz="4" w:space="0" w:color="AEB7C2"/>
+          <w:insideV w:val="single" w:sz="4" w:space="0" w:color="AEB7C2"/>
         </w:tblBorders>
         <w:tblCellMar>
           <w:top w:w="90" w:type="dxa"/>
@@ -4212,6 +4895,7 @@
           <w:bottom w:w="90" w:type="dxa"/>
           <w:right w:w="110" w:type="dxa"/>
         </w:tblCellMar>
+        <w:tblLook w:val="04A0" w:firstRow="1" w:lastRow="0" w:firstColumn="1" w:lastColumn="0" w:noHBand="0" w:noVBand="1"/>
       </w:tblPr>
       <w:tblGrid>
         <w:gridCol w:w="650"/>
@@ -4226,12 +4910,15 @@
         <w:tc>
           <w:tcPr>
             <w:tcW w:w="650" w:type="dxa"/>
-            <w:shd w:fill="F2F4F7"/>
-          </w:tcPr>
-          <w:p>
-            <w:pPr>
-              <w:jc w:val="center"/>
-              <w:spacing w:after="30" w:line="280" w:lineRule="auto"/>
+            <w:shd w:val="clear" w:color="auto" w:fill="F2F4F7"/>
+          </w:tcPr>
+          <w:p>
+            <w:pPr>
+              <w:spacing w:after="30" w:line="280" w:lineRule="auto"/>
+              <w:jc w:val="center"/>
+              <w:rPr>
+                <w:rFonts w:hint="eastAsia"/>
+              </w:rPr>
             </w:pPr>
             <w:r>
               <w:rPr>
@@ -4247,12 +4934,15 @@
         <w:tc>
           <w:tcPr>
             <w:tcW w:w="1900" w:type="dxa"/>
-            <w:shd w:fill="F2F4F7"/>
-          </w:tcPr>
-          <w:p>
-            <w:pPr>
-              <w:jc w:val="center"/>
-              <w:spacing w:after="30" w:line="280" w:lineRule="auto"/>
+            <w:shd w:val="clear" w:color="auto" w:fill="F2F4F7"/>
+          </w:tcPr>
+          <w:p>
+            <w:pPr>
+              <w:spacing w:after="30" w:line="280" w:lineRule="auto"/>
+              <w:jc w:val="center"/>
+              <w:rPr>
+                <w:rFonts w:hint="eastAsia"/>
+              </w:rPr>
             </w:pPr>
             <w:r>
               <w:rPr>
@@ -4268,12 +4958,15 @@
         <w:tc>
           <w:tcPr>
             <w:tcW w:w="1550" w:type="dxa"/>
-            <w:shd w:fill="F2F4F7"/>
-          </w:tcPr>
-          <w:p>
-            <w:pPr>
-              <w:jc w:val="center"/>
-              <w:spacing w:after="30" w:line="280" w:lineRule="auto"/>
+            <w:shd w:val="clear" w:color="auto" w:fill="F2F4F7"/>
+          </w:tcPr>
+          <w:p>
+            <w:pPr>
+              <w:spacing w:after="30" w:line="280" w:lineRule="auto"/>
+              <w:jc w:val="center"/>
+              <w:rPr>
+                <w:rFonts w:hint="eastAsia"/>
+              </w:rPr>
             </w:pPr>
             <w:r>
               <w:rPr>
@@ -4289,12 +4982,15 @@
         <w:tc>
           <w:tcPr>
             <w:tcW w:w="850" w:type="dxa"/>
-            <w:shd w:fill="F2F4F7"/>
-          </w:tcPr>
-          <w:p>
-            <w:pPr>
-              <w:jc w:val="center"/>
-              <w:spacing w:after="30" w:line="280" w:lineRule="auto"/>
+            <w:shd w:val="clear" w:color="auto" w:fill="F2F4F7"/>
+          </w:tcPr>
+          <w:p>
+            <w:pPr>
+              <w:spacing w:after="30" w:line="280" w:lineRule="auto"/>
+              <w:jc w:val="center"/>
+              <w:rPr>
+                <w:rFonts w:hint="eastAsia"/>
+              </w:rPr>
             </w:pPr>
             <w:r>
               <w:rPr>
@@ -4310,12 +5006,15 @@
         <w:tc>
           <w:tcPr>
             <w:tcW w:w="1250" w:type="dxa"/>
-            <w:shd w:fill="F2F4F7"/>
-          </w:tcPr>
-          <w:p>
-            <w:pPr>
-              <w:jc w:val="center"/>
-              <w:spacing w:after="30" w:line="280" w:lineRule="auto"/>
+            <w:shd w:val="clear" w:color="auto" w:fill="F2F4F7"/>
+          </w:tcPr>
+          <w:p>
+            <w:pPr>
+              <w:spacing w:after="30" w:line="280" w:lineRule="auto"/>
+              <w:jc w:val="center"/>
+              <w:rPr>
+                <w:rFonts w:hint="eastAsia"/>
+              </w:rPr>
             </w:pPr>
             <w:r>
               <w:rPr>
@@ -4331,12 +5030,15 @@
         <w:tc>
           <w:tcPr>
             <w:tcW w:w="900" w:type="dxa"/>
-            <w:shd w:fill="F2F4F7"/>
-          </w:tcPr>
-          <w:p>
-            <w:pPr>
-              <w:jc w:val="center"/>
-              <w:spacing w:after="30" w:line="280" w:lineRule="auto"/>
+            <w:shd w:val="clear" w:color="auto" w:fill="F2F4F7"/>
+          </w:tcPr>
+          <w:p>
+            <w:pPr>
+              <w:spacing w:after="30" w:line="280" w:lineRule="auto"/>
+              <w:jc w:val="center"/>
+              <w:rPr>
+                <w:rFonts w:hint="eastAsia"/>
+              </w:rPr>
             </w:pPr>
             <w:r>
               <w:rPr>
@@ -4352,12 +5054,15 @@
         <w:tc>
           <w:tcPr>
             <w:tcW w:w="2260" w:type="dxa"/>
-            <w:shd w:fill="F2F4F7"/>
-          </w:tcPr>
-          <w:p>
-            <w:pPr>
-              <w:jc w:val="center"/>
-              <w:spacing w:after="30" w:line="280" w:lineRule="auto"/>
+            <w:shd w:val="clear" w:color="auto" w:fill="F2F4F7"/>
+          </w:tcPr>
+          <w:p>
+            <w:pPr>
+              <w:spacing w:after="30" w:line="280" w:lineRule="auto"/>
+              <w:jc w:val="center"/>
+              <w:rPr>
+                <w:rFonts w:hint="eastAsia"/>
+              </w:rPr>
             </w:pPr>
             <w:r>
               <w:rPr>
@@ -4378,8 +5083,11 @@
           </w:tcPr>
           <w:p>
             <w:pPr>
-              <w:jc w:val="center"/>
-              <w:spacing w:after="30" w:line="280" w:lineRule="auto"/>
+              <w:spacing w:after="30" w:line="280" w:lineRule="auto"/>
+              <w:jc w:val="center"/>
+              <w:rPr>
+                <w:rFonts w:hint="eastAsia"/>
+              </w:rPr>
             </w:pPr>
             <w:r>
               <w:rPr>
@@ -4396,8 +5104,11 @@
           </w:tcPr>
           <w:p>
             <w:pPr>
-              <w:jc w:val="center"/>
-              <w:spacing w:after="30" w:line="280" w:lineRule="auto"/>
+              <w:spacing w:after="30" w:line="280" w:lineRule="auto"/>
+              <w:jc w:val="center"/>
+              <w:rPr>
+                <w:rFonts w:hint="eastAsia"/>
+              </w:rPr>
             </w:pPr>
             <w:r>
               <w:rPr>
@@ -4414,8 +5125,11 @@
           </w:tcPr>
           <w:p>
             <w:pPr>
-              <w:jc w:val="center"/>
-              <w:spacing w:after="30" w:line="280" w:lineRule="auto"/>
+              <w:spacing w:after="30" w:line="280" w:lineRule="auto"/>
+              <w:jc w:val="center"/>
+              <w:rPr>
+                <w:rFonts w:hint="eastAsia"/>
+              </w:rPr>
             </w:pPr>
             <w:r>
               <w:rPr>
@@ -4432,8 +5146,11 @@
           </w:tcPr>
           <w:p>
             <w:pPr>
-              <w:jc w:val="center"/>
-              <w:spacing w:after="30" w:line="280" w:lineRule="auto"/>
+              <w:spacing w:after="30" w:line="280" w:lineRule="auto"/>
+              <w:jc w:val="center"/>
+              <w:rPr>
+                <w:rFonts w:hint="eastAsia"/>
+              </w:rPr>
             </w:pPr>
             <w:r>
               <w:rPr>
@@ -4450,8 +5167,11 @@
           </w:tcPr>
           <w:p>
             <w:pPr>
-              <w:jc w:val="center"/>
-              <w:spacing w:after="30" w:line="280" w:lineRule="auto"/>
+              <w:spacing w:after="30" w:line="280" w:lineRule="auto"/>
+              <w:jc w:val="center"/>
+              <w:rPr>
+                <w:rFonts w:hint="eastAsia"/>
+              </w:rPr>
             </w:pPr>
             <w:r>
               <w:rPr>
@@ -4468,8 +5188,11 @@
           </w:tcPr>
           <w:p>
             <w:pPr>
-              <w:jc w:val="center"/>
-              <w:spacing w:after="30" w:line="280" w:lineRule="auto"/>
+              <w:spacing w:after="30" w:line="280" w:lineRule="auto"/>
+              <w:jc w:val="center"/>
+              <w:rPr>
+                <w:rFonts w:hint="eastAsia"/>
+              </w:rPr>
             </w:pPr>
             <w:r>
               <w:rPr>
@@ -4486,8 +5209,11 @@
           </w:tcPr>
           <w:p>
             <w:pPr>
-              <w:jc w:val="center"/>
-              <w:spacing w:after="30" w:line="280" w:lineRule="auto"/>
+              <w:spacing w:after="30" w:line="280" w:lineRule="auto"/>
+              <w:jc w:val="center"/>
+              <w:rPr>
+                <w:rFonts w:hint="eastAsia"/>
+              </w:rPr>
             </w:pPr>
             <w:r>
               <w:rPr>
@@ -4506,8 +5232,11 @@
           </w:tcPr>
           <w:p>
             <w:pPr>
-              <w:jc w:val="center"/>
-              <w:spacing w:after="30" w:line="280" w:lineRule="auto"/>
+              <w:spacing w:after="30" w:line="280" w:lineRule="auto"/>
+              <w:jc w:val="center"/>
+              <w:rPr>
+                <w:rFonts w:hint="eastAsia"/>
+              </w:rPr>
             </w:pPr>
             <w:r>
               <w:rPr>
@@ -4524,8 +5253,11 @@
           </w:tcPr>
           <w:p>
             <w:pPr>
-              <w:jc w:val="center"/>
-              <w:spacing w:after="30" w:line="280" w:lineRule="auto"/>
+              <w:spacing w:after="30" w:line="280" w:lineRule="auto"/>
+              <w:jc w:val="center"/>
+              <w:rPr>
+                <w:rFonts w:hint="eastAsia"/>
+              </w:rPr>
             </w:pPr>
             <w:r>
               <w:rPr>
@@ -4542,8 +5274,11 @@
           </w:tcPr>
           <w:p>
             <w:pPr>
-              <w:jc w:val="center"/>
-              <w:spacing w:after="30" w:line="280" w:lineRule="auto"/>
+              <w:spacing w:after="30" w:line="280" w:lineRule="auto"/>
+              <w:jc w:val="center"/>
+              <w:rPr>
+                <w:rFonts w:hint="eastAsia"/>
+              </w:rPr>
             </w:pPr>
             <w:r>
               <w:rPr>
@@ -4560,8 +5295,11 @@
           </w:tcPr>
           <w:p>
             <w:pPr>
-              <w:jc w:val="center"/>
-              <w:spacing w:after="30" w:line="280" w:lineRule="auto"/>
+              <w:spacing w:after="30" w:line="280" w:lineRule="auto"/>
+              <w:jc w:val="center"/>
+              <w:rPr>
+                <w:rFonts w:hint="eastAsia"/>
+              </w:rPr>
             </w:pPr>
             <w:r>
               <w:rPr>
@@ -4578,8 +5316,11 @@
           </w:tcPr>
           <w:p>
             <w:pPr>
-              <w:jc w:val="center"/>
-              <w:spacing w:after="30" w:line="280" w:lineRule="auto"/>
+              <w:spacing w:after="30" w:line="280" w:lineRule="auto"/>
+              <w:jc w:val="center"/>
+              <w:rPr>
+                <w:rFonts w:hint="eastAsia"/>
+              </w:rPr>
             </w:pPr>
             <w:r>
               <w:rPr>
@@ -4596,8 +5337,11 @@
           </w:tcPr>
           <w:p>
             <w:pPr>
-              <w:jc w:val="center"/>
-              <w:spacing w:after="30" w:line="280" w:lineRule="auto"/>
+              <w:spacing w:after="30" w:line="280" w:lineRule="auto"/>
+              <w:jc w:val="center"/>
+              <w:rPr>
+                <w:rFonts w:hint="eastAsia"/>
+              </w:rPr>
             </w:pPr>
             <w:r>
               <w:rPr>
@@ -4614,8 +5358,11 @@
           </w:tcPr>
           <w:p>
             <w:pPr>
-              <w:jc w:val="center"/>
-              <w:spacing w:after="30" w:line="280" w:lineRule="auto"/>
+              <w:spacing w:after="30" w:line="280" w:lineRule="auto"/>
+              <w:jc w:val="center"/>
+              <w:rPr>
+                <w:rFonts w:hint="eastAsia"/>
+              </w:rPr>
             </w:pPr>
             <w:r>
               <w:rPr>
@@ -4634,8 +5381,11 @@
           </w:tcPr>
           <w:p>
             <w:pPr>
-              <w:jc w:val="center"/>
-              <w:spacing w:after="30" w:line="280" w:lineRule="auto"/>
+              <w:spacing w:after="30" w:line="280" w:lineRule="auto"/>
+              <w:jc w:val="center"/>
+              <w:rPr>
+                <w:rFonts w:hint="eastAsia"/>
+              </w:rPr>
             </w:pPr>
             <w:r>
               <w:rPr>
@@ -4652,8 +5402,11 @@
           </w:tcPr>
           <w:p>
             <w:pPr>
-              <w:jc w:val="center"/>
-              <w:spacing w:after="30" w:line="280" w:lineRule="auto"/>
+              <w:spacing w:after="30" w:line="280" w:lineRule="auto"/>
+              <w:jc w:val="center"/>
+              <w:rPr>
+                <w:rFonts w:hint="eastAsia"/>
+              </w:rPr>
             </w:pPr>
             <w:r>
               <w:rPr>
@@ -4670,8 +5423,11 @@
           </w:tcPr>
           <w:p>
             <w:pPr>
-              <w:jc w:val="center"/>
-              <w:spacing w:after="30" w:line="280" w:lineRule="auto"/>
+              <w:spacing w:after="30" w:line="280" w:lineRule="auto"/>
+              <w:jc w:val="center"/>
+              <w:rPr>
+                <w:rFonts w:hint="eastAsia"/>
+              </w:rPr>
             </w:pPr>
             <w:r>
               <w:rPr>
@@ -4688,8 +5444,11 @@
           </w:tcPr>
           <w:p>
             <w:pPr>
-              <w:jc w:val="center"/>
-              <w:spacing w:after="30" w:line="280" w:lineRule="auto"/>
+              <w:spacing w:after="30" w:line="280" w:lineRule="auto"/>
+              <w:jc w:val="center"/>
+              <w:rPr>
+                <w:rFonts w:hint="eastAsia"/>
+              </w:rPr>
             </w:pPr>
             <w:r>
               <w:rPr>
@@ -4706,8 +5465,11 @@
           </w:tcPr>
           <w:p>
             <w:pPr>
-              <w:jc w:val="center"/>
-              <w:spacing w:after="30" w:line="280" w:lineRule="auto"/>
+              <w:spacing w:after="30" w:line="280" w:lineRule="auto"/>
+              <w:jc w:val="center"/>
+              <w:rPr>
+                <w:rFonts w:hint="eastAsia"/>
+              </w:rPr>
             </w:pPr>
             <w:r>
               <w:rPr>
@@ -4724,8 +5486,11 @@
           </w:tcPr>
           <w:p>
             <w:pPr>
-              <w:jc w:val="center"/>
-              <w:spacing w:after="30" w:line="280" w:lineRule="auto"/>
+              <w:spacing w:after="30" w:line="280" w:lineRule="auto"/>
+              <w:jc w:val="center"/>
+              <w:rPr>
+                <w:rFonts w:hint="eastAsia"/>
+              </w:rPr>
             </w:pPr>
             <w:r>
               <w:rPr>
@@ -4742,8 +5507,11 @@
           </w:tcPr>
           <w:p>
             <w:pPr>
-              <w:jc w:val="center"/>
-              <w:spacing w:after="30" w:line="280" w:lineRule="auto"/>
+              <w:spacing w:after="30" w:line="280" w:lineRule="auto"/>
+              <w:jc w:val="center"/>
+              <w:rPr>
+                <w:rFonts w:hint="eastAsia"/>
+              </w:rPr>
             </w:pPr>
             <w:r>
               <w:rPr>
@@ -4762,8 +5530,11 @@
           </w:tcPr>
           <w:p>
             <w:pPr>
-              <w:jc w:val="center"/>
-              <w:spacing w:after="30" w:line="280" w:lineRule="auto"/>
+              <w:spacing w:after="30" w:line="280" w:lineRule="auto"/>
+              <w:jc w:val="center"/>
+              <w:rPr>
+                <w:rFonts w:hint="eastAsia"/>
+              </w:rPr>
             </w:pPr>
             <w:r>
               <w:rPr>
@@ -4780,8 +5551,11 @@
           </w:tcPr>
           <w:p>
             <w:pPr>
-              <w:jc w:val="center"/>
-              <w:spacing w:after="30" w:line="280" w:lineRule="auto"/>
+              <w:spacing w:after="30" w:line="280" w:lineRule="auto"/>
+              <w:jc w:val="center"/>
+              <w:rPr>
+                <w:rFonts w:hint="eastAsia"/>
+              </w:rPr>
             </w:pPr>
             <w:r>
               <w:rPr>
@@ -4798,8 +5572,11 @@
           </w:tcPr>
           <w:p>
             <w:pPr>
-              <w:jc w:val="center"/>
-              <w:spacing w:after="30" w:line="280" w:lineRule="auto"/>
+              <w:spacing w:after="30" w:line="280" w:lineRule="auto"/>
+              <w:jc w:val="center"/>
+              <w:rPr>
+                <w:rFonts w:hint="eastAsia"/>
+              </w:rPr>
             </w:pPr>
             <w:r>
               <w:rPr>
@@ -4816,8 +5593,11 @@
           </w:tcPr>
           <w:p>
             <w:pPr>
-              <w:jc w:val="center"/>
-              <w:spacing w:after="30" w:line="280" w:lineRule="auto"/>
+              <w:spacing w:after="30" w:line="280" w:lineRule="auto"/>
+              <w:jc w:val="center"/>
+              <w:rPr>
+                <w:rFonts w:hint="eastAsia"/>
+              </w:rPr>
             </w:pPr>
             <w:r>
               <w:rPr>
@@ -4834,8 +5614,11 @@
           </w:tcPr>
           <w:p>
             <w:pPr>
-              <w:jc w:val="center"/>
-              <w:spacing w:after="30" w:line="280" w:lineRule="auto"/>
+              <w:spacing w:after="30" w:line="280" w:lineRule="auto"/>
+              <w:jc w:val="center"/>
+              <w:rPr>
+                <w:rFonts w:hint="eastAsia"/>
+              </w:rPr>
             </w:pPr>
             <w:r>
               <w:rPr>
@@ -4852,8 +5635,11 @@
           </w:tcPr>
           <w:p>
             <w:pPr>
-              <w:jc w:val="center"/>
-              <w:spacing w:after="30" w:line="280" w:lineRule="auto"/>
+              <w:spacing w:after="30" w:line="280" w:lineRule="auto"/>
+              <w:jc w:val="center"/>
+              <w:rPr>
+                <w:rFonts w:hint="eastAsia"/>
+              </w:rPr>
             </w:pPr>
             <w:r>
               <w:rPr>
@@ -4871,6 +5657,9 @@
           <w:p>
             <w:pPr>
               <w:spacing w:after="30" w:line="280" w:lineRule="auto"/>
+              <w:rPr>
+                <w:rFonts w:hint="eastAsia"/>
+              </w:rPr>
             </w:pPr>
             <w:r>
               <w:rPr>
@@ -4889,8 +5678,11 @@
           </w:tcPr>
           <w:p>
             <w:pPr>
-              <w:jc w:val="center"/>
-              <w:spacing w:after="30" w:line="280" w:lineRule="auto"/>
+              <w:spacing w:after="30" w:line="280" w:lineRule="auto"/>
+              <w:jc w:val="center"/>
+              <w:rPr>
+                <w:rFonts w:hint="eastAsia"/>
+              </w:rPr>
             </w:pPr>
             <w:r>
               <w:rPr>
@@ -4907,8 +5699,11 @@
           </w:tcPr>
           <w:p>
             <w:pPr>
-              <w:jc w:val="center"/>
-              <w:spacing w:after="30" w:line="280" w:lineRule="auto"/>
+              <w:spacing w:after="30" w:line="280" w:lineRule="auto"/>
+              <w:jc w:val="center"/>
+              <w:rPr>
+                <w:rFonts w:hint="eastAsia"/>
+              </w:rPr>
             </w:pPr>
             <w:r>
               <w:rPr>
@@ -4925,8 +5720,11 @@
           </w:tcPr>
           <w:p>
             <w:pPr>
-              <w:jc w:val="center"/>
-              <w:spacing w:after="30" w:line="280" w:lineRule="auto"/>
+              <w:spacing w:after="30" w:line="280" w:lineRule="auto"/>
+              <w:jc w:val="center"/>
+              <w:rPr>
+                <w:rFonts w:hint="eastAsia"/>
+              </w:rPr>
             </w:pPr>
             <w:r>
               <w:rPr>
@@ -4943,8 +5741,11 @@
           </w:tcPr>
           <w:p>
             <w:pPr>
-              <w:jc w:val="center"/>
-              <w:spacing w:after="30" w:line="280" w:lineRule="auto"/>
+              <w:spacing w:after="30" w:line="280" w:lineRule="auto"/>
+              <w:jc w:val="center"/>
+              <w:rPr>
+                <w:rFonts w:hint="eastAsia"/>
+              </w:rPr>
             </w:pPr>
             <w:r>
               <w:rPr>
@@ -4961,8 +5762,11 @@
           </w:tcPr>
           <w:p>
             <w:pPr>
-              <w:jc w:val="center"/>
-              <w:spacing w:after="30" w:line="280" w:lineRule="auto"/>
+              <w:spacing w:after="30" w:line="280" w:lineRule="auto"/>
+              <w:jc w:val="center"/>
+              <w:rPr>
+                <w:rFonts w:hint="eastAsia"/>
+              </w:rPr>
             </w:pPr>
             <w:r>
               <w:rPr>
@@ -4979,8 +5783,11 @@
           </w:tcPr>
           <w:p>
             <w:pPr>
-              <w:jc w:val="center"/>
-              <w:spacing w:after="30" w:line="280" w:lineRule="auto"/>
+              <w:spacing w:after="30" w:line="280" w:lineRule="auto"/>
+              <w:jc w:val="center"/>
+              <w:rPr>
+                <w:rFonts w:hint="eastAsia"/>
+              </w:rPr>
             </w:pPr>
             <w:r>
               <w:rPr>
@@ -4997,8 +5804,11 @@
           </w:tcPr>
           <w:p>
             <w:pPr>
-              <w:jc w:val="center"/>
-              <w:spacing w:after="30" w:line="280" w:lineRule="auto"/>
+              <w:spacing w:after="30" w:line="280" w:lineRule="auto"/>
+              <w:jc w:val="center"/>
+              <w:rPr>
+                <w:rFonts w:hint="eastAsia"/>
+              </w:rPr>
             </w:pPr>
             <w:r>
               <w:rPr>
@@ -5017,8 +5827,11 @@
           </w:tcPr>
           <w:p>
             <w:pPr>
-              <w:jc w:val="center"/>
-              <w:spacing w:after="30" w:line="280" w:lineRule="auto"/>
+              <w:spacing w:after="30" w:line="280" w:lineRule="auto"/>
+              <w:jc w:val="center"/>
+              <w:rPr>
+                <w:rFonts w:hint="eastAsia"/>
+              </w:rPr>
             </w:pPr>
             <w:r>
               <w:rPr>
@@ -5035,8 +5848,11 @@
           </w:tcPr>
           <w:p>
             <w:pPr>
-              <w:jc w:val="center"/>
-              <w:spacing w:after="30" w:line="280" w:lineRule="auto"/>
+              <w:spacing w:after="30" w:line="280" w:lineRule="auto"/>
+              <w:jc w:val="center"/>
+              <w:rPr>
+                <w:rFonts w:hint="eastAsia"/>
+              </w:rPr>
             </w:pPr>
             <w:r>
               <w:rPr>
@@ -5053,8 +5869,11 @@
           </w:tcPr>
           <w:p>
             <w:pPr>
-              <w:jc w:val="center"/>
-              <w:spacing w:after="30" w:line="280" w:lineRule="auto"/>
+              <w:spacing w:after="30" w:line="280" w:lineRule="auto"/>
+              <w:jc w:val="center"/>
+              <w:rPr>
+                <w:rFonts w:hint="eastAsia"/>
+              </w:rPr>
             </w:pPr>
             <w:r>
               <w:rPr>
@@ -5071,8 +5890,11 @@
           </w:tcPr>
           <w:p>
             <w:pPr>
-              <w:jc w:val="center"/>
-              <w:spacing w:after="30" w:line="280" w:lineRule="auto"/>
+              <w:spacing w:after="30" w:line="280" w:lineRule="auto"/>
+              <w:jc w:val="center"/>
+              <w:rPr>
+                <w:rFonts w:hint="eastAsia"/>
+              </w:rPr>
             </w:pPr>
             <w:r>
               <w:rPr>
@@ -5089,8 +5911,11 @@
           </w:tcPr>
           <w:p>
             <w:pPr>
-              <w:jc w:val="center"/>
-              <w:spacing w:after="30" w:line="280" w:lineRule="auto"/>
+              <w:spacing w:after="30" w:line="280" w:lineRule="auto"/>
+              <w:jc w:val="center"/>
+              <w:rPr>
+                <w:rFonts w:hint="eastAsia"/>
+              </w:rPr>
             </w:pPr>
             <w:r>
               <w:rPr>
@@ -5107,8 +5932,11 @@
           </w:tcPr>
           <w:p>
             <w:pPr>
-              <w:jc w:val="center"/>
-              <w:spacing w:after="30" w:line="280" w:lineRule="auto"/>
+              <w:spacing w:after="30" w:line="280" w:lineRule="auto"/>
+              <w:jc w:val="center"/>
+              <w:rPr>
+                <w:rFonts w:hint="eastAsia"/>
+              </w:rPr>
             </w:pPr>
             <w:r>
               <w:rPr>
@@ -5125,8 +5953,11 @@
           </w:tcPr>
           <w:p>
             <w:pPr>
-              <w:jc w:val="center"/>
-              <w:spacing w:after="30" w:line="280" w:lineRule="auto"/>
+              <w:spacing w:after="30" w:line="280" w:lineRule="auto"/>
+              <w:jc w:val="center"/>
+              <w:rPr>
+                <w:rFonts w:hint="eastAsia"/>
+              </w:rPr>
             </w:pPr>
             <w:r>
               <w:rPr>
@@ -5145,8 +5976,11 @@
           </w:tcPr>
           <w:p>
             <w:pPr>
-              <w:jc w:val="center"/>
-              <w:spacing w:after="30" w:line="280" w:lineRule="auto"/>
+              <w:spacing w:after="30" w:line="280" w:lineRule="auto"/>
+              <w:jc w:val="center"/>
+              <w:rPr>
+                <w:rFonts w:hint="eastAsia"/>
+              </w:rPr>
             </w:pPr>
             <w:r>
               <w:rPr>
@@ -5163,8 +5997,11 @@
           </w:tcPr>
           <w:p>
             <w:pPr>
-              <w:jc w:val="center"/>
-              <w:spacing w:after="30" w:line="280" w:lineRule="auto"/>
+              <w:spacing w:after="30" w:line="280" w:lineRule="auto"/>
+              <w:jc w:val="center"/>
+              <w:rPr>
+                <w:rFonts w:hint="eastAsia"/>
+              </w:rPr>
             </w:pPr>
             <w:r>
               <w:rPr>
@@ -5181,8 +6018,11 @@
           </w:tcPr>
           <w:p>
             <w:pPr>
-              <w:jc w:val="center"/>
-              <w:spacing w:after="30" w:line="280" w:lineRule="auto"/>
+              <w:spacing w:after="30" w:line="280" w:lineRule="auto"/>
+              <w:jc w:val="center"/>
+              <w:rPr>
+                <w:rFonts w:hint="eastAsia"/>
+              </w:rPr>
             </w:pPr>
             <w:r>
               <w:rPr>
@@ -5199,8 +6039,11 @@
           </w:tcPr>
           <w:p>
             <w:pPr>
-              <w:jc w:val="center"/>
-              <w:spacing w:after="30" w:line="280" w:lineRule="auto"/>
+              <w:spacing w:after="30" w:line="280" w:lineRule="auto"/>
+              <w:jc w:val="center"/>
+              <w:rPr>
+                <w:rFonts w:hint="eastAsia"/>
+              </w:rPr>
             </w:pPr>
             <w:r>
               <w:rPr>
@@ -5217,8 +6060,11 @@
           </w:tcPr>
           <w:p>
             <w:pPr>
-              <w:jc w:val="center"/>
-              <w:spacing w:after="30" w:line="280" w:lineRule="auto"/>
+              <w:spacing w:after="30" w:line="280" w:lineRule="auto"/>
+              <w:jc w:val="center"/>
+              <w:rPr>
+                <w:rFonts w:hint="eastAsia"/>
+              </w:rPr>
             </w:pPr>
             <w:r>
               <w:rPr>
@@ -5235,8 +6081,11 @@
           </w:tcPr>
           <w:p>
             <w:pPr>
-              <w:jc w:val="center"/>
-              <w:spacing w:after="30" w:line="280" w:lineRule="auto"/>
+              <w:spacing w:after="30" w:line="280" w:lineRule="auto"/>
+              <w:jc w:val="center"/>
+              <w:rPr>
+                <w:rFonts w:hint="eastAsia"/>
+              </w:rPr>
             </w:pPr>
             <w:r>
               <w:rPr>
@@ -5253,8 +6102,11 @@
           </w:tcPr>
           <w:p>
             <w:pPr>
-              <w:jc w:val="center"/>
-              <w:spacing w:after="30" w:line="280" w:lineRule="auto"/>
+              <w:spacing w:after="30" w:line="280" w:lineRule="auto"/>
+              <w:jc w:val="center"/>
+              <w:rPr>
+                <w:rFonts w:hint="eastAsia"/>
+              </w:rPr>
             </w:pPr>
             <w:r>
               <w:rPr>
@@ -5273,8 +6125,11 @@
           </w:tcPr>
           <w:p>
             <w:pPr>
-              <w:jc w:val="center"/>
-              <w:spacing w:after="30" w:line="280" w:lineRule="auto"/>
+              <w:spacing w:after="30" w:line="280" w:lineRule="auto"/>
+              <w:jc w:val="center"/>
+              <w:rPr>
+                <w:rFonts w:hint="eastAsia"/>
+              </w:rPr>
             </w:pPr>
             <w:r>
               <w:rPr>
@@ -5291,8 +6146,11 @@
           </w:tcPr>
           <w:p>
             <w:pPr>
-              <w:jc w:val="center"/>
-              <w:spacing w:after="30" w:line="280" w:lineRule="auto"/>
+              <w:spacing w:after="30" w:line="280" w:lineRule="auto"/>
+              <w:jc w:val="center"/>
+              <w:rPr>
+                <w:rFonts w:hint="eastAsia"/>
+              </w:rPr>
             </w:pPr>
             <w:r>
               <w:rPr>
@@ -5309,8 +6167,11 @@
           </w:tcPr>
           <w:p>
             <w:pPr>
-              <w:jc w:val="center"/>
-              <w:spacing w:after="30" w:line="280" w:lineRule="auto"/>
+              <w:spacing w:after="30" w:line="280" w:lineRule="auto"/>
+              <w:jc w:val="center"/>
+              <w:rPr>
+                <w:rFonts w:hint="eastAsia"/>
+              </w:rPr>
             </w:pPr>
             <w:r>
               <w:rPr>
@@ -5327,8 +6188,11 @@
           </w:tcPr>
           <w:p>
             <w:pPr>
-              <w:jc w:val="center"/>
-              <w:spacing w:after="30" w:line="280" w:lineRule="auto"/>
+              <w:spacing w:after="30" w:line="280" w:lineRule="auto"/>
+              <w:jc w:val="center"/>
+              <w:rPr>
+                <w:rFonts w:hint="eastAsia"/>
+              </w:rPr>
             </w:pPr>
             <w:r>
               <w:rPr>
@@ -5345,8 +6209,11 @@
           </w:tcPr>
           <w:p>
             <w:pPr>
-              <w:jc w:val="center"/>
-              <w:spacing w:after="30" w:line="280" w:lineRule="auto"/>
+              <w:spacing w:after="30" w:line="280" w:lineRule="auto"/>
+              <w:jc w:val="center"/>
+              <w:rPr>
+                <w:rFonts w:hint="eastAsia"/>
+              </w:rPr>
             </w:pPr>
             <w:r>
               <w:rPr>
@@ -5363,8 +6230,11 @@
           </w:tcPr>
           <w:p>
             <w:pPr>
-              <w:jc w:val="center"/>
-              <w:spacing w:after="30" w:line="280" w:lineRule="auto"/>
+              <w:spacing w:after="30" w:line="280" w:lineRule="auto"/>
+              <w:jc w:val="center"/>
+              <w:rPr>
+                <w:rFonts w:hint="eastAsia"/>
+              </w:rPr>
             </w:pPr>
             <w:r>
               <w:rPr>
@@ -5381,8 +6251,11 @@
           </w:tcPr>
           <w:p>
             <w:pPr>
-              <w:jc w:val="center"/>
-              <w:spacing w:after="30" w:line="280" w:lineRule="auto"/>
+              <w:spacing w:after="30" w:line="280" w:lineRule="auto"/>
+              <w:jc w:val="center"/>
+              <w:rPr>
+                <w:rFonts w:hint="eastAsia"/>
+              </w:rPr>
             </w:pPr>
             <w:r>
               <w:rPr>
@@ -5401,8 +6274,11 @@
           </w:tcPr>
           <w:p>
             <w:pPr>
-              <w:jc w:val="center"/>
-              <w:spacing w:after="30" w:line="280" w:lineRule="auto"/>
+              <w:spacing w:after="30" w:line="280" w:lineRule="auto"/>
+              <w:jc w:val="center"/>
+              <w:rPr>
+                <w:rFonts w:hint="eastAsia"/>
+              </w:rPr>
             </w:pPr>
             <w:r>
               <w:rPr>
@@ -5419,8 +6295,11 @@
           </w:tcPr>
           <w:p>
             <w:pPr>
-              <w:jc w:val="center"/>
-              <w:spacing w:after="30" w:line="280" w:lineRule="auto"/>
+              <w:spacing w:after="30" w:line="280" w:lineRule="auto"/>
+              <w:jc w:val="center"/>
+              <w:rPr>
+                <w:rFonts w:hint="eastAsia"/>
+              </w:rPr>
             </w:pPr>
             <w:r>
               <w:rPr>
@@ -5437,8 +6316,11 @@
           </w:tcPr>
           <w:p>
             <w:pPr>
-              <w:jc w:val="center"/>
-              <w:spacing w:after="30" w:line="280" w:lineRule="auto"/>
+              <w:spacing w:after="30" w:line="280" w:lineRule="auto"/>
+              <w:jc w:val="center"/>
+              <w:rPr>
+                <w:rFonts w:hint="eastAsia"/>
+              </w:rPr>
             </w:pPr>
             <w:r>
               <w:rPr>
@@ -5455,8 +6337,11 @@
           </w:tcPr>
           <w:p>
             <w:pPr>
-              <w:jc w:val="center"/>
-              <w:spacing w:after="30" w:line="280" w:lineRule="auto"/>
+              <w:spacing w:after="30" w:line="280" w:lineRule="auto"/>
+              <w:jc w:val="center"/>
+              <w:rPr>
+                <w:rFonts w:hint="eastAsia"/>
+              </w:rPr>
             </w:pPr>
             <w:r>
               <w:rPr>
@@ -5473,8 +6358,11 @@
           </w:tcPr>
           <w:p>
             <w:pPr>
-              <w:jc w:val="center"/>
-              <w:spacing w:after="30" w:line="280" w:lineRule="auto"/>
+              <w:spacing w:after="30" w:line="280" w:lineRule="auto"/>
+              <w:jc w:val="center"/>
+              <w:rPr>
+                <w:rFonts w:hint="eastAsia"/>
+              </w:rPr>
             </w:pPr>
             <w:r>
               <w:rPr>
@@ -5491,8 +6379,11 @@
           </w:tcPr>
           <w:p>
             <w:pPr>
-              <w:jc w:val="center"/>
-              <w:spacing w:after="30" w:line="280" w:lineRule="auto"/>
+              <w:spacing w:after="30" w:line="280" w:lineRule="auto"/>
+              <w:jc w:val="center"/>
+              <w:rPr>
+                <w:rFonts w:hint="eastAsia"/>
+              </w:rPr>
             </w:pPr>
             <w:r>
               <w:rPr>
@@ -5509,8 +6400,11 @@
           </w:tcPr>
           <w:p>
             <w:pPr>
-              <w:jc w:val="center"/>
-              <w:spacing w:after="30" w:line="280" w:lineRule="auto"/>
+              <w:spacing w:after="30" w:line="280" w:lineRule="auto"/>
+              <w:jc w:val="center"/>
+              <w:rPr>
+                <w:rFonts w:hint="eastAsia"/>
+              </w:rPr>
             </w:pPr>
             <w:r>
               <w:rPr>
@@ -5529,8 +6423,11 @@
           </w:tcPr>
           <w:p>
             <w:pPr>
-              <w:jc w:val="center"/>
-              <w:spacing w:after="30" w:line="280" w:lineRule="auto"/>
+              <w:spacing w:after="30" w:line="280" w:lineRule="auto"/>
+              <w:jc w:val="center"/>
+              <w:rPr>
+                <w:rFonts w:hint="eastAsia"/>
+              </w:rPr>
             </w:pPr>
             <w:r>
               <w:rPr>
@@ -5547,15 +6444,26 @@
           </w:tcPr>
           <w:p>
             <w:pPr>
-              <w:jc w:val="center"/>
-              <w:spacing w:after="30" w:line="280" w:lineRule="auto"/>
-            </w:pPr>
-            <w:r>
-              <w:rPr>
-                <w:sz w:val="19"/>
-                <w:szCs w:val="19"/>
-              </w:rPr>
-              <w:t>部署说明与实验文档</w:t>
+              <w:spacing w:after="30" w:line="280" w:lineRule="auto"/>
+              <w:jc w:val="center"/>
+              <w:rPr>
+                <w:rFonts w:hint="eastAsia"/>
+              </w:rPr>
+            </w:pPr>
+            <w:r>
+              <w:rPr>
+                <w:sz w:val="19"/>
+                <w:szCs w:val="19"/>
+              </w:rPr>
+              <w:t>部署说明与实验文</w:t>
+            </w:r>
+            <w:r>
+              <w:rPr>
+                <w:sz w:val="19"/>
+                <w:szCs w:val="19"/>
+              </w:rPr>
+              <w:lastRenderedPageBreak/>
+              <w:t>档</w:t>
             </w:r>
           </w:p>
         </w:tc>
@@ -5565,14 +6473,18 @@
           </w:tcPr>
           <w:p>
             <w:pPr>
-              <w:jc w:val="center"/>
-              <w:spacing w:after="30" w:line="280" w:lineRule="auto"/>
-            </w:pPr>
-            <w:r>
-              <w:rPr>
-                <w:sz w:val="19"/>
-                <w:szCs w:val="19"/>
-              </w:rPr>
+              <w:spacing w:after="30" w:line="280" w:lineRule="auto"/>
+              <w:jc w:val="center"/>
+              <w:rPr>
+                <w:rFonts w:hint="eastAsia"/>
+              </w:rPr>
+            </w:pPr>
+            <w:r>
+              <w:rPr>
+                <w:sz w:val="19"/>
+                <w:szCs w:val="19"/>
+              </w:rPr>
+              <w:lastRenderedPageBreak/>
               <w:t>文档负责人</w:t>
             </w:r>
           </w:p>
@@ -5583,8 +6495,11 @@
           </w:tcPr>
           <w:p>
             <w:pPr>
-              <w:jc w:val="center"/>
-              <w:spacing w:after="30" w:line="280" w:lineRule="auto"/>
+              <w:spacing w:after="30" w:line="280" w:lineRule="auto"/>
+              <w:jc w:val="center"/>
+              <w:rPr>
+                <w:rFonts w:hint="eastAsia"/>
+              </w:rPr>
             </w:pPr>
             <w:r>
               <w:rPr>
@@ -5601,8 +6516,11 @@
           </w:tcPr>
           <w:p>
             <w:pPr>
-              <w:jc w:val="center"/>
-              <w:spacing w:after="30" w:line="280" w:lineRule="auto"/>
+              <w:spacing w:after="30" w:line="280" w:lineRule="auto"/>
+              <w:jc w:val="center"/>
+              <w:rPr>
+                <w:rFonts w:hint="eastAsia"/>
+              </w:rPr>
             </w:pPr>
             <w:r>
               <w:rPr>
@@ -5619,8 +6537,11 @@
           </w:tcPr>
           <w:p>
             <w:pPr>
-              <w:jc w:val="center"/>
-              <w:spacing w:after="30" w:line="280" w:lineRule="auto"/>
+              <w:spacing w:after="30" w:line="280" w:lineRule="auto"/>
+              <w:jc w:val="center"/>
+              <w:rPr>
+                <w:rFonts w:hint="eastAsia"/>
+              </w:rPr>
             </w:pPr>
             <w:r>
               <w:rPr>
@@ -5637,15 +6558,26 @@
           </w:tcPr>
           <w:p>
             <w:pPr>
-              <w:jc w:val="center"/>
-              <w:spacing w:after="30" w:line="280" w:lineRule="auto"/>
-            </w:pPr>
-            <w:r>
-              <w:rPr>
-                <w:sz w:val="19"/>
-                <w:szCs w:val="19"/>
-              </w:rPr>
-              <w:t>提交报告、运行说明、截图记录</w:t>
+              <w:spacing w:after="30" w:line="280" w:lineRule="auto"/>
+              <w:jc w:val="center"/>
+              <w:rPr>
+                <w:rFonts w:hint="eastAsia"/>
+              </w:rPr>
+            </w:pPr>
+            <w:r>
+              <w:rPr>
+                <w:sz w:val="19"/>
+                <w:szCs w:val="19"/>
+              </w:rPr>
+              <w:t>提交报告、运行说明、</w:t>
+            </w:r>
+            <w:r>
+              <w:rPr>
+                <w:sz w:val="19"/>
+                <w:szCs w:val="19"/>
+              </w:rPr>
+              <w:lastRenderedPageBreak/>
+              <w:t>截图记录</w:t>
             </w:r>
           </w:p>
         </w:tc>
@@ -5653,53 +6585,62 @@
     </w:tbl>
     <w:p>
       <w:pPr>
-        <w:spacing w:after="120" w:line="320" w:lineRule="auto"/>
+        <w:rPr>
+          <w:rFonts w:hint="eastAsia"/>
+        </w:rPr>
+      </w:pPr>
+    </w:p>
+    <w:p>
+      <w:pPr>
+        <w:ind w:firstLine="420"/>
+        <w:rPr>
+          <w:rFonts w:hint="eastAsia"/>
+        </w:rPr>
       </w:pPr>
       <w:r>
-        <w:rPr/>
-        <w:t xml:space="preserve"/>
+        <w:t>跟踪指标包括：计划完成率、实际完成率、关键路径任务是否延误、未关闭缺陷数量、接口联调通过率、构建是否成功、文档是否同步更新。每周更新一次跟踪表；若关键路径任务延误，应优先调整人员投入或缩小非核心功能范围。</w:t>
       </w:r>
     </w:p>
     <w:p>
       <w:pPr>
         <w:ind w:firstLine="420"/>
-        <w:spacing w:after="120" w:line="320" w:lineRule="auto"/>
+        <w:rPr>
+          <w:rFonts w:hint="eastAsia"/>
+        </w:rPr>
       </w:pPr>
       <w:r>
-        <w:rPr/>
-        <w:t xml:space="preserve">跟踪指标包括：计划完成率、实际完成率、关键路径任务是否延误、未关闭缺陷数量、接口联调通过率、构建是否成功、文档是否同步更新。每周更新一次跟踪表；若关键路径任务延误，应优先调整人员投入或缩小非核心功能范围。</w:t>
+        <w:t xml:space="preserve">对于 </w:t>
+      </w:r>
+      <w:r>
+        <w:t>rabbit</w:t>
+      </w:r>
+      <w:r>
+        <w:t xml:space="preserve"> 项目，关键跟踪点为数据库与接口设计、用户审核接口、商品订单库存接口、前后端联调、测试修复和实验文档。这些任务一旦延误，会直接影响最终交付日期。</w:t>
       </w:r>
     </w:p>
     <w:p>
       <w:pPr>
-        <w:ind w:firstLine="420"/>
-        <w:spacing w:after="120" w:line="320" w:lineRule="auto"/>
+        <w:pStyle w:val="1"/>
+        <w:spacing w:after="120"/>
+        <w:rPr>
+          <w:rFonts w:hint="eastAsia"/>
+        </w:rPr>
       </w:pPr>
       <w:r>
-        <w:rPr/>
-        <w:t xml:space="preserve">对于 rabbit-1 项目，关键跟踪点为数据库与接口设计、用户审核接口、商品订单库存接口、前后端联调、测试修复和实验文档。这些任务一旦延误，会直接影响最终交付日期。</w:t>
-      </w:r>
-    </w:p>
-    <w:p>
-      <w:pPr>
-        <w:pStyle w:val="Heading1"/>
-        <w:spacing w:after="120" w:line="320" w:lineRule="auto"/>
-      </w:pPr>
-      <w:r>
-        <w:rPr/>
-        <w:t xml:space="preserve">五、人力资源组织结构设计</w:t>
+        <w:t>五、人力资源组织结构设计</w:t>
       </w:r>
     </w:p>
     <w:tbl>
       <w:tblPr>
         <w:tblW w:w="9360" w:type="dxa"/>
+        <w:tblInd w:w="110" w:type="dxa"/>
         <w:tblBorders>
-          <w:top w:val="single" w:sz="4" w:color="AEB7C2"/>
-          <w:left w:val="single" w:sz="4" w:color="AEB7C2"/>
-          <w:bottom w:val="single" w:sz="4" w:color="AEB7C2"/>
-          <w:right w:val="single" w:sz="4" w:color="AEB7C2"/>
-          <w:insideH w:val="single" w:sz="4" w:color="AEB7C2"/>
-          <w:insideV w:val="single" w:sz="4" w:color="AEB7C2"/>
+          <w:top w:val="single" w:sz="4" w:space="0" w:color="AEB7C2"/>
+          <w:left w:val="single" w:sz="4" w:space="0" w:color="AEB7C2"/>
+          <w:bottom w:val="single" w:sz="4" w:space="0" w:color="AEB7C2"/>
+          <w:right w:val="single" w:sz="4" w:space="0" w:color="AEB7C2"/>
+          <w:insideH w:val="single" w:sz="4" w:space="0" w:color="AEB7C2"/>
+          <w:insideV w:val="single" w:sz="4" w:space="0" w:color="AEB7C2"/>
         </w:tblBorders>
         <w:tblCellMar>
           <w:top w:w="90" w:type="dxa"/>
@@ -5707,6 +6648,7 @@
           <w:bottom w:w="90" w:type="dxa"/>
           <w:right w:w="110" w:type="dxa"/>
         </w:tblCellMar>
+        <w:tblLook w:val="04A0" w:firstRow="1" w:lastRow="0" w:firstColumn="1" w:lastColumn="0" w:noHBand="0" w:noVBand="1"/>
       </w:tblPr>
       <w:tblGrid>
         <w:gridCol w:w="1700"/>
@@ -5717,12 +6659,15 @@
         <w:tc>
           <w:tcPr>
             <w:tcW w:w="1700" w:type="dxa"/>
-            <w:shd w:fill="F2F4F7"/>
-          </w:tcPr>
-          <w:p>
-            <w:pPr>
-              <w:jc w:val="center"/>
-              <w:spacing w:after="30" w:line="280" w:lineRule="auto"/>
+            <w:shd w:val="clear" w:color="auto" w:fill="F2F4F7"/>
+          </w:tcPr>
+          <w:p>
+            <w:pPr>
+              <w:spacing w:after="30" w:line="280" w:lineRule="auto"/>
+              <w:jc w:val="center"/>
+              <w:rPr>
+                <w:rFonts w:hint="eastAsia"/>
+              </w:rPr>
             </w:pPr>
             <w:r>
               <w:rPr>
@@ -5738,12 +6683,15 @@
         <w:tc>
           <w:tcPr>
             <w:tcW w:w="3300" w:type="dxa"/>
-            <w:shd w:fill="F2F4F7"/>
-          </w:tcPr>
-          <w:p>
-            <w:pPr>
-              <w:jc w:val="center"/>
-              <w:spacing w:after="30" w:line="280" w:lineRule="auto"/>
+            <w:shd w:val="clear" w:color="auto" w:fill="F2F4F7"/>
+          </w:tcPr>
+          <w:p>
+            <w:pPr>
+              <w:spacing w:after="30" w:line="280" w:lineRule="auto"/>
+              <w:jc w:val="center"/>
+              <w:rPr>
+                <w:rFonts w:hint="eastAsia"/>
+              </w:rPr>
             </w:pPr>
             <w:r>
               <w:rPr>
@@ -5759,12 +6707,15 @@
         <w:tc>
           <w:tcPr>
             <w:tcW w:w="4360" w:type="dxa"/>
-            <w:shd w:fill="F2F4F7"/>
-          </w:tcPr>
-          <w:p>
-            <w:pPr>
-              <w:jc w:val="center"/>
-              <w:spacing w:after="30" w:line="280" w:lineRule="auto"/>
+            <w:shd w:val="clear" w:color="auto" w:fill="F2F4F7"/>
+          </w:tcPr>
+          <w:p>
+            <w:pPr>
+              <w:spacing w:after="30" w:line="280" w:lineRule="auto"/>
+              <w:jc w:val="center"/>
+              <w:rPr>
+                <w:rFonts w:hint="eastAsia"/>
+              </w:rPr>
             </w:pPr>
             <w:r>
               <w:rPr>
@@ -5773,7 +6724,16 @@
                 <w:sz w:val="19"/>
                 <w:szCs w:val="19"/>
               </w:rPr>
-              <w:t>rabbit-1中的工作</w:t>
+              <w:t>rabbit</w:t>
+            </w:r>
+            <w:r>
+              <w:rPr>
+                <w:b/>
+                <w:bCs/>
+                <w:sz w:val="19"/>
+                <w:szCs w:val="19"/>
+              </w:rPr>
+              <w:t>中的工作</w:t>
             </w:r>
           </w:p>
         </w:tc>
@@ -5786,6 +6746,9 @@
           <w:p>
             <w:pPr>
               <w:spacing w:after="30" w:line="280" w:lineRule="auto"/>
+              <w:rPr>
+                <w:rFonts w:hint="eastAsia"/>
+              </w:rPr>
             </w:pPr>
             <w:r>
               <w:rPr>
@@ -5803,6 +6766,9 @@
           <w:p>
             <w:pPr>
               <w:spacing w:after="30" w:line="280" w:lineRule="auto"/>
+              <w:rPr>
+                <w:rFonts w:hint="eastAsia"/>
+              </w:rPr>
             </w:pPr>
             <w:r>
               <w:rPr>
@@ -5820,6 +6786,9 @@
           <w:p>
             <w:pPr>
               <w:spacing w:after="30" w:line="280" w:lineRule="auto"/>
+              <w:rPr>
+                <w:rFonts w:hint="eastAsia"/>
+              </w:rPr>
             </w:pPr>
             <w:r>
               <w:rPr>
@@ -5838,8 +6807,11 @@
           </w:tcPr>
           <w:p>
             <w:pPr>
-              <w:jc w:val="center"/>
-              <w:spacing w:after="30" w:line="280" w:lineRule="auto"/>
+              <w:spacing w:after="30" w:line="280" w:lineRule="auto"/>
+              <w:jc w:val="center"/>
+              <w:rPr>
+                <w:rFonts w:hint="eastAsia"/>
+              </w:rPr>
             </w:pPr>
             <w:r>
               <w:rPr>
@@ -5856,8 +6828,11 @@
           </w:tcPr>
           <w:p>
             <w:pPr>
-              <w:jc w:val="center"/>
-              <w:spacing w:after="30" w:line="280" w:lineRule="auto"/>
+              <w:spacing w:after="30" w:line="280" w:lineRule="auto"/>
+              <w:jc w:val="center"/>
+              <w:rPr>
+                <w:rFonts w:hint="eastAsia"/>
+              </w:rPr>
             </w:pPr>
             <w:r>
               <w:rPr>
@@ -5875,6 +6850,9 @@
           <w:p>
             <w:pPr>
               <w:spacing w:after="30" w:line="280" w:lineRule="auto"/>
+              <w:rPr>
+                <w:rFonts w:hint="eastAsia"/>
+              </w:rPr>
             </w:pPr>
             <w:r>
               <w:rPr>
@@ -5893,8 +6871,11 @@
           </w:tcPr>
           <w:p>
             <w:pPr>
-              <w:jc w:val="center"/>
-              <w:spacing w:after="30" w:line="280" w:lineRule="auto"/>
+              <w:spacing w:after="30" w:line="280" w:lineRule="auto"/>
+              <w:jc w:val="center"/>
+              <w:rPr>
+                <w:rFonts w:hint="eastAsia"/>
+              </w:rPr>
             </w:pPr>
             <w:r>
               <w:rPr>
@@ -5912,6 +6893,9 @@
           <w:p>
             <w:pPr>
               <w:spacing w:after="30" w:line="280" w:lineRule="auto"/>
+              <w:rPr>
+                <w:rFonts w:hint="eastAsia"/>
+              </w:rPr>
             </w:pPr>
             <w:r>
               <w:rPr>
@@ -5929,6 +6913,9 @@
           <w:p>
             <w:pPr>
               <w:spacing w:after="30" w:line="280" w:lineRule="auto"/>
+              <w:rPr>
+                <w:rFonts w:hint="eastAsia"/>
+              </w:rPr>
             </w:pPr>
             <w:r>
               <w:rPr>
@@ -5947,8 +6934,11 @@
           </w:tcPr>
           <w:p>
             <w:pPr>
-              <w:jc w:val="center"/>
-              <w:spacing w:after="30" w:line="280" w:lineRule="auto"/>
+              <w:spacing w:after="30" w:line="280" w:lineRule="auto"/>
+              <w:jc w:val="center"/>
+              <w:rPr>
+                <w:rFonts w:hint="eastAsia"/>
+              </w:rPr>
             </w:pPr>
             <w:r>
               <w:rPr>
@@ -5966,6 +6956,9 @@
           <w:p>
             <w:pPr>
               <w:spacing w:after="30" w:line="280" w:lineRule="auto"/>
+              <w:rPr>
+                <w:rFonts w:hint="eastAsia"/>
+              </w:rPr>
             </w:pPr>
             <w:r>
               <w:rPr>
@@ -5983,6 +6976,9 @@
           <w:p>
             <w:pPr>
               <w:spacing w:after="30" w:line="280" w:lineRule="auto"/>
+              <w:rPr>
+                <w:rFonts w:hint="eastAsia"/>
+              </w:rPr>
             </w:pPr>
             <w:r>
               <w:rPr>
@@ -6001,8 +6997,11 @@
           </w:tcPr>
           <w:p>
             <w:pPr>
-              <w:jc w:val="center"/>
-              <w:spacing w:after="30" w:line="280" w:lineRule="auto"/>
+              <w:spacing w:after="30" w:line="280" w:lineRule="auto"/>
+              <w:jc w:val="center"/>
+              <w:rPr>
+                <w:rFonts w:hint="eastAsia"/>
+              </w:rPr>
             </w:pPr>
             <w:r>
               <w:rPr>
@@ -6019,8 +7018,11 @@
           </w:tcPr>
           <w:p>
             <w:pPr>
-              <w:jc w:val="center"/>
-              <w:spacing w:after="30" w:line="280" w:lineRule="auto"/>
+              <w:spacing w:after="30" w:line="280" w:lineRule="auto"/>
+              <w:jc w:val="center"/>
+              <w:rPr>
+                <w:rFonts w:hint="eastAsia"/>
+              </w:rPr>
             </w:pPr>
             <w:r>
               <w:rPr>
@@ -6038,6 +7040,9 @@
           <w:p>
             <w:pPr>
               <w:spacing w:after="30" w:line="280" w:lineRule="auto"/>
+              <w:rPr>
+                <w:rFonts w:hint="eastAsia"/>
+              </w:rPr>
             </w:pPr>
             <w:r>
               <w:rPr>
@@ -6056,8 +7061,11 @@
           </w:tcPr>
           <w:p>
             <w:pPr>
-              <w:jc w:val="center"/>
-              <w:spacing w:after="30" w:line="280" w:lineRule="auto"/>
+              <w:spacing w:after="30" w:line="280" w:lineRule="auto"/>
+              <w:jc w:val="center"/>
+              <w:rPr>
+                <w:rFonts w:hint="eastAsia"/>
+              </w:rPr>
             </w:pPr>
             <w:r>
               <w:rPr>
@@ -6074,8 +7082,11 @@
           </w:tcPr>
           <w:p>
             <w:pPr>
-              <w:jc w:val="center"/>
-              <w:spacing w:after="30" w:line="280" w:lineRule="auto"/>
+              <w:spacing w:after="30" w:line="280" w:lineRule="auto"/>
+              <w:jc w:val="center"/>
+              <w:rPr>
+                <w:rFonts w:hint="eastAsia"/>
+              </w:rPr>
             </w:pPr>
             <w:r>
               <w:rPr>
@@ -6093,6 +7104,9 @@
           <w:p>
             <w:pPr>
               <w:spacing w:after="30" w:line="280" w:lineRule="auto"/>
+              <w:rPr>
+                <w:rFonts w:hint="eastAsia"/>
+              </w:rPr>
             </w:pPr>
             <w:r>
               <w:rPr>
@@ -6107,53 +7121,57 @@
     </w:tbl>
     <w:p>
       <w:pPr>
-        <w:spacing w:after="120" w:line="320" w:lineRule="auto"/>
+        <w:rPr>
+          <w:rFonts w:hint="eastAsia"/>
+        </w:rPr>
+      </w:pPr>
+    </w:p>
+    <w:p>
+      <w:pPr>
+        <w:ind w:firstLine="420"/>
+        <w:rPr>
+          <w:rFonts w:hint="eastAsia"/>
+        </w:rPr>
       </w:pPr>
       <w:r>
-        <w:rPr/>
-        <w:t xml:space="preserve"/>
+        <w:t>本项目适合采用“小型跨职能团队”结构，而不是完全按前端、后端、测试割裂管理。项目负责人负责进度与风险，产品/需求负责人保证需求边界清晰，前端和后端负责人共同维护接口契约，测试负责人持续记录缺陷并推动回归。</w:t>
       </w:r>
     </w:p>
     <w:p>
       <w:pPr>
         <w:ind w:firstLine="420"/>
-        <w:spacing w:after="120" w:line="320" w:lineRule="auto"/>
+        <w:rPr>
+          <w:rFonts w:hint="eastAsia"/>
+        </w:rPr>
       </w:pPr>
       <w:r>
-        <w:rPr/>
-        <w:t xml:space="preserve">本项目适合采用“小型跨职能团队”结构，而不是完全按前端、后端、测试割裂管理。项目负责人负责进度与风险，产品/需求负责人保证需求边界清晰，前端和后端负责人共同维护接口契约，测试负责人持续记录缺陷并推动回归。</w:t>
+        <w:t>在团队协作方式上，建议每周固定一次计划与复盘，每次开发前确认验收标准；每天或隔天进行短会同步阻塞问题；所有接口字段、数据库结构和测试结果都记录在协作平台或项目文档中，避免只靠口头沟通。</w:t>
       </w:r>
     </w:p>
     <w:p>
       <w:pPr>
-        <w:ind w:firstLine="420"/>
-        <w:spacing w:after="120" w:line="320" w:lineRule="auto"/>
+        <w:pStyle w:val="1"/>
+        <w:spacing w:after="120"/>
+        <w:rPr>
+          <w:rFonts w:hint="eastAsia"/>
+        </w:rPr>
       </w:pPr>
       <w:r>
-        <w:rPr/>
-        <w:t xml:space="preserve">在团队协作方式上，建议每周固定一次计划与复盘，每次开发前确认验收标准；每天或隔天进行短会同步阻塞问题；所有接口字段、数据库结构和测试结果都记录在协作平台或项目文档中，避免只靠口头沟通。</w:t>
-      </w:r>
-    </w:p>
-    <w:p>
-      <w:pPr>
-        <w:pStyle w:val="Heading1"/>
-        <w:spacing w:after="120" w:line="320" w:lineRule="auto"/>
-      </w:pPr>
-      <w:r>
-        <w:rPr/>
-        <w:t xml:space="preserve">六、国内外软件开发团队组织与工作方式对比</w:t>
+        <w:lastRenderedPageBreak/>
+        <w:t>六、国内外软件开发团队组织与工作方式对比</w:t>
       </w:r>
     </w:p>
     <w:tbl>
       <w:tblPr>
         <w:tblW w:w="9360" w:type="dxa"/>
+        <w:tblInd w:w="110" w:type="dxa"/>
         <w:tblBorders>
-          <w:top w:val="single" w:sz="4" w:color="AEB7C2"/>
-          <w:left w:val="single" w:sz="4" w:color="AEB7C2"/>
-          <w:bottom w:val="single" w:sz="4" w:color="AEB7C2"/>
-          <w:right w:val="single" w:sz="4" w:color="AEB7C2"/>
-          <w:insideH w:val="single" w:sz="4" w:color="AEB7C2"/>
-          <w:insideV w:val="single" w:sz="4" w:color="AEB7C2"/>
+          <w:top w:val="single" w:sz="4" w:space="0" w:color="AEB7C2"/>
+          <w:left w:val="single" w:sz="4" w:space="0" w:color="AEB7C2"/>
+          <w:bottom w:val="single" w:sz="4" w:space="0" w:color="AEB7C2"/>
+          <w:right w:val="single" w:sz="4" w:space="0" w:color="AEB7C2"/>
+          <w:insideH w:val="single" w:sz="4" w:space="0" w:color="AEB7C2"/>
+          <w:insideV w:val="single" w:sz="4" w:space="0" w:color="AEB7C2"/>
         </w:tblBorders>
         <w:tblCellMar>
           <w:top w:w="90" w:type="dxa"/>
@@ -6161,6 +7179,7 @@
           <w:bottom w:w="90" w:type="dxa"/>
           <w:right w:w="110" w:type="dxa"/>
         </w:tblCellMar>
+        <w:tblLook w:val="04A0" w:firstRow="1" w:lastRow="0" w:firstColumn="1" w:lastColumn="0" w:noHBand="0" w:noVBand="1"/>
       </w:tblPr>
       <w:tblGrid>
         <w:gridCol w:w="1300"/>
@@ -6172,12 +7191,15 @@
         <w:tc>
           <w:tcPr>
             <w:tcW w:w="1300" w:type="dxa"/>
-            <w:shd w:fill="F2F4F7"/>
-          </w:tcPr>
-          <w:p>
-            <w:pPr>
-              <w:jc w:val="center"/>
-              <w:spacing w:after="30" w:line="280" w:lineRule="auto"/>
+            <w:shd w:val="clear" w:color="auto" w:fill="F2F4F7"/>
+          </w:tcPr>
+          <w:p>
+            <w:pPr>
+              <w:spacing w:after="30" w:line="280" w:lineRule="auto"/>
+              <w:jc w:val="center"/>
+              <w:rPr>
+                <w:rFonts w:hint="eastAsia"/>
+              </w:rPr>
             </w:pPr>
             <w:r>
               <w:rPr>
@@ -6193,12 +7215,15 @@
         <w:tc>
           <w:tcPr>
             <w:tcW w:w="2500" w:type="dxa"/>
-            <w:shd w:fill="F2F4F7"/>
-          </w:tcPr>
-          <w:p>
-            <w:pPr>
-              <w:jc w:val="center"/>
-              <w:spacing w:after="30" w:line="280" w:lineRule="auto"/>
+            <w:shd w:val="clear" w:color="auto" w:fill="F2F4F7"/>
+          </w:tcPr>
+          <w:p>
+            <w:pPr>
+              <w:spacing w:after="30" w:line="280" w:lineRule="auto"/>
+              <w:jc w:val="center"/>
+              <w:rPr>
+                <w:rFonts w:hint="eastAsia"/>
+              </w:rPr>
             </w:pPr>
             <w:r>
               <w:rPr>
@@ -6214,12 +7239,15 @@
         <w:tc>
           <w:tcPr>
             <w:tcW w:w="2500" w:type="dxa"/>
-            <w:shd w:fill="F2F4F7"/>
-          </w:tcPr>
-          <w:p>
-            <w:pPr>
-              <w:jc w:val="center"/>
-              <w:spacing w:after="30" w:line="280" w:lineRule="auto"/>
+            <w:shd w:val="clear" w:color="auto" w:fill="F2F4F7"/>
+          </w:tcPr>
+          <w:p>
+            <w:pPr>
+              <w:spacing w:after="30" w:line="280" w:lineRule="auto"/>
+              <w:jc w:val="center"/>
+              <w:rPr>
+                <w:rFonts w:hint="eastAsia"/>
+              </w:rPr>
             </w:pPr>
             <w:r>
               <w:rPr>
@@ -6235,12 +7263,15 @@
         <w:tc>
           <w:tcPr>
             <w:tcW w:w="3060" w:type="dxa"/>
-            <w:shd w:fill="F2F4F7"/>
-          </w:tcPr>
-          <w:p>
-            <w:pPr>
-              <w:jc w:val="center"/>
-              <w:spacing w:after="30" w:line="280" w:lineRule="auto"/>
+            <w:shd w:val="clear" w:color="auto" w:fill="F2F4F7"/>
+          </w:tcPr>
+          <w:p>
+            <w:pPr>
+              <w:spacing w:after="30" w:line="280" w:lineRule="auto"/>
+              <w:jc w:val="center"/>
+              <w:rPr>
+                <w:rFonts w:hint="eastAsia"/>
+              </w:rPr>
             </w:pPr>
             <w:r>
               <w:rPr>
@@ -6261,8 +7292,11 @@
           </w:tcPr>
           <w:p>
             <w:pPr>
-              <w:jc w:val="center"/>
-              <w:spacing w:after="30" w:line="280" w:lineRule="auto"/>
+              <w:spacing w:after="30" w:line="280" w:lineRule="auto"/>
+              <w:jc w:val="center"/>
+              <w:rPr>
+                <w:rFonts w:hint="eastAsia"/>
+              </w:rPr>
             </w:pPr>
             <w:r>
               <w:rPr>
@@ -6280,6 +7314,9 @@
           <w:p>
             <w:pPr>
               <w:spacing w:after="30" w:line="280" w:lineRule="auto"/>
+              <w:rPr>
+                <w:rFonts w:hint="eastAsia"/>
+              </w:rPr>
             </w:pPr>
             <w:r>
               <w:rPr>
@@ -6297,6 +7334,9 @@
           <w:p>
             <w:pPr>
               <w:spacing w:after="30" w:line="280" w:lineRule="auto"/>
+              <w:rPr>
+                <w:rFonts w:hint="eastAsia"/>
+              </w:rPr>
             </w:pPr>
             <w:r>
               <w:rPr>
@@ -6314,13 +7354,23 @@
           <w:p>
             <w:pPr>
               <w:spacing w:after="30" w:line="280" w:lineRule="auto"/>
-            </w:pPr>
-            <w:r>
-              <w:rPr>
-                <w:sz w:val="19"/>
-                <w:szCs w:val="19"/>
-              </w:rPr>
-              <w:t>rabbit-1适合小型跨职能团队，减少前后端等待</w:t>
+              <w:rPr>
+                <w:rFonts w:hint="eastAsia"/>
+              </w:rPr>
+            </w:pPr>
+            <w:r>
+              <w:rPr>
+                <w:sz w:val="19"/>
+                <w:szCs w:val="19"/>
+              </w:rPr>
+              <w:t>rabbit</w:t>
+            </w:r>
+            <w:r>
+              <w:rPr>
+                <w:sz w:val="19"/>
+                <w:szCs w:val="19"/>
+              </w:rPr>
+              <w:t>适合小型跨职能团队，减少前后端等待</w:t>
             </w:r>
           </w:p>
         </w:tc>
@@ -6332,8 +7382,11 @@
           </w:tcPr>
           <w:p>
             <w:pPr>
-              <w:jc w:val="center"/>
-              <w:spacing w:after="30" w:line="280" w:lineRule="auto"/>
+              <w:spacing w:after="30" w:line="280" w:lineRule="auto"/>
+              <w:jc w:val="center"/>
+              <w:rPr>
+                <w:rFonts w:hint="eastAsia"/>
+              </w:rPr>
             </w:pPr>
             <w:r>
               <w:rPr>
@@ -6351,6 +7404,9 @@
           <w:p>
             <w:pPr>
               <w:spacing w:after="30" w:line="280" w:lineRule="auto"/>
+              <w:rPr>
+                <w:rFonts w:hint="eastAsia"/>
+              </w:rPr>
             </w:pPr>
             <w:r>
               <w:rPr>
@@ -6368,6 +7424,9 @@
           <w:p>
             <w:pPr>
               <w:spacing w:after="30" w:line="280" w:lineRule="auto"/>
+              <w:rPr>
+                <w:rFonts w:hint="eastAsia"/>
+              </w:rPr>
             </w:pPr>
             <w:r>
               <w:rPr>
@@ -6385,6 +7444,9 @@
           <w:p>
             <w:pPr>
               <w:spacing w:after="30" w:line="280" w:lineRule="auto"/>
+              <w:rPr>
+                <w:rFonts w:hint="eastAsia"/>
+              </w:rPr>
             </w:pPr>
             <w:r>
               <w:rPr>
@@ -6403,8 +7465,11 @@
           </w:tcPr>
           <w:p>
             <w:pPr>
-              <w:jc w:val="center"/>
-              <w:spacing w:after="30" w:line="280" w:lineRule="auto"/>
+              <w:spacing w:after="30" w:line="280" w:lineRule="auto"/>
+              <w:jc w:val="center"/>
+              <w:rPr>
+                <w:rFonts w:hint="eastAsia"/>
+              </w:rPr>
             </w:pPr>
             <w:r>
               <w:rPr>
@@ -6422,6 +7487,9 @@
           <w:p>
             <w:pPr>
               <w:spacing w:after="30" w:line="280" w:lineRule="auto"/>
+              <w:rPr>
+                <w:rFonts w:hint="eastAsia"/>
+              </w:rPr>
             </w:pPr>
             <w:r>
               <w:rPr>
@@ -6439,6 +7507,9 @@
           <w:p>
             <w:pPr>
               <w:spacing w:after="30" w:line="280" w:lineRule="auto"/>
+              <w:rPr>
+                <w:rFonts w:hint="eastAsia"/>
+              </w:rPr>
             </w:pPr>
             <w:r>
               <w:rPr>
@@ -6456,6 +7527,9 @@
           <w:p>
             <w:pPr>
               <w:spacing w:after="30" w:line="280" w:lineRule="auto"/>
+              <w:rPr>
+                <w:rFonts w:hint="eastAsia"/>
+              </w:rPr>
             </w:pPr>
             <w:r>
               <w:rPr>
@@ -6474,8 +7548,11 @@
           </w:tcPr>
           <w:p>
             <w:pPr>
-              <w:jc w:val="center"/>
-              <w:spacing w:after="30" w:line="280" w:lineRule="auto"/>
+              <w:spacing w:after="30" w:line="280" w:lineRule="auto"/>
+              <w:jc w:val="center"/>
+              <w:rPr>
+                <w:rFonts w:hint="eastAsia"/>
+              </w:rPr>
             </w:pPr>
             <w:r>
               <w:rPr>
@@ -6492,8 +7569,11 @@
           </w:tcPr>
           <w:p>
             <w:pPr>
-              <w:jc w:val="center"/>
-              <w:spacing w:after="30" w:line="280" w:lineRule="auto"/>
+              <w:spacing w:after="30" w:line="280" w:lineRule="auto"/>
+              <w:jc w:val="center"/>
+              <w:rPr>
+                <w:rFonts w:hint="eastAsia"/>
+              </w:rPr>
             </w:pPr>
             <w:r>
               <w:rPr>
@@ -6511,6 +7591,9 @@
           <w:p>
             <w:pPr>
               <w:spacing w:after="30" w:line="280" w:lineRule="auto"/>
+              <w:rPr>
+                <w:rFonts w:hint="eastAsia"/>
+              </w:rPr>
             </w:pPr>
             <w:r>
               <w:rPr>
@@ -6528,6 +7611,9 @@
           <w:p>
             <w:pPr>
               <w:spacing w:after="30" w:line="280" w:lineRule="auto"/>
+              <w:rPr>
+                <w:rFonts w:hint="eastAsia"/>
+              </w:rPr>
             </w:pPr>
             <w:r>
               <w:rPr>
@@ -6546,8 +7632,11 @@
           </w:tcPr>
           <w:p>
             <w:pPr>
-              <w:jc w:val="center"/>
-              <w:spacing w:after="30" w:line="280" w:lineRule="auto"/>
+              <w:spacing w:after="30" w:line="280" w:lineRule="auto"/>
+              <w:jc w:val="center"/>
+              <w:rPr>
+                <w:rFonts w:hint="eastAsia"/>
+              </w:rPr>
             </w:pPr>
             <w:r>
               <w:rPr>
@@ -6564,8 +7653,11 @@
           </w:tcPr>
           <w:p>
             <w:pPr>
-              <w:jc w:val="center"/>
-              <w:spacing w:after="30" w:line="280" w:lineRule="auto"/>
+              <w:spacing w:after="30" w:line="280" w:lineRule="auto"/>
+              <w:jc w:val="center"/>
+              <w:rPr>
+                <w:rFonts w:hint="eastAsia"/>
+              </w:rPr>
             </w:pPr>
             <w:r>
               <w:rPr>
@@ -6583,6 +7675,9 @@
           <w:p>
             <w:pPr>
               <w:spacing w:after="30" w:line="280" w:lineRule="auto"/>
+              <w:rPr>
+                <w:rFonts w:hint="eastAsia"/>
+              </w:rPr>
             </w:pPr>
             <w:r>
               <w:rPr>
@@ -6600,6 +7695,9 @@
           <w:p>
             <w:pPr>
               <w:spacing w:after="30" w:line="280" w:lineRule="auto"/>
+              <w:rPr>
+                <w:rFonts w:hint="eastAsia"/>
+              </w:rPr>
             </w:pPr>
             <w:r>
               <w:rPr>
@@ -6614,91 +7712,112 @@
     </w:tbl>
     <w:p>
       <w:pPr>
-        <w:spacing w:after="120" w:line="320" w:lineRule="auto"/>
+        <w:rPr>
+          <w:rFonts w:hint="eastAsia"/>
+        </w:rPr>
+      </w:pPr>
+    </w:p>
+    <w:p>
+      <w:pPr>
+        <w:ind w:firstLine="420"/>
+        <w:rPr>
+          <w:rFonts w:hint="eastAsia"/>
+        </w:rPr>
       </w:pPr>
       <w:r>
-        <w:rPr/>
-        <w:t xml:space="preserve"/>
+        <w:t>国内软件团队通常在响应速度和执行力方面较强，但在部分企业中也存在依赖加班推动进度的现象。以996工作制为代表的超时工作方式，虽然短期看似增加投入，但容易带来疲劳、缺陷率上升、人员流失和创新能力下降等问题。</w:t>
       </w:r>
     </w:p>
     <w:p>
       <w:pPr>
         <w:ind w:firstLine="420"/>
-        <w:spacing w:after="120" w:line="320" w:lineRule="auto"/>
+        <w:rPr>
+          <w:rFonts w:hint="eastAsia"/>
+        </w:rPr>
       </w:pPr>
       <w:r>
-        <w:rPr/>
-        <w:t xml:space="preserve">国内软件团队通常在响应速度和执行力方面较强，但在部分企业中也存在依赖加班推动进度的现象。以996工作制为代表的超时工作方式，虽然短期看似增加投入，但容易带来疲劳、缺陷率上升、人员流失和创新能力下降等问题。</w:t>
+        <w:t>国外软件团队更常见弹性办公、异步协作、清晰职责和结果导向管理，强调用自动化工具、代码评审、持续集成和可持续节奏保证长期交付能力。对于课程项目来说，最值得借鉴的是透明看板、文档化沟通、质量门禁和持续反馈。</w:t>
+      </w:r>
+    </w:p>
+    <w:p>
+      <w:pPr>
+        <w:pStyle w:val="1"/>
+        <w:spacing w:after="120"/>
+        <w:rPr>
+          <w:rFonts w:hint="eastAsia"/>
+        </w:rPr>
+      </w:pPr>
+      <w:r>
+        <w:t>七、个人工作方式与项目管理认识</w:t>
       </w:r>
     </w:p>
     <w:p>
       <w:pPr>
         <w:ind w:firstLine="420"/>
-        <w:spacing w:after="120" w:line="320" w:lineRule="auto"/>
+        <w:rPr>
+          <w:rFonts w:hint="eastAsia"/>
+        </w:rPr>
       </w:pPr>
       <w:r>
-        <w:rPr/>
-        <w:t xml:space="preserve">国外软件团队更常见弹性办公、异步协作、清晰职责和结果导向管理，强调用自动化工具、代码评审、持续集成和可持续节奏保证长期交付能力。对于课程项目来说，最值得借鉴的是透明看板、文档化沟通、质量门禁和持续反馈。</w:t>
-      </w:r>
-    </w:p>
-    <w:p>
-      <w:pPr>
-        <w:pStyle w:val="Heading1"/>
-        <w:spacing w:after="120" w:line="320" w:lineRule="auto"/>
-      </w:pPr>
-      <w:r>
-        <w:rPr/>
-        <w:t xml:space="preserve">七、个人工作方式与项目管理认识</w:t>
+        <w:t>从个人角度，我更喜欢目标清晰、节奏稳定、沟通透明的工作方式。理想环境是任务边界明确、接口文档完整、遇到问题能及时讨论，允许在相对安静的时间段集中编码，同时通过固定会议进行必要同步。可以接受阶段性紧张和临近里程碑时适当加班，但不认可长期、无计划、低效率的高强度加班。</w:t>
       </w:r>
     </w:p>
     <w:p>
       <w:pPr>
         <w:ind w:firstLine="420"/>
-        <w:spacing w:after="120" w:line="320" w:lineRule="auto"/>
+        <w:rPr>
+          <w:rFonts w:hint="eastAsia"/>
+        </w:rPr>
       </w:pPr>
       <w:r>
-        <w:rPr/>
-        <w:t xml:space="preserve">从个人角度，我更喜欢目标清晰、节奏稳定、沟通透明的工作方式。理想环境是任务边界明确、接口文档完整、遇到问题能及时讨论，允许在相对安静的时间段集中编码，同时通过固定会议进行必要同步。可以接受阶段性紧张和临近里程碑时适当加班，但不认可长期、无计划、低效率的高强度加班。</w:t>
+        <w:lastRenderedPageBreak/>
+        <w:t xml:space="preserve">从团队项目管理角度，我认为最有效的方式是“短周期计划 + 可视化跟踪 + 明确验收标准 + 持续复盘”。具体到 </w:t>
+      </w:r>
+      <w:r>
+        <w:t>rabbit</w:t>
+      </w:r>
+      <w:r>
+        <w:t xml:space="preserve"> 项目，应把任务拆成可检查的小项，每个小项都说明负责人、预计工期、依赖、完成标准和当前状态；同时持续关注关键路径任务，发现偏差后及时调整资源。</w:t>
+      </w:r>
+    </w:p>
+    <w:p>
+      <w:pPr>
+        <w:pStyle w:val="1"/>
+        <w:spacing w:after="120"/>
+        <w:rPr>
+          <w:rFonts w:hint="eastAsia"/>
+        </w:rPr>
+      </w:pPr>
+      <w:r>
+        <w:t>八、实验总结</w:t>
       </w:r>
     </w:p>
     <w:p>
       <w:pPr>
         <w:ind w:firstLine="420"/>
-        <w:spacing w:after="120" w:line="320" w:lineRule="auto"/>
+        <w:rPr>
+          <w:rFonts w:hint="eastAsia"/>
+        </w:rPr>
       </w:pPr>
       <w:r>
-        <w:rPr/>
-        <w:t xml:space="preserve">从团队项目管理角度，我认为最有效的方式是“短周期计划 + 可视化跟踪 + 明确验收标准 + 持续复盘”。具体到 rabbit-1 项目，应把任务拆成可检查的小项，每个小项都说明负责人、预计工期、依赖、完成标准和当前状态；同时持续关注关键路径任务，发现偏差后及时调整资源。</w:t>
-      </w:r>
-    </w:p>
-    <w:p>
-      <w:pPr>
-        <w:pStyle w:val="Heading1"/>
-        <w:spacing w:after="120" w:line="320" w:lineRule="auto"/>
-      </w:pPr>
-      <w:r>
-        <w:rPr/>
-        <w:t xml:space="preserve">八、实验总结</w:t>
+        <w:t>通过本次实验，我进一步理解了活动图不仅能表示任务依赖，还能用于定量分析项目工期。通过正推、逆推和时差计算，可以找出真正影响项目总工期的关键活动。</w:t>
       </w:r>
     </w:p>
     <w:p>
       <w:pPr>
         <w:ind w:firstLine="420"/>
-        <w:spacing w:after="120" w:line="320" w:lineRule="auto"/>
+        <w:rPr>
+          <w:rFonts w:hint="eastAsia"/>
+        </w:rPr>
       </w:pPr>
       <w:r>
-        <w:rPr/>
-        <w:t xml:space="preserve">通过本次实验，我进一步理解了活动图不仅能表示任务依赖，还能用于定量分析项目工期。通过正推、逆推和时差计算，可以找出真正影响项目总工期的关键活动。</w:t>
+        <w:t xml:space="preserve">结合 </w:t>
       </w:r>
-    </w:p>
-    <w:p>
-      <w:pPr>
-        <w:ind w:firstLine="420"/>
-        <w:spacing w:after="120" w:line="320" w:lineRule="auto"/>
-      </w:pPr>
       <w:r>
-        <w:rPr/>
-        <w:t xml:space="preserve">结合 rabbit-1 项目，我认识到项目管理不能只停留在一次性计划，还要持续跟踪进度、风险和人员工作量。合理的人力资源组织结构、透明的跟踪工具、可持续的工作节奏和明确的质量标准，是保证软件项目顺利完成的重要条件。</w:t>
+        <w:t>rabbit</w:t>
+      </w:r>
+      <w:r>
+        <w:t xml:space="preserve"> 项目，我认识到项目管理不能只停留在一次性计划，还要持续跟踪进度、风险和人员工作量。合理的人力资源组织结构、透明的跟踪工具、可持续的工作节奏和明确的质量标准，是保证软件项目顺利完成的重要条件。</w:t>
       </w:r>
     </w:p>
     <w:sectPr>
@@ -6711,9 +7830,128 @@
 </w:document>
 </file>
 
+<file path=word/endnotes.xml><?xml version="1.0" encoding="utf-8"?>
+<w:endnotes xmlns:wpc="http://schemas.microsoft.com/office/word/2010/wordprocessingCanvas" xmlns:cx="http://schemas.microsoft.com/office/drawing/2014/chartex" xmlns:cx1="http://schemas.microsoft.com/office/drawing/2015/9/8/chartex" xmlns:cx2="http://schemas.microsoft.com/office/drawing/2015/10/21/chartex" xmlns:cx3="http://schemas.microsoft.com/office/drawing/2016/5/9/chartex" xmlns:cx4="http://schemas.microsoft.com/office/drawing/2016/5/10/chartex" xmlns:cx5="http://schemas.microsoft.com/office/drawing/2016/5/11/chartex" xmlns:cx6="http://schemas.microsoft.com/office/drawing/2016/5/12/chartex" xmlns:cx7="http://schemas.microsoft.com/office/drawing/2016/5/13/chartex" xmlns:cx8="http://schemas.microsoft.com/office/drawing/2016/5/14/chartex" xmlns:mc="http://schemas.openxmlformats.org/markup-compatibility/2006" xmlns:aink="http://schemas.microsoft.com/office/drawing/2016/ink" xmlns:am3d="http://schemas.microsoft.com/office/drawing/2017/model3d" xmlns:o="urn:schemas-microsoft-com:office:office" xmlns:oel="http://schemas.microsoft.com/office/2019/extlst" xmlns:r="http://schemas.openxmlformats.org/officeDocument/2006/relationships" xmlns:m="http://schemas.openxmlformats.org/officeDocument/2006/math" xmlns:v="urn:schemas-microsoft-com:vml" xmlns:wp14="http://schemas.microsoft.com/office/word/2010/wordprocessingDrawing" xmlns:wp="http://schemas.openxmlformats.org/drawingml/2006/wordprocessingDrawing" xmlns:w10="urn:schemas-microsoft-com:office:word" xmlns:w="http://schemas.openxmlformats.org/wordprocessingml/2006/main" xmlns:w14="http://schemas.microsoft.com/office/word/2010/wordml" xmlns:w15="http://schemas.microsoft.com/office/word/2012/wordml" xmlns:w16cex="http://schemas.microsoft.com/office/word/2018/wordml/cex" xmlns:w16cid="http://schemas.microsoft.com/office/word/2016/wordml/cid" xmlns:w16="http://schemas.microsoft.com/office/word/2018/wordml" xmlns:w16du="http://schemas.microsoft.com/office/word/2023/wordml/word16du" xmlns:w16sdtdh="http://schemas.microsoft.com/office/word/2020/wordml/sdtdatahash" xmlns:w16sdtfl="http://schemas.microsoft.com/office/word/2024/wordml/sdtformatlock" xmlns:w16se="http://schemas.microsoft.com/office/word/2015/wordml/symex" xmlns:wpg="http://schemas.microsoft.com/office/word/2010/wordprocessingGroup" xmlns:wpi="http://schemas.microsoft.com/office/word/2010/wordprocessingInk" xmlns:wne="http://schemas.microsoft.com/office/word/2006/wordml" xmlns:wps="http://schemas.microsoft.com/office/word/2010/wordprocessingShape" mc:Ignorable="w14 w15 w16se w16cid w16 w16cex w16sdtdh w16sdtfl w16du wp14">
+  <w:endnote w:type="separator" w:id="-1">
+    <w:p>
+      <w:pPr>
+        <w:spacing w:after="0" w:line="240" w:lineRule="auto"/>
+        <w:rPr>
+          <w:rFonts w:hint="eastAsia"/>
+        </w:rPr>
+      </w:pPr>
+      <w:r>
+        <w:separator/>
+      </w:r>
+    </w:p>
+  </w:endnote>
+  <w:endnote w:type="continuationSeparator" w:id="0">
+    <w:p>
+      <w:pPr>
+        <w:spacing w:after="0" w:line="240" w:lineRule="auto"/>
+        <w:rPr>
+          <w:rFonts w:hint="eastAsia"/>
+        </w:rPr>
+      </w:pPr>
+      <w:r>
+        <w:continuationSeparator/>
+      </w:r>
+    </w:p>
+  </w:endnote>
+</w:endnotes>
+</file>
+
+<file path=word/footnotes.xml><?xml version="1.0" encoding="utf-8"?>
+<w:footnotes xmlns:wpc="http://schemas.microsoft.com/office/word/2010/wordprocessingCanvas" xmlns:cx="http://schemas.microsoft.com/office/drawing/2014/chartex" xmlns:cx1="http://schemas.microsoft.com/office/drawing/2015/9/8/chartex" xmlns:cx2="http://schemas.microsoft.com/office/drawing/2015/10/21/chartex" xmlns:cx3="http://schemas.microsoft.com/office/drawing/2016/5/9/chartex" xmlns:cx4="http://schemas.microsoft.com/office/drawing/2016/5/10/chartex" xmlns:cx5="http://schemas.microsoft.com/office/drawing/2016/5/11/chartex" xmlns:cx6="http://schemas.microsoft.com/office/drawing/2016/5/12/chartex" xmlns:cx7="http://schemas.microsoft.com/office/drawing/2016/5/13/chartex" xmlns:cx8="http://schemas.microsoft.com/office/drawing/2016/5/14/chartex" xmlns:mc="http://schemas.openxmlformats.org/markup-compatibility/2006" xmlns:aink="http://schemas.microsoft.com/office/drawing/2016/ink" xmlns:am3d="http://schemas.microsoft.com/office/drawing/2017/model3d" xmlns:o="urn:schemas-microsoft-com:office:office" xmlns:oel="http://schemas.microsoft.com/office/2019/extlst" xmlns:r="http://schemas.openxmlformats.org/officeDocument/2006/relationships" xmlns:m="http://schemas.openxmlformats.org/officeDocument/2006/math" xmlns:v="urn:schemas-microsoft-com:vml" xmlns:wp14="http://schemas.microsoft.com/office/word/2010/wordprocessingDrawing" xmlns:wp="http://schemas.openxmlformats.org/drawingml/2006/wordprocessingDrawing" xmlns:w10="urn:schemas-microsoft-com:office:word" xmlns:w="http://schemas.openxmlformats.org/wordprocessingml/2006/main" xmlns:w14="http://schemas.microsoft.com/office/word/2010/wordml" xmlns:w15="http://schemas.microsoft.com/office/word/2012/wordml" xmlns:w16cex="http://schemas.microsoft.com/office/word/2018/wordml/cex" xmlns:w16cid="http://schemas.microsoft.com/office/word/2016/wordml/cid" xmlns:w16="http://schemas.microsoft.com/office/word/2018/wordml" xmlns:w16du="http://schemas.microsoft.com/office/word/2023/wordml/word16du" xmlns:w16sdtdh="http://schemas.microsoft.com/office/word/2020/wordml/sdtdatahash" xmlns:w16sdtfl="http://schemas.microsoft.com/office/word/2024/wordml/sdtformatlock" xmlns:w16se="http://schemas.microsoft.com/office/word/2015/wordml/symex" xmlns:wpg="http://schemas.microsoft.com/office/word/2010/wordprocessingGroup" xmlns:wpi="http://schemas.microsoft.com/office/word/2010/wordprocessingInk" xmlns:wne="http://schemas.microsoft.com/office/word/2006/wordml" xmlns:wps="http://schemas.microsoft.com/office/word/2010/wordprocessingShape" mc:Ignorable="w14 w15 w16se w16cid w16 w16cex w16sdtdh w16sdtfl w16du wp14">
+  <w:footnote w:type="separator" w:id="-1">
+    <w:p>
+      <w:pPr>
+        <w:spacing w:after="0" w:line="240" w:lineRule="auto"/>
+        <w:rPr>
+          <w:rFonts w:hint="eastAsia"/>
+        </w:rPr>
+      </w:pPr>
+      <w:r>
+        <w:separator/>
+      </w:r>
+    </w:p>
+  </w:footnote>
+  <w:footnote w:type="continuationSeparator" w:id="0">
+    <w:p>
+      <w:pPr>
+        <w:spacing w:after="0" w:line="240" w:lineRule="auto"/>
+        <w:rPr>
+          <w:rFonts w:hint="eastAsia"/>
+        </w:rPr>
+      </w:pPr>
+      <w:r>
+        <w:continuationSeparator/>
+      </w:r>
+    </w:p>
+  </w:footnote>
+</w:footnotes>
+</file>
+
 <file path=word/numbering.xml><?xml version="1.0" encoding="utf-8"?>
-<w:numbering xmlns:w="http://schemas.openxmlformats.org/wordprocessingml/2006/main">
-  <w:abstractNum w:abstractNumId="1">
+<w:numbering xmlns:wpc="http://schemas.microsoft.com/office/word/2010/wordprocessingCanvas" xmlns:cx="http://schemas.microsoft.com/office/drawing/2014/chartex" xmlns:cx1="http://schemas.microsoft.com/office/drawing/2015/9/8/chartex" xmlns:cx2="http://schemas.microsoft.com/office/drawing/2015/10/21/chartex" xmlns:cx3="http://schemas.microsoft.com/office/drawing/2016/5/9/chartex" xmlns:cx4="http://schemas.microsoft.com/office/drawing/2016/5/10/chartex" xmlns:cx5="http://schemas.microsoft.com/office/drawing/2016/5/11/chartex" xmlns:cx6="http://schemas.microsoft.com/office/drawing/2016/5/12/chartex" xmlns:cx7="http://schemas.microsoft.com/office/drawing/2016/5/13/chartex" xmlns:cx8="http://schemas.microsoft.com/office/drawing/2016/5/14/chartex" xmlns:mc="http://schemas.openxmlformats.org/markup-compatibility/2006" xmlns:aink="http://schemas.microsoft.com/office/drawing/2016/ink" xmlns:am3d="http://schemas.microsoft.com/office/drawing/2017/model3d" xmlns:o="urn:schemas-microsoft-com:office:office" xmlns:oel="http://schemas.microsoft.com/office/2019/extlst" xmlns:r="http://schemas.openxmlformats.org/officeDocument/2006/relationships" xmlns:m="http://schemas.openxmlformats.org/officeDocument/2006/math" xmlns:v="urn:schemas-microsoft-com:vml" xmlns:wp14="http://schemas.microsoft.com/office/word/2010/wordprocessingDrawing" xmlns:wp="http://schemas.openxmlformats.org/drawingml/2006/wordprocessingDrawing" xmlns:w10="urn:schemas-microsoft-com:office:word" xmlns:w="http://schemas.openxmlformats.org/wordprocessingml/2006/main" xmlns:w14="http://schemas.microsoft.com/office/word/2010/wordml" xmlns:w15="http://schemas.microsoft.com/office/word/2012/wordml" xmlns:w16cex="http://schemas.microsoft.com/office/word/2018/wordml/cex" xmlns:w16cid="http://schemas.microsoft.com/office/word/2016/wordml/cid" xmlns:w16="http://schemas.microsoft.com/office/word/2018/wordml" xmlns:w16du="http://schemas.microsoft.com/office/word/2023/wordml/word16du" xmlns:w16sdtdh="http://schemas.microsoft.com/office/word/2020/wordml/sdtdatahash" xmlns:w16sdtfl="http://schemas.microsoft.com/office/word/2024/wordml/sdtformatlock" xmlns:w16se="http://schemas.microsoft.com/office/word/2015/wordml/symex" xmlns:wpg="http://schemas.microsoft.com/office/word/2010/wordprocessingGroup" xmlns:wpi="http://schemas.microsoft.com/office/word/2010/wordprocessingInk" xmlns:wne="http://schemas.microsoft.com/office/word/2006/wordml" xmlns:wps="http://schemas.microsoft.com/office/word/2010/wordprocessingShape" mc:Ignorable="w14 w15 w16se w16cid w16 w16cex w16sdtdh w16sdtfl w16du wp14">
+  <w:abstractNum w:abstractNumId="0" w15:restartNumberingAfterBreak="0">
+    <w:nsid w:val="00C77725"/>
+    <w:multiLevelType w:val="multilevel"/>
+    <w:tmpl w:val="0D1EAB36"/>
+    <w:lvl w:ilvl="0">
+      <w:start w:val="1"/>
+      <w:numFmt w:val="decimal"/>
+      <w:lvlText w:val="%1."/>
+      <w:lvlJc w:val="left"/>
+      <w:pPr>
+        <w:ind w:left="720" w:hanging="360"/>
+      </w:pPr>
+    </w:lvl>
+    <w:lvl w:ilvl="1">
+      <w:numFmt w:val="decimal"/>
+      <w:lvlText w:val=""/>
+      <w:lvlJc w:val="left"/>
+    </w:lvl>
+    <w:lvl w:ilvl="2">
+      <w:numFmt w:val="decimal"/>
+      <w:lvlText w:val=""/>
+      <w:lvlJc w:val="left"/>
+    </w:lvl>
+    <w:lvl w:ilvl="3">
+      <w:numFmt w:val="decimal"/>
+      <w:lvlText w:val=""/>
+      <w:lvlJc w:val="left"/>
+    </w:lvl>
+    <w:lvl w:ilvl="4">
+      <w:numFmt w:val="decimal"/>
+      <w:lvlText w:val=""/>
+      <w:lvlJc w:val="left"/>
+    </w:lvl>
+    <w:lvl w:ilvl="5">
+      <w:numFmt w:val="decimal"/>
+      <w:lvlText w:val=""/>
+      <w:lvlJc w:val="left"/>
+    </w:lvl>
+    <w:lvl w:ilvl="6">
+      <w:numFmt w:val="decimal"/>
+      <w:lvlText w:val=""/>
+      <w:lvlJc w:val="left"/>
+    </w:lvl>
+    <w:lvl w:ilvl="7">
+      <w:numFmt w:val="decimal"/>
+      <w:lvlText w:val=""/>
+      <w:lvlJc w:val="left"/>
+    </w:lvl>
+    <w:lvl w:ilvl="8">
+      <w:numFmt w:val="decimal"/>
+      <w:lvlText w:val=""/>
+      <w:lvlJc w:val="left"/>
+    </w:lvl>
+  </w:abstractNum>
+  <w:abstractNum w:abstractNumId="1" w15:restartNumberingAfterBreak="0">
+    <w:nsid w:val="3156695C"/>
+    <w:multiLevelType w:val="multilevel"/>
+    <w:tmpl w:val="56F4627C"/>
     <w:lvl w:ilvl="0">
       <w:start w:val="1"/>
       <w:numFmt w:val="bullet"/>
@@ -6723,34 +7961,64 @@
         <w:ind w:left="720" w:hanging="360"/>
       </w:pPr>
     </w:lvl>
-  </w:abstractNum>
-  <w:abstractNum w:abstractNumId="2">
-    <w:lvl w:ilvl="0">
-      <w:start w:val="1"/>
+    <w:lvl w:ilvl="1">
       <w:numFmt w:val="decimal"/>
-      <w:lvlText w:val="%1."/>
+      <w:lvlText w:val=""/>
       <w:lvlJc w:val="left"/>
-      <w:pPr>
-        <w:ind w:left="720" w:hanging="360"/>
-      </w:pPr>
+    </w:lvl>
+    <w:lvl w:ilvl="2">
+      <w:numFmt w:val="decimal"/>
+      <w:lvlText w:val=""/>
+      <w:lvlJc w:val="left"/>
+    </w:lvl>
+    <w:lvl w:ilvl="3">
+      <w:numFmt w:val="decimal"/>
+      <w:lvlText w:val=""/>
+      <w:lvlJc w:val="left"/>
+    </w:lvl>
+    <w:lvl w:ilvl="4">
+      <w:numFmt w:val="decimal"/>
+      <w:lvlText w:val=""/>
+      <w:lvlJc w:val="left"/>
+    </w:lvl>
+    <w:lvl w:ilvl="5">
+      <w:numFmt w:val="decimal"/>
+      <w:lvlText w:val=""/>
+      <w:lvlJc w:val="left"/>
+    </w:lvl>
+    <w:lvl w:ilvl="6">
+      <w:numFmt w:val="decimal"/>
+      <w:lvlText w:val=""/>
+      <w:lvlJc w:val="left"/>
+    </w:lvl>
+    <w:lvl w:ilvl="7">
+      <w:numFmt w:val="decimal"/>
+      <w:lvlText w:val=""/>
+      <w:lvlJc w:val="left"/>
+    </w:lvl>
+    <w:lvl w:ilvl="8">
+      <w:numFmt w:val="decimal"/>
+      <w:lvlText w:val=""/>
+      <w:lvlJc w:val="left"/>
     </w:lvl>
   </w:abstractNum>
-  <w:num w:numId="1">
+  <w:num w:numId="1" w16cid:durableId="1572109218">
     <w:abstractNumId w:val="1"/>
   </w:num>
-  <w:num w:numId="2">
-    <w:abstractNumId w:val="2"/>
+  <w:num w:numId="2" w16cid:durableId="366638765">
+    <w:abstractNumId w:val="0"/>
   </w:num>
 </w:numbering>
 </file>
 
 <file path=word/styles.xml><?xml version="1.0" encoding="utf-8"?>
-<w:styles xmlns:w="http://schemas.openxmlformats.org/wordprocessingml/2006/main">
+<w:styles xmlns:mc="http://schemas.openxmlformats.org/markup-compatibility/2006" xmlns:r="http://schemas.openxmlformats.org/officeDocument/2006/relationships" xmlns:w="http://schemas.openxmlformats.org/wordprocessingml/2006/main" xmlns:w14="http://schemas.microsoft.com/office/word/2010/wordml" xmlns:w15="http://schemas.microsoft.com/office/word/2012/wordml" xmlns:w16cex="http://schemas.microsoft.com/office/word/2018/wordml/cex" xmlns:w16cid="http://schemas.microsoft.com/office/word/2016/wordml/cid" xmlns:w16="http://schemas.microsoft.com/office/word/2018/wordml" xmlns:w16du="http://schemas.microsoft.com/office/word/2023/wordml/word16du" xmlns:w16sdtdh="http://schemas.microsoft.com/office/word/2020/wordml/sdtdatahash" xmlns:w16sdtfl="http://schemas.microsoft.com/office/word/2024/wordml/sdtformatlock" xmlns:w16se="http://schemas.microsoft.com/office/word/2015/wordml/symex" mc:Ignorable="w14 w15 w16se w16cid w16 w16cex w16sdtdh w16sdtfl w16du">
   <w:docDefaults>
     <w:rPrDefault>
       <w:rPr>
-        <w:rFonts w:ascii="Microsoft YaHei" w:eastAsia="Microsoft YaHei" w:hAnsi="Microsoft YaHei"/>
+        <w:rFonts w:ascii="微软雅黑" w:eastAsia="微软雅黑" w:hAnsi="微软雅黑" w:cs="Times New Roman"/>
         <w:sz w:val="22"/>
+        <w:lang w:val="en-US" w:eastAsia="zh-CN" w:bidi="ar-SA"/>
       </w:rPr>
     </w:rPrDefault>
     <w:pPrDefault>
@@ -6759,57 +8027,822 @@
       </w:pPr>
     </w:pPrDefault>
   </w:docDefaults>
-  <w:style w:type="paragraph" w:default="1" w:styleId="Normal">
+  <w:latentStyles w:defLockedState="0" w:defUIPriority="99" w:defSemiHidden="0" w:defUnhideWhenUsed="0" w:defQFormat="0" w:count="376">
+    <w:lsdException w:name="Normal" w:uiPriority="0" w:qFormat="1"/>
+    <w:lsdException w:name="heading 1" w:uiPriority="9" w:qFormat="1"/>
+    <w:lsdException w:name="heading 2" w:semiHidden="1" w:uiPriority="9" w:unhideWhenUsed="1" w:qFormat="1"/>
+    <w:lsdException w:name="heading 3" w:semiHidden="1" w:uiPriority="9" w:unhideWhenUsed="1" w:qFormat="1"/>
+    <w:lsdException w:name="heading 4" w:semiHidden="1" w:uiPriority="9" w:unhideWhenUsed="1" w:qFormat="1"/>
+    <w:lsdException w:name="heading 5" w:semiHidden="1" w:uiPriority="9" w:unhideWhenUsed="1" w:qFormat="1"/>
+    <w:lsdException w:name="heading 6" w:semiHidden="1" w:uiPriority="9" w:unhideWhenUsed="1" w:qFormat="1"/>
+    <w:lsdException w:name="heading 7" w:semiHidden="1" w:uiPriority="9" w:unhideWhenUsed="1" w:qFormat="1"/>
+    <w:lsdException w:name="heading 8" w:semiHidden="1" w:uiPriority="9" w:unhideWhenUsed="1" w:qFormat="1"/>
+    <w:lsdException w:name="heading 9" w:semiHidden="1" w:uiPriority="9" w:unhideWhenUsed="1" w:qFormat="1"/>
+    <w:lsdException w:name="index 1" w:semiHidden="1" w:unhideWhenUsed="1"/>
+    <w:lsdException w:name="index 2" w:semiHidden="1" w:unhideWhenUsed="1"/>
+    <w:lsdException w:name="index 3" w:semiHidden="1" w:unhideWhenUsed="1"/>
+    <w:lsdException w:name="index 4" w:semiHidden="1" w:unhideWhenUsed="1"/>
+    <w:lsdException w:name="index 5" w:semiHidden="1" w:unhideWhenUsed="1"/>
+    <w:lsdException w:name="index 6" w:semiHidden="1" w:unhideWhenUsed="1"/>
+    <w:lsdException w:name="index 7" w:semiHidden="1" w:unhideWhenUsed="1"/>
+    <w:lsdException w:name="index 8" w:semiHidden="1" w:unhideWhenUsed="1"/>
+    <w:lsdException w:name="index 9" w:semiHidden="1" w:unhideWhenUsed="1"/>
+    <w:lsdException w:name="toc 1" w:semiHidden="1" w:uiPriority="39" w:unhideWhenUsed="1"/>
+    <w:lsdException w:name="toc 2" w:semiHidden="1" w:uiPriority="39" w:unhideWhenUsed="1"/>
+    <w:lsdException w:name="toc 3" w:semiHidden="1" w:uiPriority="39" w:unhideWhenUsed="1"/>
+    <w:lsdException w:name="toc 4" w:semiHidden="1" w:uiPriority="39" w:unhideWhenUsed="1"/>
+    <w:lsdException w:name="toc 5" w:semiHidden="1" w:uiPriority="39" w:unhideWhenUsed="1"/>
+    <w:lsdException w:name="toc 6" w:semiHidden="1" w:uiPriority="39" w:unhideWhenUsed="1"/>
+    <w:lsdException w:name="toc 7" w:semiHidden="1" w:uiPriority="39" w:unhideWhenUsed="1"/>
+    <w:lsdException w:name="toc 8" w:semiHidden="1" w:uiPriority="39" w:unhideWhenUsed="1"/>
+    <w:lsdException w:name="toc 9" w:semiHidden="1" w:uiPriority="39" w:unhideWhenUsed="1"/>
+    <w:lsdException w:name="Normal Indent" w:semiHidden="1" w:unhideWhenUsed="1"/>
+    <w:lsdException w:name="footnote text" w:semiHidden="1" w:unhideWhenUsed="1"/>
+    <w:lsdException w:name="annotation text" w:semiHidden="1" w:unhideWhenUsed="1"/>
+    <w:lsdException w:name="header" w:semiHidden="1" w:unhideWhenUsed="1"/>
+    <w:lsdException w:name="footer" w:semiHidden="1" w:unhideWhenUsed="1"/>
+    <w:lsdException w:name="index heading" w:semiHidden="1" w:unhideWhenUsed="1"/>
+    <w:lsdException w:name="caption" w:semiHidden="1" w:uiPriority="35" w:unhideWhenUsed="1" w:qFormat="1"/>
+    <w:lsdException w:name="table of figures" w:semiHidden="1" w:unhideWhenUsed="1"/>
+    <w:lsdException w:name="envelope address" w:semiHidden="1" w:unhideWhenUsed="1"/>
+    <w:lsdException w:name="envelope return" w:semiHidden="1" w:unhideWhenUsed="1"/>
+    <w:lsdException w:name="footnote reference" w:semiHidden="1" w:unhideWhenUsed="1"/>
+    <w:lsdException w:name="annotation reference" w:semiHidden="1" w:unhideWhenUsed="1"/>
+    <w:lsdException w:name="line number" w:semiHidden="1" w:unhideWhenUsed="1"/>
+    <w:lsdException w:name="page number" w:semiHidden="1" w:unhideWhenUsed="1"/>
+    <w:lsdException w:name="endnote reference" w:semiHidden="1" w:unhideWhenUsed="1"/>
+    <w:lsdException w:name="endnote text" w:semiHidden="1" w:unhideWhenUsed="1"/>
+    <w:lsdException w:name="table of authorities" w:semiHidden="1" w:unhideWhenUsed="1"/>
+    <w:lsdException w:name="macro" w:semiHidden="1" w:unhideWhenUsed="1"/>
+    <w:lsdException w:name="toa heading" w:semiHidden="1" w:unhideWhenUsed="1"/>
+    <w:lsdException w:name="List" w:semiHidden="1" w:unhideWhenUsed="1"/>
+    <w:lsdException w:name="List Bullet" w:semiHidden="1" w:unhideWhenUsed="1"/>
+    <w:lsdException w:name="List Number" w:semiHidden="1" w:unhideWhenUsed="1"/>
+    <w:lsdException w:name="List 2" w:semiHidden="1" w:unhideWhenUsed="1"/>
+    <w:lsdException w:name="List 3" w:semiHidden="1" w:unhideWhenUsed="1"/>
+    <w:lsdException w:name="List 4" w:semiHidden="1" w:unhideWhenUsed="1"/>
+    <w:lsdException w:name="List 5" w:semiHidden="1" w:unhideWhenUsed="1"/>
+    <w:lsdException w:name="List Bullet 2" w:semiHidden="1" w:unhideWhenUsed="1"/>
+    <w:lsdException w:name="List Bullet 3" w:semiHidden="1" w:unhideWhenUsed="1"/>
+    <w:lsdException w:name="List Bullet 4" w:semiHidden="1" w:unhideWhenUsed="1"/>
+    <w:lsdException w:name="List Bullet 5" w:semiHidden="1" w:unhideWhenUsed="1"/>
+    <w:lsdException w:name="List Number 2" w:semiHidden="1" w:unhideWhenUsed="1"/>
+    <w:lsdException w:name="List Number 3" w:semiHidden="1" w:unhideWhenUsed="1"/>
+    <w:lsdException w:name="List Number 4" w:semiHidden="1" w:unhideWhenUsed="1"/>
+    <w:lsdException w:name="List Number 5" w:semiHidden="1" w:unhideWhenUsed="1"/>
+    <w:lsdException w:name="Title" w:uiPriority="10" w:qFormat="1"/>
+    <w:lsdException w:name="Closing" w:semiHidden="1" w:unhideWhenUsed="1"/>
+    <w:lsdException w:name="Signature" w:semiHidden="1" w:unhideWhenUsed="1"/>
+    <w:lsdException w:name="Default Paragraph Font" w:semiHidden="1" w:uiPriority="1" w:unhideWhenUsed="1"/>
+    <w:lsdException w:name="Body Text" w:semiHidden="1" w:unhideWhenUsed="1"/>
+    <w:lsdException w:name="Body Text Indent" w:semiHidden="1" w:unhideWhenUsed="1"/>
+    <w:lsdException w:name="List Continue" w:semiHidden="1" w:unhideWhenUsed="1"/>
+    <w:lsdException w:name="List Continue 2" w:semiHidden="1" w:unhideWhenUsed="1"/>
+    <w:lsdException w:name="List Continue 3" w:semiHidden="1" w:unhideWhenUsed="1"/>
+    <w:lsdException w:name="List Continue 4" w:semiHidden="1" w:unhideWhenUsed="1"/>
+    <w:lsdException w:name="List Continue 5" w:semiHidden="1" w:unhideWhenUsed="1"/>
+    <w:lsdException w:name="Message Header" w:semiHidden="1" w:unhideWhenUsed="1"/>
+    <w:lsdException w:name="Subtitle" w:uiPriority="11" w:qFormat="1"/>
+    <w:lsdException w:name="Salutation" w:semiHidden="1" w:unhideWhenUsed="1"/>
+    <w:lsdException w:name="Date" w:semiHidden="1" w:unhideWhenUsed="1"/>
+    <w:lsdException w:name="Body Text First Indent" w:semiHidden="1" w:unhideWhenUsed="1"/>
+    <w:lsdException w:name="Body Text First Indent 2" w:semiHidden="1" w:unhideWhenUsed="1"/>
+    <w:lsdException w:name="Note Heading" w:semiHidden="1" w:unhideWhenUsed="1"/>
+    <w:lsdException w:name="Body Text 2" w:semiHidden="1" w:unhideWhenUsed="1"/>
+    <w:lsdException w:name="Body Text 3" w:semiHidden="1" w:unhideWhenUsed="1"/>
+    <w:lsdException w:name="Body Text Indent 2" w:semiHidden="1" w:unhideWhenUsed="1"/>
+    <w:lsdException w:name="Body Text Indent 3" w:semiHidden="1" w:unhideWhenUsed="1"/>
+    <w:lsdException w:name="Block Text" w:semiHidden="1" w:unhideWhenUsed="1"/>
+    <w:lsdException w:name="Hyperlink" w:semiHidden="1" w:unhideWhenUsed="1"/>
+    <w:lsdException w:name="FollowedHyperlink" w:semiHidden="1" w:unhideWhenUsed="1"/>
+    <w:lsdException w:name="Strong" w:uiPriority="22" w:qFormat="1"/>
+    <w:lsdException w:name="Emphasis" w:uiPriority="20" w:qFormat="1"/>
+    <w:lsdException w:name="Document Map" w:semiHidden="1" w:unhideWhenUsed="1"/>
+    <w:lsdException w:name="Plain Text" w:semiHidden="1" w:unhideWhenUsed="1"/>
+    <w:lsdException w:name="E-mail Signature" w:semiHidden="1" w:unhideWhenUsed="1"/>
+    <w:lsdException w:name="HTML Top of Form" w:semiHidden="1" w:unhideWhenUsed="1"/>
+    <w:lsdException w:name="HTML Bottom of Form" w:semiHidden="1" w:unhideWhenUsed="1"/>
+    <w:lsdException w:name="Normal (Web)" w:semiHidden="1" w:unhideWhenUsed="1"/>
+    <w:lsdException w:name="HTML Acronym" w:semiHidden="1" w:unhideWhenUsed="1"/>
+    <w:lsdException w:name="HTML Address" w:semiHidden="1" w:unhideWhenUsed="1"/>
+    <w:lsdException w:name="HTML Cite" w:semiHidden="1" w:unhideWhenUsed="1"/>
+    <w:lsdException w:name="HTML Code" w:semiHidden="1" w:unhideWhenUsed="1"/>
+    <w:lsdException w:name="HTML Definition" w:semiHidden="1" w:unhideWhenUsed="1"/>
+    <w:lsdException w:name="HTML Keyboard" w:semiHidden="1" w:unhideWhenUsed="1"/>
+    <w:lsdException w:name="HTML Preformatted" w:semiHidden="1" w:unhideWhenUsed="1"/>
+    <w:lsdException w:name="HTML Sample" w:semiHidden="1" w:unhideWhenUsed="1"/>
+    <w:lsdException w:name="HTML Typewriter" w:semiHidden="1" w:unhideWhenUsed="1"/>
+    <w:lsdException w:name="HTML Variable" w:semiHidden="1" w:unhideWhenUsed="1"/>
+    <w:lsdException w:name="Normal Table" w:semiHidden="1" w:unhideWhenUsed="1"/>
+    <w:lsdException w:name="annotation subject" w:semiHidden="1" w:unhideWhenUsed="1"/>
+    <w:lsdException w:name="No List" w:semiHidden="1" w:unhideWhenUsed="1"/>
+    <w:lsdException w:name="Outline List 1" w:semiHidden="1" w:unhideWhenUsed="1"/>
+    <w:lsdException w:name="Outline List 2" w:semiHidden="1" w:unhideWhenUsed="1"/>
+    <w:lsdException w:name="Outline List 3" w:semiHidden="1" w:unhideWhenUsed="1"/>
+    <w:lsdException w:name="Table Simple 1" w:semiHidden="1" w:unhideWhenUsed="1"/>
+    <w:lsdException w:name="Table Simple 2" w:semiHidden="1" w:unhideWhenUsed="1"/>
+    <w:lsdException w:name="Table Simple 3" w:semiHidden="1" w:unhideWhenUsed="1"/>
+    <w:lsdException w:name="Table Classic 1" w:semiHidden="1" w:unhideWhenUsed="1"/>
+    <w:lsdException w:name="Table Classic 2" w:semiHidden="1" w:unhideWhenUsed="1"/>
+    <w:lsdException w:name="Table Classic 3" w:semiHidden="1" w:unhideWhenUsed="1"/>
+    <w:lsdException w:name="Table Classic 4" w:semiHidden="1" w:unhideWhenUsed="1"/>
+    <w:lsdException w:name="Table Colorful 1" w:semiHidden="1" w:unhideWhenUsed="1"/>
+    <w:lsdException w:name="Table Colorful 2" w:semiHidden="1" w:unhideWhenUsed="1"/>
+    <w:lsdException w:name="Table Colorful 3" w:semiHidden="1" w:unhideWhenUsed="1"/>
+    <w:lsdException w:name="Table Columns 1" w:semiHidden="1" w:unhideWhenUsed="1"/>
+    <w:lsdException w:name="Table Columns 2" w:semiHidden="1" w:unhideWhenUsed="1"/>
+    <w:lsdException w:name="Table Columns 3" w:semiHidden="1" w:unhideWhenUsed="1"/>
+    <w:lsdException w:name="Table Columns 4" w:semiHidden="1" w:unhideWhenUsed="1"/>
+    <w:lsdException w:name="Table Columns 5" w:semiHidden="1" w:unhideWhenUsed="1"/>
+    <w:lsdException w:name="Table Grid 1" w:semiHidden="1" w:unhideWhenUsed="1"/>
+    <w:lsdException w:name="Table Grid 2" w:semiHidden="1" w:unhideWhenUsed="1"/>
+    <w:lsdException w:name="Table Grid 3" w:semiHidden="1" w:unhideWhenUsed="1"/>
+    <w:lsdException w:name="Table Grid 4" w:semiHidden="1" w:unhideWhenUsed="1"/>
+    <w:lsdException w:name="Table Grid 5" w:semiHidden="1" w:unhideWhenUsed="1"/>
+    <w:lsdException w:name="Table Grid 6" w:semiHidden="1" w:unhideWhenUsed="1"/>
+    <w:lsdException w:name="Table Grid 7" w:semiHidden="1" w:unhideWhenUsed="1"/>
+    <w:lsdException w:name="Table Grid 8" w:semiHidden="1" w:unhideWhenUsed="1"/>
+    <w:lsdException w:name="Table List 1" w:semiHidden="1" w:unhideWhenUsed="1"/>
+    <w:lsdException w:name="Table List 2" w:semiHidden="1" w:unhideWhenUsed="1"/>
+    <w:lsdException w:name="Table List 3" w:semiHidden="1" w:unhideWhenUsed="1"/>
+    <w:lsdException w:name="Table List 4" w:semiHidden="1" w:unhideWhenUsed="1"/>
+    <w:lsdException w:name="Table List 5" w:semiHidden="1" w:unhideWhenUsed="1"/>
+    <w:lsdException w:name="Table List 6" w:semiHidden="1" w:unhideWhenUsed="1"/>
+    <w:lsdException w:name="Table List 7" w:semiHidden="1" w:unhideWhenUsed="1"/>
+    <w:lsdException w:name="Table List 8" w:semiHidden="1" w:unhideWhenUsed="1"/>
+    <w:lsdException w:name="Table 3D effects 1" w:semiHidden="1" w:unhideWhenUsed="1"/>
+    <w:lsdException w:name="Table 3D effects 2" w:semiHidden="1" w:unhideWhenUsed="1"/>
+    <w:lsdException w:name="Table 3D effects 3" w:semiHidden="1" w:unhideWhenUsed="1"/>
+    <w:lsdException w:name="Table Contemporary" w:semiHidden="1" w:unhideWhenUsed="1"/>
+    <w:lsdException w:name="Table Elegant" w:semiHidden="1" w:unhideWhenUsed="1"/>
+    <w:lsdException w:name="Table Professional" w:semiHidden="1" w:unhideWhenUsed="1"/>
+    <w:lsdException w:name="Table Subtle 1" w:semiHidden="1" w:unhideWhenUsed="1"/>
+    <w:lsdException w:name="Table Subtle 2" w:semiHidden="1" w:unhideWhenUsed="1"/>
+    <w:lsdException w:name="Table Web 1" w:semiHidden="1" w:unhideWhenUsed="1"/>
+    <w:lsdException w:name="Table Web 2" w:semiHidden="1" w:unhideWhenUsed="1"/>
+    <w:lsdException w:name="Table Web 3" w:semiHidden="1" w:unhideWhenUsed="1"/>
+    <w:lsdException w:name="Balloon Text" w:semiHidden="1" w:unhideWhenUsed="1"/>
+    <w:lsdException w:name="Table Grid" w:uiPriority="39"/>
+    <w:lsdException w:name="Table Theme" w:semiHidden="1" w:unhideWhenUsed="1"/>
+    <w:lsdException w:name="Placeholder Text" w:semiHidden="1"/>
+    <w:lsdException w:name="No Spacing" w:uiPriority="1" w:qFormat="1"/>
+    <w:lsdException w:name="Light Shading" w:uiPriority="60"/>
+    <w:lsdException w:name="Light List" w:uiPriority="61"/>
+    <w:lsdException w:name="Light Grid" w:uiPriority="62"/>
+    <w:lsdException w:name="Medium Shading 1" w:uiPriority="63"/>
+    <w:lsdException w:name="Medium Shading 2" w:uiPriority="64"/>
+    <w:lsdException w:name="Medium List 1" w:uiPriority="65"/>
+    <w:lsdException w:name="Medium List 2" w:uiPriority="66"/>
+    <w:lsdException w:name="Medium Grid 1" w:uiPriority="67"/>
+    <w:lsdException w:name="Medium Grid 2" w:uiPriority="68"/>
+    <w:lsdException w:name="Medium Grid 3" w:uiPriority="69"/>
+    <w:lsdException w:name="Dark List" w:uiPriority="70"/>
+    <w:lsdException w:name="Colorful Shading" w:uiPriority="71"/>
+    <w:lsdException w:name="Colorful List" w:uiPriority="72"/>
+    <w:lsdException w:name="Colorful Grid" w:uiPriority="73"/>
+    <w:lsdException w:name="Light Shading Accent 1" w:uiPriority="60"/>
+    <w:lsdException w:name="Light List Accent 1" w:uiPriority="61"/>
+    <w:lsdException w:name="Light Grid Accent 1" w:uiPriority="62"/>
+    <w:lsdException w:name="Medium Shading 1 Accent 1" w:uiPriority="63"/>
+    <w:lsdException w:name="Medium Shading 2 Accent 1" w:uiPriority="64"/>
+    <w:lsdException w:name="Medium List 1 Accent 1" w:uiPriority="65"/>
+    <w:lsdException w:name="Revision" w:semiHidden="1"/>
+    <w:lsdException w:name="List Paragraph" w:uiPriority="34" w:qFormat="1"/>
+    <w:lsdException w:name="Quote" w:uiPriority="29" w:qFormat="1"/>
+    <w:lsdException w:name="Intense Quote" w:uiPriority="30" w:qFormat="1"/>
+    <w:lsdException w:name="Medium List 2 Accent 1" w:uiPriority="66"/>
+    <w:lsdException w:name="Medium Grid 1 Accent 1" w:uiPriority="67"/>
+    <w:lsdException w:name="Medium Grid 2 Accent 1" w:uiPriority="68"/>
+    <w:lsdException w:name="Medium Grid 3 Accent 1" w:uiPriority="69"/>
+    <w:lsdException w:name="Dark List Accent 1" w:uiPriority="70"/>
+    <w:lsdException w:name="Colorful Shading Accent 1" w:uiPriority="71"/>
+    <w:lsdException w:name="Colorful List Accent 1" w:uiPriority="72"/>
+    <w:lsdException w:name="Colorful Grid Accent 1" w:uiPriority="73"/>
+    <w:lsdException w:name="Light Shading Accent 2" w:uiPriority="60"/>
+    <w:lsdException w:name="Light List Accent 2" w:uiPriority="61"/>
+    <w:lsdException w:name="Light Grid Accent 2" w:uiPriority="62"/>
+    <w:lsdException w:name="Medium Shading 1 Accent 2" w:uiPriority="63"/>
+    <w:lsdException w:name="Medium Shading 2 Accent 2" w:uiPriority="64"/>
+    <w:lsdException w:name="Medium List 1 Accent 2" w:uiPriority="65"/>
+    <w:lsdException w:name="Medium List 2 Accent 2" w:uiPriority="66"/>
+    <w:lsdException w:name="Medium Grid 1 Accent 2" w:uiPriority="67"/>
+    <w:lsdException w:name="Medium Grid 2 Accent 2" w:uiPriority="68"/>
+    <w:lsdException w:name="Medium Grid 3 Accent 2" w:uiPriority="69"/>
+    <w:lsdException w:name="Dark List Accent 2" w:uiPriority="70"/>
+    <w:lsdException w:name="Colorful Shading Accent 2" w:uiPriority="71"/>
+    <w:lsdException w:name="Colorful List Accent 2" w:uiPriority="72"/>
+    <w:lsdException w:name="Colorful Grid Accent 2" w:uiPriority="73"/>
+    <w:lsdException w:name="Light Shading Accent 3" w:uiPriority="60"/>
+    <w:lsdException w:name="Light List Accent 3" w:uiPriority="61"/>
+    <w:lsdException w:name="Light Grid Accent 3" w:uiPriority="62"/>
+    <w:lsdException w:name="Medium Shading 1 Accent 3" w:uiPriority="63"/>
+    <w:lsdException w:name="Medium Shading 2 Accent 3" w:uiPriority="64"/>
+    <w:lsdException w:name="Medium List 1 Accent 3" w:uiPriority="65"/>
+    <w:lsdException w:name="Medium List 2 Accent 3" w:uiPriority="66"/>
+    <w:lsdException w:name="Medium Grid 1 Accent 3" w:uiPriority="67"/>
+    <w:lsdException w:name="Medium Grid 2 Accent 3" w:uiPriority="68"/>
+    <w:lsdException w:name="Medium Grid 3 Accent 3" w:uiPriority="69"/>
+    <w:lsdException w:name="Dark List Accent 3" w:uiPriority="70"/>
+    <w:lsdException w:name="Colorful Shading Accent 3" w:uiPriority="71"/>
+    <w:lsdException w:name="Colorful List Accent 3" w:uiPriority="72"/>
+    <w:lsdException w:name="Colorful Grid Accent 3" w:uiPriority="73"/>
+    <w:lsdException w:name="Light Shading Accent 4" w:uiPriority="60"/>
+    <w:lsdException w:name="Light List Accent 4" w:uiPriority="61"/>
+    <w:lsdException w:name="Light Grid Accent 4" w:uiPriority="62"/>
+    <w:lsdException w:name="Medium Shading 1 Accent 4" w:uiPriority="63"/>
+    <w:lsdException w:name="Medium Shading 2 Accent 4" w:uiPriority="64"/>
+    <w:lsdException w:name="Medium List 1 Accent 4" w:uiPriority="65"/>
+    <w:lsdException w:name="Medium List 2 Accent 4" w:uiPriority="66"/>
+    <w:lsdException w:name="Medium Grid 1 Accent 4" w:uiPriority="67"/>
+    <w:lsdException w:name="Medium Grid 2 Accent 4" w:uiPriority="68"/>
+    <w:lsdException w:name="Medium Grid 3 Accent 4" w:uiPriority="69"/>
+    <w:lsdException w:name="Dark List Accent 4" w:uiPriority="70"/>
+    <w:lsdException w:name="Colorful Shading Accent 4" w:uiPriority="71"/>
+    <w:lsdException w:name="Colorful List Accent 4" w:uiPriority="72"/>
+    <w:lsdException w:name="Colorful Grid Accent 4" w:uiPriority="73"/>
+    <w:lsdException w:name="Light Shading Accent 5" w:uiPriority="60"/>
+    <w:lsdException w:name="Light List Accent 5" w:uiPriority="61"/>
+    <w:lsdException w:name="Light Grid Accent 5" w:uiPriority="62"/>
+    <w:lsdException w:name="Medium Shading 1 Accent 5" w:uiPriority="63"/>
+    <w:lsdException w:name="Medium Shading 2 Accent 5" w:uiPriority="64"/>
+    <w:lsdException w:name="Medium List 1 Accent 5" w:uiPriority="65"/>
+    <w:lsdException w:name="Medium List 2 Accent 5" w:uiPriority="66"/>
+    <w:lsdException w:name="Medium Grid 1 Accent 5" w:uiPriority="67"/>
+    <w:lsdException w:name="Medium Grid 2 Accent 5" w:uiPriority="68"/>
+    <w:lsdException w:name="Medium Grid 3 Accent 5" w:uiPriority="69"/>
+    <w:lsdException w:name="Dark List Accent 5" w:uiPriority="70"/>
+    <w:lsdException w:name="Colorful Shading Accent 5" w:uiPriority="71"/>
+    <w:lsdException w:name="Colorful List Accent 5" w:uiPriority="72"/>
+    <w:lsdException w:name="Colorful Grid Accent 5" w:uiPriority="73"/>
+    <w:lsdException w:name="Light Shading Accent 6" w:uiPriority="60"/>
+    <w:lsdException w:name="Light List Accent 6" w:uiPriority="61"/>
+    <w:lsdException w:name="Light Grid Accent 6" w:uiPriority="62"/>
+    <w:lsdException w:name="Medium Shading 1 Accent 6" w:uiPriority="63"/>
+    <w:lsdException w:name="Medium Shading 2 Accent 6" w:uiPriority="64"/>
+    <w:lsdException w:name="Medium List 1 Accent 6" w:uiPriority="65"/>
+    <w:lsdException w:name="Medium List 2 Accent 6" w:uiPriority="66"/>
+    <w:lsdException w:name="Medium Grid 1 Accent 6" w:uiPriority="67"/>
+    <w:lsdException w:name="Medium Grid 2 Accent 6" w:uiPriority="68"/>
+    <w:lsdException w:name="Medium Grid 3 Accent 6" w:uiPriority="69"/>
+    <w:lsdException w:name="Dark List Accent 6" w:uiPriority="70"/>
+    <w:lsdException w:name="Colorful Shading Accent 6" w:uiPriority="71"/>
+    <w:lsdException w:name="Colorful List Accent 6" w:uiPriority="72"/>
+    <w:lsdException w:name="Colorful Grid Accent 6" w:uiPriority="73"/>
+    <w:lsdException w:name="Subtle Emphasis" w:uiPriority="19" w:qFormat="1"/>
+    <w:lsdException w:name="Intense Emphasis" w:uiPriority="21" w:qFormat="1"/>
+    <w:lsdException w:name="Subtle Reference" w:uiPriority="31" w:qFormat="1"/>
+    <w:lsdException w:name="Intense Reference" w:uiPriority="32" w:qFormat="1"/>
+    <w:lsdException w:name="Book Title" w:uiPriority="33" w:qFormat="1"/>
+    <w:lsdException w:name="Bibliography" w:semiHidden="1" w:uiPriority="37" w:unhideWhenUsed="1"/>
+    <w:lsdException w:name="TOC Heading" w:semiHidden="1" w:uiPriority="39" w:unhideWhenUsed="1" w:qFormat="1"/>
+    <w:lsdException w:name="Plain Table 1" w:uiPriority="41"/>
+    <w:lsdException w:name="Plain Table 2" w:uiPriority="42"/>
+    <w:lsdException w:name="Plain Table 3" w:uiPriority="43"/>
+    <w:lsdException w:name="Plain Table 4" w:uiPriority="44"/>
+    <w:lsdException w:name="Plain Table 5" w:uiPriority="45"/>
+    <w:lsdException w:name="Grid Table Light" w:uiPriority="40"/>
+    <w:lsdException w:name="Grid Table 1 Light" w:uiPriority="46"/>
+    <w:lsdException w:name="Grid Table 2" w:uiPriority="47"/>
+    <w:lsdException w:name="Grid Table 3" w:uiPriority="48"/>
+    <w:lsdException w:name="Grid Table 4" w:uiPriority="49"/>
+    <w:lsdException w:name="Grid Table 5 Dark" w:uiPriority="50"/>
+    <w:lsdException w:name="Grid Table 6 Colorful" w:uiPriority="51"/>
+    <w:lsdException w:name="Grid Table 7 Colorful" w:uiPriority="52"/>
+    <w:lsdException w:name="Grid Table 1 Light Accent 1" w:uiPriority="46"/>
+    <w:lsdException w:name="Grid Table 2 Accent 1" w:uiPriority="47"/>
+    <w:lsdException w:name="Grid Table 3 Accent 1" w:uiPriority="48"/>
+    <w:lsdException w:name="Grid Table 4 Accent 1" w:uiPriority="49"/>
+    <w:lsdException w:name="Grid Table 5 Dark Accent 1" w:uiPriority="50"/>
+    <w:lsdException w:name="Grid Table 6 Colorful Accent 1" w:uiPriority="51"/>
+    <w:lsdException w:name="Grid Table 7 Colorful Accent 1" w:uiPriority="52"/>
+    <w:lsdException w:name="Grid Table 1 Light Accent 2" w:uiPriority="46"/>
+    <w:lsdException w:name="Grid Table 2 Accent 2" w:uiPriority="47"/>
+    <w:lsdException w:name="Grid Table 3 Accent 2" w:uiPriority="48"/>
+    <w:lsdException w:name="Grid Table 4 Accent 2" w:uiPriority="49"/>
+    <w:lsdException w:name="Grid Table 5 Dark Accent 2" w:uiPriority="50"/>
+    <w:lsdException w:name="Grid Table 6 Colorful Accent 2" w:uiPriority="51"/>
+    <w:lsdException w:name="Grid Table 7 Colorful Accent 2" w:uiPriority="52"/>
+    <w:lsdException w:name="Grid Table 1 Light Accent 3" w:uiPriority="46"/>
+    <w:lsdException w:name="Grid Table 2 Accent 3" w:uiPriority="47"/>
+    <w:lsdException w:name="Grid Table 3 Accent 3" w:uiPriority="48"/>
+    <w:lsdException w:name="Grid Table 4 Accent 3" w:uiPriority="49"/>
+    <w:lsdException w:name="Grid Table 5 Dark Accent 3" w:uiPriority="50"/>
+    <w:lsdException w:name="Grid Table 6 Colorful Accent 3" w:uiPriority="51"/>
+    <w:lsdException w:name="Grid Table 7 Colorful Accent 3" w:uiPriority="52"/>
+    <w:lsdException w:name="Grid Table 1 Light Accent 4" w:uiPriority="46"/>
+    <w:lsdException w:name="Grid Table 2 Accent 4" w:uiPriority="47"/>
+    <w:lsdException w:name="Grid Table 3 Accent 4" w:uiPriority="48"/>
+    <w:lsdException w:name="Grid Table 4 Accent 4" w:uiPriority="49"/>
+    <w:lsdException w:name="Grid Table 5 Dark Accent 4" w:uiPriority="50"/>
+    <w:lsdException w:name="Grid Table 6 Colorful Accent 4" w:uiPriority="51"/>
+    <w:lsdException w:name="Grid Table 7 Colorful Accent 4" w:uiPriority="52"/>
+    <w:lsdException w:name="Grid Table 1 Light Accent 5" w:uiPriority="46"/>
+    <w:lsdException w:name="Grid Table 2 Accent 5" w:uiPriority="47"/>
+    <w:lsdException w:name="Grid Table 3 Accent 5" w:uiPriority="48"/>
+    <w:lsdException w:name="Grid Table 4 Accent 5" w:uiPriority="49"/>
+    <w:lsdException w:name="Grid Table 5 Dark Accent 5" w:uiPriority="50"/>
+    <w:lsdException w:name="Grid Table 6 Colorful Accent 5" w:uiPriority="51"/>
+    <w:lsdException w:name="Grid Table 7 Colorful Accent 5" w:uiPriority="52"/>
+    <w:lsdException w:name="Grid Table 1 Light Accent 6" w:uiPriority="46"/>
+    <w:lsdException w:name="Grid Table 2 Accent 6" w:uiPriority="47"/>
+    <w:lsdException w:name="Grid Table 3 Accent 6" w:uiPriority="48"/>
+    <w:lsdException w:name="Grid Table 4 Accent 6" w:uiPriority="49"/>
+    <w:lsdException w:name="Grid Table 5 Dark Accent 6" w:uiPriority="50"/>
+    <w:lsdException w:name="Grid Table 6 Colorful Accent 6" w:uiPriority="51"/>
+    <w:lsdException w:name="Grid Table 7 Colorful Accent 6" w:uiPriority="52"/>
+    <w:lsdException w:name="List Table 1 Light" w:uiPriority="46"/>
+    <w:lsdException w:name="List Table 2" w:uiPriority="47"/>
+    <w:lsdException w:name="List Table 3" w:uiPriority="48"/>
+    <w:lsdException w:name="List Table 4" w:uiPriority="49"/>
+    <w:lsdException w:name="List Table 5 Dark" w:uiPriority="50"/>
+    <w:lsdException w:name="List Table 6 Colorful" w:uiPriority="51"/>
+    <w:lsdException w:name="List Table 7 Colorful" w:uiPriority="52"/>
+    <w:lsdException w:name="List Table 1 Light Accent 1" w:uiPriority="46"/>
+    <w:lsdException w:name="List Table 2 Accent 1" w:uiPriority="47"/>
+    <w:lsdException w:name="List Table 3 Accent 1" w:uiPriority="48"/>
+    <w:lsdException w:name="List Table 4 Accent 1" w:uiPriority="49"/>
+    <w:lsdException w:name="List Table 5 Dark Accent 1" w:uiPriority="50"/>
+    <w:lsdException w:name="List Table 6 Colorful Accent 1" w:uiPriority="51"/>
+    <w:lsdException w:name="List Table 7 Colorful Accent 1" w:uiPriority="52"/>
+    <w:lsdException w:name="List Table 1 Light Accent 2" w:uiPriority="46"/>
+    <w:lsdException w:name="List Table 2 Accent 2" w:uiPriority="47"/>
+    <w:lsdException w:name="List Table 3 Accent 2" w:uiPriority="48"/>
+    <w:lsdException w:name="List Table 4 Accent 2" w:uiPriority="49"/>
+    <w:lsdException w:name="List Table 5 Dark Accent 2" w:uiPriority="50"/>
+    <w:lsdException w:name="List Table 6 Colorful Accent 2" w:uiPriority="51"/>
+    <w:lsdException w:name="List Table 7 Colorful Accent 2" w:uiPriority="52"/>
+    <w:lsdException w:name="List Table 1 Light Accent 3" w:uiPriority="46"/>
+    <w:lsdException w:name="List Table 2 Accent 3" w:uiPriority="47"/>
+    <w:lsdException w:name="List Table 3 Accent 3" w:uiPriority="48"/>
+    <w:lsdException w:name="List Table 4 Accent 3" w:uiPriority="49"/>
+    <w:lsdException w:name="List Table 5 Dark Accent 3" w:uiPriority="50"/>
+    <w:lsdException w:name="List Table 6 Colorful Accent 3" w:uiPriority="51"/>
+    <w:lsdException w:name="List Table 7 Colorful Accent 3" w:uiPriority="52"/>
+    <w:lsdException w:name="List Table 1 Light Accent 4" w:uiPriority="46"/>
+    <w:lsdException w:name="List Table 2 Accent 4" w:uiPriority="47"/>
+    <w:lsdException w:name="List Table 3 Accent 4" w:uiPriority="48"/>
+    <w:lsdException w:name="List Table 4 Accent 4" w:uiPriority="49"/>
+    <w:lsdException w:name="List Table 5 Dark Accent 4" w:uiPriority="50"/>
+    <w:lsdException w:name="List Table 6 Colorful Accent 4" w:uiPriority="51"/>
+    <w:lsdException w:name="List Table 7 Colorful Accent 4" w:uiPriority="52"/>
+    <w:lsdException w:name="List Table 1 Light Accent 5" w:uiPriority="46"/>
+    <w:lsdException w:name="List Table 2 Accent 5" w:uiPriority="47"/>
+    <w:lsdException w:name="List Table 3 Accent 5" w:uiPriority="48"/>
+    <w:lsdException w:name="List Table 4 Accent 5" w:uiPriority="49"/>
+    <w:lsdException w:name="List Table 5 Dark Accent 5" w:uiPriority="50"/>
+    <w:lsdException w:name="List Table 6 Colorful Accent 5" w:uiPriority="51"/>
+    <w:lsdException w:name="List Table 7 Colorful Accent 5" w:uiPriority="52"/>
+    <w:lsdException w:name="List Table 1 Light Accent 6" w:uiPriority="46"/>
+    <w:lsdException w:name="List Table 2 Accent 6" w:uiPriority="47"/>
+    <w:lsdException w:name="List Table 3 Accent 6" w:uiPriority="48"/>
+    <w:lsdException w:name="List Table 4 Accent 6" w:uiPriority="49"/>
+    <w:lsdException w:name="List Table 5 Dark Accent 6" w:uiPriority="50"/>
+    <w:lsdException w:name="List Table 6 Colorful Accent 6" w:uiPriority="51"/>
+    <w:lsdException w:name="List Table 7 Colorful Accent 6" w:uiPriority="52"/>
+    <w:lsdException w:name="Mention" w:semiHidden="1" w:unhideWhenUsed="1"/>
+    <w:lsdException w:name="Smart Hyperlink" w:semiHidden="1" w:unhideWhenUsed="1"/>
+    <w:lsdException w:name="Hashtag" w:semiHidden="1" w:unhideWhenUsed="1"/>
+    <w:lsdException w:name="Unresolved Mention" w:semiHidden="1" w:unhideWhenUsed="1"/>
+    <w:lsdException w:name="Smart Link" w:semiHidden="1" w:unhideWhenUsed="1"/>
+  </w:latentStyles>
+  <w:style w:type="paragraph" w:default="1" w:styleId="a">
     <w:name w:val="Normal"/>
-    <w:rPr>
-      <w:rFonts w:ascii="Microsoft YaHei" w:eastAsia="Microsoft YaHei" w:hAnsi="Microsoft YaHei"/>
-      <w:sz w:val="22"/>
-    </w:rPr>
+    <w:qFormat/>
   </w:style>
-  <w:style w:type="paragraph" w:styleId="Title">
-    <w:name w:val="Title"/>
-    <w:pPr>
-      <w:spacing w:after="240"/>
-      <w:jc w:val="center"/>
-    </w:pPr>
-    <w:rPr>
-      <w:rFonts w:ascii="Microsoft YaHei" w:eastAsia="Microsoft YaHei" w:hAnsi="Microsoft YaHei"/>
-      <w:b/>
-      <w:bCs/>
-      <w:sz w:val="38"/>
-    </w:rPr>
-  </w:style>
-  <w:style w:type="paragraph" w:styleId="Heading1">
+  <w:style w:type="paragraph" w:styleId="1">
     <w:name w:val="heading 1"/>
-    <w:basedOn w:val="Normal"/>
+    <w:basedOn w:val="a"/>
+    <w:uiPriority w:val="9"/>
+    <w:qFormat/>
     <w:pPr>
       <w:keepNext/>
       <w:spacing w:before="320" w:after="140"/>
       <w:outlineLvl w:val="0"/>
     </w:pPr>
     <w:rPr>
-      <w:rFonts w:ascii="Microsoft YaHei" w:eastAsia="Microsoft YaHei" w:hAnsi="Microsoft YaHei"/>
       <w:b/>
       <w:bCs/>
       <w:color w:val="2E74B5"/>
       <w:sz w:val="30"/>
     </w:rPr>
   </w:style>
-  <w:style w:type="paragraph" w:styleId="Heading2">
+  <w:style w:type="paragraph" w:styleId="2">
     <w:name w:val="heading 2"/>
-    <w:basedOn w:val="Normal"/>
+    <w:basedOn w:val="a"/>
+    <w:uiPriority w:val="9"/>
+    <w:semiHidden/>
+    <w:unhideWhenUsed/>
+    <w:qFormat/>
     <w:pPr>
       <w:keepNext/>
       <w:spacing w:before="220" w:after="100"/>
       <w:outlineLvl w:val="1"/>
     </w:pPr>
     <w:rPr>
-      <w:rFonts w:ascii="Microsoft YaHei" w:eastAsia="Microsoft YaHei" w:hAnsi="Microsoft YaHei"/>
       <w:b/>
       <w:bCs/>
       <w:color w:val="1F4D78"/>
       <w:sz w:val="25"/>
     </w:rPr>
   </w:style>
+  <w:style w:type="character" w:default="1" w:styleId="a0">
+    <w:name w:val="Default Paragraph Font"/>
+    <w:uiPriority w:val="1"/>
+    <w:semiHidden/>
+    <w:unhideWhenUsed/>
+  </w:style>
+  <w:style w:type="table" w:default="1" w:styleId="a1">
+    <w:name w:val="Normal Table"/>
+    <w:uiPriority w:val="99"/>
+    <w:semiHidden/>
+    <w:unhideWhenUsed/>
+    <w:tblPr>
+      <w:tblInd w:w="0" w:type="dxa"/>
+      <w:tblCellMar>
+        <w:top w:w="0" w:type="dxa"/>
+        <w:left w:w="108" w:type="dxa"/>
+        <w:bottom w:w="0" w:type="dxa"/>
+        <w:right w:w="108" w:type="dxa"/>
+      </w:tblCellMar>
+    </w:tblPr>
+  </w:style>
+  <w:style w:type="numbering" w:default="1" w:styleId="a2">
+    <w:name w:val="No List"/>
+    <w:uiPriority w:val="99"/>
+    <w:semiHidden/>
+    <w:unhideWhenUsed/>
+  </w:style>
+  <w:style w:type="paragraph" w:styleId="a3">
+    <w:name w:val="Title"/>
+    <w:uiPriority w:val="10"/>
+    <w:qFormat/>
+    <w:pPr>
+      <w:spacing w:after="240"/>
+      <w:jc w:val="center"/>
+    </w:pPr>
+    <w:rPr>
+      <w:b/>
+      <w:bCs/>
+      <w:sz w:val="38"/>
+    </w:rPr>
+  </w:style>
+  <w:style w:type="paragraph" w:styleId="a4">
+    <w:name w:val="header"/>
+    <w:basedOn w:val="a"/>
+    <w:link w:val="a5"/>
+    <w:uiPriority w:val="99"/>
+    <w:unhideWhenUsed/>
+    <w:rsid w:val="007E4D1B"/>
+    <w:pPr>
+      <w:tabs>
+        <w:tab w:val="center" w:pos="4153"/>
+        <w:tab w:val="right" w:pos="8306"/>
+      </w:tabs>
+      <w:snapToGrid w:val="0"/>
+      <w:spacing w:line="240" w:lineRule="auto"/>
+      <w:jc w:val="center"/>
+    </w:pPr>
+    <w:rPr>
+      <w:sz w:val="18"/>
+      <w:szCs w:val="18"/>
+    </w:rPr>
+  </w:style>
+  <w:style w:type="character" w:customStyle="1" w:styleId="a5">
+    <w:name w:val="页眉 字符"/>
+    <w:basedOn w:val="a0"/>
+    <w:link w:val="a4"/>
+    <w:uiPriority w:val="99"/>
+    <w:rsid w:val="007E4D1B"/>
+    <w:rPr>
+      <w:sz w:val="18"/>
+      <w:szCs w:val="18"/>
+    </w:rPr>
+  </w:style>
+  <w:style w:type="paragraph" w:styleId="a6">
+    <w:name w:val="footer"/>
+    <w:basedOn w:val="a"/>
+    <w:link w:val="a7"/>
+    <w:uiPriority w:val="99"/>
+    <w:unhideWhenUsed/>
+    <w:rsid w:val="007E4D1B"/>
+    <w:pPr>
+      <w:tabs>
+        <w:tab w:val="center" w:pos="4153"/>
+        <w:tab w:val="right" w:pos="8306"/>
+      </w:tabs>
+      <w:snapToGrid w:val="0"/>
+      <w:spacing w:line="240" w:lineRule="auto"/>
+    </w:pPr>
+    <w:rPr>
+      <w:sz w:val="18"/>
+      <w:szCs w:val="18"/>
+    </w:rPr>
+  </w:style>
+  <w:style w:type="character" w:customStyle="1" w:styleId="a7">
+    <w:name w:val="页脚 字符"/>
+    <w:basedOn w:val="a0"/>
+    <w:link w:val="a6"/>
+    <w:uiPriority w:val="99"/>
+    <w:rsid w:val="007E4D1B"/>
+    <w:rPr>
+      <w:sz w:val="18"/>
+      <w:szCs w:val="18"/>
+    </w:rPr>
+  </w:style>
 </w:styles>
+</file>
+
+<file path=word/theme/theme1.xml><?xml version="1.0" encoding="utf-8"?>
+<a:theme xmlns:a="http://schemas.openxmlformats.org/drawingml/2006/main" name="Office 主题​​">
+  <a:themeElements>
+    <a:clrScheme name="Office">
+      <a:dk1>
+        <a:sysClr val="windowText" lastClr="000000"/>
+      </a:dk1>
+      <a:lt1>
+        <a:sysClr val="window" lastClr="FFFFFF"/>
+      </a:lt1>
+      <a:dk2>
+        <a:srgbClr val="44546A"/>
+      </a:dk2>
+      <a:lt2>
+        <a:srgbClr val="E7E6E6"/>
+      </a:lt2>
+      <a:accent1>
+        <a:srgbClr val="4472C4"/>
+      </a:accent1>
+      <a:accent2>
+        <a:srgbClr val="ED7D31"/>
+      </a:accent2>
+      <a:accent3>
+        <a:srgbClr val="A5A5A5"/>
+      </a:accent3>
+      <a:accent4>
+        <a:srgbClr val="FFC000"/>
+      </a:accent4>
+      <a:accent5>
+        <a:srgbClr val="5B9BD5"/>
+      </a:accent5>
+      <a:accent6>
+        <a:srgbClr val="70AD47"/>
+      </a:accent6>
+      <a:hlink>
+        <a:srgbClr val="0563C1"/>
+      </a:hlink>
+      <a:folHlink>
+        <a:srgbClr val="954F72"/>
+      </a:folHlink>
+    </a:clrScheme>
+    <a:fontScheme name="Office">
+      <a:majorFont>
+        <a:latin typeface="等线 Light" panose="020F0302020204030204"/>
+        <a:ea typeface=""/>
+        <a:cs typeface=""/>
+        <a:font script="Jpan" typeface="游ゴシック Light"/>
+        <a:font script="Hang" typeface="맑은 고딕"/>
+        <a:font script="Hans" typeface="等线 Light"/>
+        <a:font script="Hant" typeface="新細明體"/>
+        <a:font script="Arab" typeface="Times New Roman"/>
+        <a:font script="Hebr" typeface="Times New Roman"/>
+        <a:font script="Thai" typeface="Angsana New"/>
+        <a:font script="Ethi" typeface="Nyala"/>
+        <a:font script="Beng" typeface="Vrinda"/>
+        <a:font script="Gujr" typeface="Shruti"/>
+        <a:font script="Khmr" typeface="MoolBoran"/>
+        <a:font script="Knda" typeface="Tunga"/>
+        <a:font script="Guru" typeface="Raavi"/>
+        <a:font script="Cans" typeface="Euphemia"/>
+        <a:font script="Cher" typeface="Plantagenet Cherokee"/>
+        <a:font script="Yiii" typeface="Microsoft Yi Baiti"/>
+        <a:font script="Tibt" typeface="Microsoft Himalaya"/>
+        <a:font script="Thaa" typeface="MV Boli"/>
+        <a:font script="Deva" typeface="Mangal"/>
+        <a:font script="Telu" typeface="Gautami"/>
+        <a:font script="Taml" typeface="Latha"/>
+        <a:font script="Syrc" typeface="Estrangelo Edessa"/>
+        <a:font script="Orya" typeface="Kalinga"/>
+        <a:font script="Mlym" typeface="Kartika"/>
+        <a:font script="Laoo" typeface="DokChampa"/>
+        <a:font script="Sinh" typeface="Iskoola Pota"/>
+        <a:font script="Mong" typeface="Mongolian Baiti"/>
+        <a:font script="Viet" typeface="Times New Roman"/>
+        <a:font script="Uigh" typeface="Microsoft Uighur"/>
+        <a:font script="Geor" typeface="Sylfaen"/>
+        <a:font script="Armn" typeface="Arial"/>
+        <a:font script="Bugi" typeface="Leelawadee UI"/>
+        <a:font script="Bopo" typeface="Microsoft JhengHei"/>
+        <a:font script="Java" typeface="Javanese Text"/>
+        <a:font script="Lisu" typeface="Segoe UI"/>
+        <a:font script="Mymr" typeface="Myanmar Text"/>
+        <a:font script="Nkoo" typeface="Ebrima"/>
+        <a:font script="Olck" typeface="Nirmala UI"/>
+        <a:font script="Osma" typeface="Ebrima"/>
+        <a:font script="Phag" typeface="Phagspa"/>
+        <a:font script="Syrn" typeface="Estrangelo Edessa"/>
+        <a:font script="Syrj" typeface="Estrangelo Edessa"/>
+        <a:font script="Syre" typeface="Estrangelo Edessa"/>
+        <a:font script="Sora" typeface="Nirmala UI"/>
+        <a:font script="Tale" typeface="Microsoft Tai Le"/>
+        <a:font script="Talu" typeface="Microsoft New Tai Lue"/>
+        <a:font script="Tfng" typeface="Ebrima"/>
+      </a:majorFont>
+      <a:minorFont>
+        <a:latin typeface="等线" panose="020F0502020204030204"/>
+        <a:ea typeface=""/>
+        <a:cs typeface=""/>
+        <a:font script="Jpan" typeface="游明朝"/>
+        <a:font script="Hang" typeface="맑은 고딕"/>
+        <a:font script="Hans" typeface="等线"/>
+        <a:font script="Hant" typeface="新細明體"/>
+        <a:font script="Arab" typeface="Arial"/>
+        <a:font script="Hebr" typeface="Arial"/>
+        <a:font script="Thai" typeface="Cordia New"/>
+        <a:font script="Ethi" typeface="Nyala"/>
+        <a:font script="Beng" typeface="Vrinda"/>
+        <a:font script="Gujr" typeface="Shruti"/>
+        <a:font script="Khmr" typeface="DaunPenh"/>
+        <a:font script="Knda" typeface="Tunga"/>
+        <a:font script="Guru" typeface="Raavi"/>
+        <a:font script="Cans" typeface="Euphemia"/>
+        <a:font script="Cher" typeface="Plantagenet Cherokee"/>
+        <a:font script="Yiii" typeface="Microsoft Yi Baiti"/>
+        <a:font script="Tibt" typeface="Microsoft Himalaya"/>
+        <a:font script="Thaa" typeface="MV Boli"/>
+        <a:font script="Deva" typeface="Mangal"/>
+        <a:font script="Telu" typeface="Gautami"/>
+        <a:font script="Taml" typeface="Latha"/>
+        <a:font script="Syrc" typeface="Estrangelo Edessa"/>
+        <a:font script="Orya" typeface="Kalinga"/>
+        <a:font script="Mlym" typeface="Kartika"/>
+        <a:font script="Laoo" typeface="DokChampa"/>
+        <a:font script="Sinh" typeface="Iskoola Pota"/>
+        <a:font script="Mong" typeface="Mongolian Baiti"/>
+        <a:font script="Viet" typeface="Arial"/>
+        <a:font script="Uigh" typeface="Microsoft Uighur"/>
+        <a:font script="Geor" typeface="Sylfaen"/>
+        <a:font script="Armn" typeface="Arial"/>
+        <a:font script="Bugi" typeface="Leelawadee UI"/>
+        <a:font script="Bopo" typeface="Microsoft JhengHei"/>
+        <a:font script="Java" typeface="Javanese Text"/>
+        <a:font script="Lisu" typeface="Segoe UI"/>
+        <a:font script="Mymr" typeface="Myanmar Text"/>
+        <a:font script="Nkoo" typeface="Ebrima"/>
+        <a:font script="Olck" typeface="Nirmala UI"/>
+        <a:font script="Osma" typeface="Ebrima"/>
+        <a:font script="Phag" typeface="Phagspa"/>
+        <a:font script="Syrn" typeface="Estrangelo Edessa"/>
+        <a:font script="Syrj" typeface="Estrangelo Edessa"/>
+        <a:font script="Syre" typeface="Estrangelo Edessa"/>
+        <a:font script="Sora" typeface="Nirmala UI"/>
+        <a:font script="Tale" typeface="Microsoft Tai Le"/>
+        <a:font script="Talu" typeface="Microsoft New Tai Lue"/>
+        <a:font script="Tfng" typeface="Ebrima"/>
+      </a:minorFont>
+    </a:fontScheme>
+    <a:fmtScheme name="Office">
+      <a:fillStyleLst>
+        <a:solidFill>
+          <a:schemeClr val="phClr"/>
+        </a:solidFill>
+        <a:gradFill rotWithShape="1">
+          <a:gsLst>
+            <a:gs pos="0">
+              <a:schemeClr val="phClr">
+                <a:lumMod val="110000"/>
+                <a:satMod val="105000"/>
+                <a:tint val="67000"/>
+              </a:schemeClr>
+            </a:gs>
+            <a:gs pos="50000">
+              <a:schemeClr val="phClr">
+                <a:lumMod val="105000"/>
+                <a:satMod val="103000"/>
+                <a:tint val="73000"/>
+              </a:schemeClr>
+            </a:gs>
+            <a:gs pos="100000">
+              <a:schemeClr val="phClr">
+                <a:lumMod val="105000"/>
+                <a:satMod val="109000"/>
+                <a:tint val="81000"/>
+              </a:schemeClr>
+            </a:gs>
+          </a:gsLst>
+          <a:lin ang="5400000" scaled="0"/>
+        </a:gradFill>
+        <a:gradFill rotWithShape="1">
+          <a:gsLst>
+            <a:gs pos="0">
+              <a:schemeClr val="phClr">
+                <a:satMod val="103000"/>
+                <a:lumMod val="102000"/>
+                <a:tint val="94000"/>
+              </a:schemeClr>
+            </a:gs>
+            <a:gs pos="50000">
+              <a:schemeClr val="phClr">
+                <a:satMod val="110000"/>
+                <a:lumMod val="100000"/>
+                <a:shade val="100000"/>
+              </a:schemeClr>
+            </a:gs>
+            <a:gs pos="100000">
+              <a:schemeClr val="phClr">
+                <a:lumMod val="99000"/>
+                <a:satMod val="120000"/>
+                <a:shade val="78000"/>
+              </a:schemeClr>
+            </a:gs>
+          </a:gsLst>
+          <a:lin ang="5400000" scaled="0"/>
+        </a:gradFill>
+      </a:fillStyleLst>
+      <a:lnStyleLst>
+        <a:ln w="6350" cap="flat" cmpd="sng" algn="ctr">
+          <a:solidFill>
+            <a:schemeClr val="phClr"/>
+          </a:solidFill>
+          <a:prstDash val="solid"/>
+          <a:miter lim="800000"/>
+        </a:ln>
+        <a:ln w="12700" cap="flat" cmpd="sng" algn="ctr">
+          <a:solidFill>
+            <a:schemeClr val="phClr"/>
+          </a:solidFill>
+          <a:prstDash val="solid"/>
+          <a:miter lim="800000"/>
+        </a:ln>
+        <a:ln w="19050" cap="flat" cmpd="sng" algn="ctr">
+          <a:solidFill>
+            <a:schemeClr val="phClr"/>
+          </a:solidFill>
+          <a:prstDash val="solid"/>
+          <a:miter lim="800000"/>
+        </a:ln>
+      </a:lnStyleLst>
+      <a:effectStyleLst>
+        <a:effectStyle>
+          <a:effectLst/>
+        </a:effectStyle>
+        <a:effectStyle>
+          <a:effectLst/>
+        </a:effectStyle>
+        <a:effectStyle>
+          <a:effectLst>
+            <a:outerShdw blurRad="57150" dist="19050" dir="5400000" algn="ctr" rotWithShape="0">
+              <a:srgbClr val="000000">
+                <a:alpha val="63000"/>
+              </a:srgbClr>
+            </a:outerShdw>
+          </a:effectLst>
+        </a:effectStyle>
+      </a:effectStyleLst>
+      <a:bgFillStyleLst>
+        <a:solidFill>
+          <a:schemeClr val="phClr"/>
+        </a:solidFill>
+        <a:solidFill>
+          <a:schemeClr val="phClr">
+            <a:tint val="95000"/>
+            <a:satMod val="170000"/>
+          </a:schemeClr>
+        </a:solidFill>
+        <a:gradFill rotWithShape="1">
+          <a:gsLst>
+            <a:gs pos="0">
+              <a:schemeClr val="phClr">
+                <a:tint val="93000"/>
+                <a:satMod val="150000"/>
+                <a:shade val="98000"/>
+                <a:lumMod val="102000"/>
+              </a:schemeClr>
+            </a:gs>
+            <a:gs pos="50000">
+              <a:schemeClr val="phClr">
+                <a:tint val="98000"/>
+                <a:satMod val="130000"/>
+                <a:shade val="90000"/>
+                <a:lumMod val="103000"/>
+              </a:schemeClr>
+            </a:gs>
+            <a:gs pos="100000">
+              <a:schemeClr val="phClr">
+                <a:shade val="63000"/>
+                <a:satMod val="120000"/>
+              </a:schemeClr>
+            </a:gs>
+          </a:gsLst>
+          <a:lin ang="5400000" scaled="0"/>
+        </a:gradFill>
+      </a:bgFillStyleLst>
+    </a:fmtScheme>
+  </a:themeElements>
+  <a:objectDefaults/>
+  <a:extraClrSchemeLst/>
+  <a:extLst>
+    <a:ext uri="{05A4C25C-085E-4340-85A3-A5531E510DB2}">
+      <thm15:themeFamily xmlns:thm15="http://schemas.microsoft.com/office/thememl/2012/main" name="Office Theme" id="{62F939B6-93AF-4DB8-9C6B-D6C7DFDC589F}" vid="{4A3C46E8-61CC-4603-A589-7422A47A8E4A}"/>
+    </a:ext>
+  </a:extLst>
+</a:theme>
 </file>